--- a/docs/PRESENTATION.docx
+++ b/docs/PRESENTATION.docx
@@ -61,7 +61,7 @@
         <w:t xml:space="preserve">Release APK</w:t>
       </w:r>
       <w:r>
-        <w:t xml:space="preserve"> 196,624,703 bytes Â· </w:t>
+        <w:t xml:space="preserve"> 196,626,175 bytes Â· </w:t>
       </w:r>
       <w:r>
         <w:rPr>
@@ -1499,7 +1499,7 @@
                 <w:sz w:val="18"/>
                 <w:szCs w:val="18"/>
               </w:rPr>
-              <w:t xml:space="preserve">196,624,703 bytes â€” but 99.3% of that is the Whisper model plus the native libraries that run it. The app's own code and resources are ~1.36 MB.</w:t>
+              <w:t xml:space="preserve">196,626,175 bytes â€” but 99.3% of that is the Whisper model plus the native libraries that run it. The app's own code and resources are ~1.36 MB.</w:t>
             </w:r>
           </w:p>
         </w:tc>
@@ -7710,7 +7710,7 @@
                 <w:sz w:val="18"/>
                 <w:szCs w:val="18"/>
               </w:rPr>
-              <w:t xml:space="preserve"> The application code and resources are ~1.36 MB and load fast, but the artifact is now 196,624,703 bytes because a 153 MB Whisper model is bundled so dictation works offline. Measured on the test device, *installing* it needs ~1.1 GB free at commit time. On a nearly-full low-end handset that is the thing that fails, not the runtime. See Â§12.</w:t>
+              <w:t xml:space="preserve"> The application code and resources are ~1.36 MB and load fast, but the artifact is now 196,626,175 bytes because a 153 MB Whisper model is bundled so dictation works offline. Measured on the test device, *installing* it needs ~1.1 GB free at commit time. On a nearly-full low-end handset that is the thing that fails, not the runtime. See Â§12.</w:t>
             </w:r>
           </w:p>
         </w:tc>
@@ -13093,7 +13093,7 @@
                 <w:sz w:val="18"/>
                 <w:szCs w:val="18"/>
               </w:rPr>
-              <w:t xml:space="preserve"> the artifact is 196,624,703 bytes because offline dictation ships a 153 MB model inside it, and installing that needs ~1.1 GB free â€” measured. A user on a full handset may simply not be able to install it. That is a real cost of the feature, not a rounding error.</w:t>
+              <w:t xml:space="preserve"> the artifact is 196,626,175 bytes because offline dictation ships a 153 MB model inside it, and installing that needs ~1.1 GB free â€” measured. A user on a full handset may simply not be able to install it. That is a real cost of the feature, not a rounding error.</w:t>
             </w:r>
           </w:p>
         </w:tc>
@@ -16530,7 +16530,7 @@
         <w:spacing w:before="0" w:after="120"/>
       </w:pPr>
       <w:r>
-        <w:t xml:space="preserve">Three rows elsewhere in this document are measured, and each is labelled at the point of use: the 196,624,703-byte release APK and the 396 passing unit-test executions are properties of a build artifact, and the Whisper decode â€” 11.00 s of speech in 5,151 ms, measured on a realme RMX2020 â€” is the one runtime measurement in the project.</w:t>
+        <w:t xml:space="preserve">Three rows elsewhere in this document are measured, and each is labelled at the point of use: the 196,626,175-byte release APK and the 396 passing unit-test executions are properties of a build artifact, and the Whisper decode â€” 11.00 s of speech in 5,151 ms, measured on a realme RMX2020 â€” is the one runtime measurement in the project.</w:t>
       </w:r>
     </w:p>
     <w:p>

--- a/docs/PRESENTATION.docx
+++ b/docs/PRESENTATION.docx
@@ -70,7 +70,7 @@
         <w:t xml:space="preserve">Unit tests</w:t>
       </w:r>
       <w:r>
-        <w:t xml:space="preserve"> 198 per variant, 396 executions, 0 failures </w:t>
+        <w:t xml:space="preserve"> 211 per variant, 422 executions, 0 failures </w:t>
       </w:r>
       <w:r>
         <w:rPr>
@@ -12066,7 +12066,7 @@
                 <w:sz w:val="18"/>
                 <w:szCs w:val="18"/>
               </w:rPr>
-              <w:t xml:space="preserve">Mixed, and honestly so. 198 unit tests across two build variants and two executable gates give 396 executions at 0 failures, and 4 instrumented tests now cover the speech engine for real. Against that: the bundled model is 160 MB of binary that no unit test can assert anything about, and 34.7 MB of the shipped artifact is third-party native code. Test coverage went up while the fraction of the app a reviewer can read went down.</w:t>
+              <w:t xml:space="preserve">Mixed, and honestly so. 211 unit tests across two build variants and two executable gates give 422 executions at 0 failures, and 4 instrumented tests now cover the speech engine for real. Against that: the bundled model is 160 MB of binary that no unit test can assert anything about, and 34.7 MB of the shipped artifact is third-party native code. Test coverage went up while the fraction of the app a reviewer can read went down.</w:t>
             </w:r>
           </w:p>
         </w:tc>
@@ -14126,41 +14126,41 @@
                 <w:sz w:val="16"/>
                 <w:szCs w:val="16"/>
               </w:rPr>
-              <w:t xml:space="preserve">DeviceIdentityTest</w:t>
-            </w:r>
-          </w:p>
-        </w:tc>
-        <w:tc>
-          <w:tcPr>
-            <w:tcW w:w="3120" w:type="dxa"/>
-          </w:tcPr>
-          <w:p>
-            <w:pPr>
-              <w:spacing w:before="0" w:after="40"/>
-            </w:pPr>
-            <w:r>
-              <w:rPr>
-                <w:sz w:val="18"/>
-                <w:szCs w:val="18"/>
-              </w:rPr>
-              <w:t xml:space="preserve">5</w:t>
-            </w:r>
-          </w:p>
-        </w:tc>
-        <w:tc>
-          <w:tcPr>
-            <w:tcW w:w="3120" w:type="dxa"/>
-          </w:tcPr>
-          <w:p>
-            <w:pPr>
-              <w:spacing w:before="0" w:after="40"/>
-            </w:pPr>
-            <w:r>
-              <w:rPr>
-                <w:sz w:val="18"/>
-                <w:szCs w:val="18"/>
-              </w:rPr>
-              <w:t xml:space="preserve">Id format, stability, no hardware identifier involved</w:t>
+              <w:t xml:space="preserve">ConnectFailureMessageTest</w:t>
+            </w:r>
+          </w:p>
+        </w:tc>
+        <w:tc>
+          <w:tcPr>
+            <w:tcW w:w="3120" w:type="dxa"/>
+          </w:tcPr>
+          <w:p>
+            <w:pPr>
+              <w:spacing w:before="0" w:after="40"/>
+            </w:pPr>
+            <w:r>
+              <w:rPr>
+                <w:sz w:val="18"/>
+                <w:szCs w:val="18"/>
+              </w:rPr>
+              <w:t xml:space="preserve">13</w:t>
+            </w:r>
+          </w:p>
+        </w:tc>
+        <w:tc>
+          <w:tcPr>
+            <w:tcW w:w="3120" w:type="dxa"/>
+          </w:tcPr>
+          <w:p>
+            <w:pPr>
+              <w:spacing w:before="0" w:after="40"/>
+            </w:pPr>
+            <w:r>
+              <w:rPr>
+                <w:sz w:val="18"/>
+                <w:szCs w:val="18"/>
+              </w:rPr>
+              <w:t xml:space="preserve">That a failed connect names the most likely real cause, and does not blame the other phone for a fault on this one</w:t>
             </w:r>
           </w:p>
         </w:tc>
@@ -14181,6 +14181,61 @@
                 <w:sz w:val="16"/>
                 <w:szCs w:val="16"/>
               </w:rPr>
+              <w:t xml:space="preserve">DeviceIdentityTest</w:t>
+            </w:r>
+          </w:p>
+        </w:tc>
+        <w:tc>
+          <w:tcPr>
+            <w:tcW w:w="3120" w:type="dxa"/>
+          </w:tcPr>
+          <w:p>
+            <w:pPr>
+              <w:spacing w:before="0" w:after="40"/>
+            </w:pPr>
+            <w:r>
+              <w:rPr>
+                <w:sz w:val="18"/>
+                <w:szCs w:val="18"/>
+              </w:rPr>
+              <w:t xml:space="preserve">5</w:t>
+            </w:r>
+          </w:p>
+        </w:tc>
+        <w:tc>
+          <w:tcPr>
+            <w:tcW w:w="3120" w:type="dxa"/>
+          </w:tcPr>
+          <w:p>
+            <w:pPr>
+              <w:spacing w:before="0" w:after="40"/>
+            </w:pPr>
+            <w:r>
+              <w:rPr>
+                <w:sz w:val="18"/>
+                <w:szCs w:val="18"/>
+              </w:rPr>
+              <w:t xml:space="preserve">Id format, stability, no hardware identifier involved</w:t>
+            </w:r>
+          </w:p>
+        </w:tc>
+      </w:tr>
+      <w:tr>
+        <w:trPr/>
+        <w:tc>
+          <w:tcPr>
+            <w:tcW w:w="3120" w:type="dxa"/>
+          </w:tcPr>
+          <w:p>
+            <w:pPr>
+              <w:spacing w:before="0" w:after="40"/>
+            </w:pPr>
+            <w:r>
+              <w:rPr>
+                <w:rFonts w:ascii="Consolas" w:hAnsi="Consolas" w:cs="Consolas"/>
+                <w:sz w:val="16"/>
+                <w:szCs w:val="16"/>
+              </w:rPr>
               <w:t xml:space="preserve">QueueAdvanceTest</w:t>
             </w:r>
           </w:p>
@@ -14254,7 +14309,7 @@
                 <w:sz w:val="18"/>
                 <w:szCs w:val="18"/>
               </w:rPr>
-              <w:t xml:space="preserve">198</w:t>
+              <w:t xml:space="preserve">211</w:t>
             </w:r>
           </w:p>
         </w:tc>
@@ -14279,7 +14334,7 @@
                 <w:sz w:val="18"/>
                 <w:szCs w:val="18"/>
               </w:rPr>
-              <w:t xml:space="preserve">396 executions, 0 failures</w:t>
+              <w:t xml:space="preserve">422 executions, 0 failures</w:t>
             </w:r>
           </w:p>
         </w:tc>
@@ -16530,7 +16585,7 @@
         <w:spacing w:before="0" w:after="120"/>
       </w:pPr>
       <w:r>
-        <w:t xml:space="preserve">Three rows elsewhere in this document are measured, and each is labelled at the point of use: the 196,626,175-byte release APK and the 396 passing unit-test executions are properties of a build artifact, and the Whisper decode â€” 11.00 s of speech in 5,151 ms, measured on a realme RMX2020 â€” is the one runtime measurement in the project.</w:t>
+        <w:t xml:space="preserve">Three rows elsewhere in this document are measured, and each is labelled at the point of use: the 196,626,175-byte release APK and the 422 passing unit-test executions are properties of a build artifact, and the Whisper decode â€” 11.00 s of speech in 5,151 ms, measured on a realme RMX2020 â€” is the one runtime measurement in the project.</w:t>
       </w:r>
     </w:p>
     <w:p>
@@ -17721,7 +17776,7 @@
                 <w:sz w:val="18"/>
                 <w:szCs w:val="18"/>
               </w:rPr>
-              <w:t xml:space="preserve">Testing â€” 396 unit-test executions, 4 instrumented tests, two executable gates</w:t>
+              <w:t xml:space="preserve">Testing â€” 422 unit-test executions, 4 instrumented tests, two executable gates</w:t>
             </w:r>
           </w:p>
         </w:tc>

--- a/docs/PRESENTATION.docx
+++ b/docs/PRESENTATION.docx
@@ -9,7 +9,7 @@
         <w:spacing w:before="0" w:after="120"/>
       </w:pPr>
       <w:r>
-        <w:t xml:space="preserve">iTantra Message â€” Project Presentation Pack</w:t>
+        <w:t xml:space="preserve">iTantra Message — Project Presentation Pack</w:t>
       </w:r>
     </w:p>
     <w:p>
@@ -34,7 +34,7 @@
         <w:t xml:space="preserve">in.isro.sih26173.itantramessage</w:t>
       </w:r>
       <w:r>
-        <w:t xml:space="preserve"> Â· </w:t>
+        <w:t xml:space="preserve"> · </w:t>
       </w:r>
       <w:r>
         <w:rPr>
@@ -43,7 +43,7 @@
         <w:t xml:space="preserve">Version</w:t>
       </w:r>
       <w:r>
-        <w:t xml:space="preserve"> 0.1.0 Â· </w:t>
+        <w:t xml:space="preserve"> 0.1.0 · </w:t>
       </w:r>
       <w:r>
         <w:rPr>
@@ -61,7 +61,7 @@
         <w:t xml:space="preserve">Release APK</w:t>
       </w:r>
       <w:r>
-        <w:t xml:space="preserve"> 196,626,175 bytes Â· </w:t>
+        <w:t xml:space="preserve"> 196,626,175 bytes · </w:t>
       </w:r>
       <w:r>
         <w:rPr>
@@ -113,7 +113,7 @@
         <w:t xml:space="preserve">offline speech-to-text</w:t>
       </w:r>
       <w:r>
-        <w:t xml:space="preserve">: Whisper base int8, measured on a realme RMX2020 â€” 11.00 s of speech in 5,151 ms, producing a real transcript. It is recorded because it was measured, and it is labelled as such wherever it appears.</w:t>
+        <w:t xml:space="preserve">: Whisper base int8, measured on a realme RMX2020 — 11.00 s of speech in 5,151–6,545 ms across three runs, producing a real transcript. It is recorded because it was measured, and it is labelled as such wherever it appears.</w:t>
       </w:r>
     </w:p>
     <w:p>
@@ -149,7 +149,7 @@
         <w:spacing w:before="0" w:after="120"/>
       </w:pPr>
       <w:r>
-        <w:t xml:space="preserve">An offline-first Android messenger that talks to a second phone directly over Bluetooth or Wi-Fi Direct, with end-to-end encryption, no server, no account, no phone number â€” and no internet permission in the shipped build.</w:t>
+        <w:t xml:space="preserve">An offline-first Android messenger that talks to a second phone directly over Bluetooth or Wi-Fi Direct, with end-to-end encryption, no server, no account, no phone number — and no internet permission in the shipped build.</w:t>
       </w:r>
     </w:p>
     <w:p>
@@ -241,7 +241,7 @@
                 <w:sz w:val="18"/>
                 <w:szCs w:val="18"/>
               </w:rPr>
-              <w:t xml:space="preserve">Flood, cyclone, landslide â€” towers down</w:t>
+              <w:t xml:space="preserve">Flood, cyclone, landslide — towers down</w:t>
             </w:r>
           </w:p>
         </w:tc>
@@ -352,7 +352,7 @@
                 <w:sz w:val="18"/>
                 <w:szCs w:val="18"/>
               </w:rPr>
-              <w:t xml:space="preserve">Low-end handset, 1â€“2 GB RAM</w:t>
+              <w:t xml:space="preserve">Low-end handset, 1–2 GB RAM</w:t>
             </w:r>
           </w:p>
         </w:tc>
@@ -563,7 +563,7 @@
         <w:t xml:space="preserve">LIMITATIONS.md</w:t>
       </w:r>
       <w:r>
-        <w:t xml:space="preserve"> Â§4 for what is and is not running.</w:t>
+        <w:t xml:space="preserve"> §4 for what is and is not running.</w:t>
       </w:r>
     </w:p>
     <w:p>
@@ -1152,7 +1152,7 @@
                 <w:sz w:val="18"/>
                 <w:szCs w:val="18"/>
               </w:rPr>
-              <w:t xml:space="preserve">Less view-hierarchy allocation per screen; matters on 1â€“2 GB RAM.</w:t>
+              <w:t xml:space="preserve">Less view-hierarchy allocation per screen; matters on 1–2 GB RAM.</w:t>
             </w:r>
           </w:p>
         </w:tc>
@@ -1499,7 +1499,7 @@
                 <w:sz w:val="18"/>
                 <w:szCs w:val="18"/>
               </w:rPr>
-              <w:t xml:space="preserve">196,626,175 bytes â€” but 99.3% of that is the Whisper model plus the native libraries that run it. The app's own code and resources are ~1.36 MB.</w:t>
+              <w:t xml:space="preserve">196,626,175 bytes — but 99.3% of that is the Whisper model plus the native libraries that run it. The app's own code and resources are ~1.36 MB.</w:t>
             </w:r>
           </w:p>
         </w:tc>
@@ -2091,7 +2091,7 @@
                 <w:sz w:val="18"/>
                 <w:szCs w:val="18"/>
               </w:rPr>
-              <w:t xml:space="preserve"> â€” Apache-2.0 repackaging of upstream sherpa-onnx. The only third-party runtime dependency.</w:t>
+              <w:t xml:space="preserve"> — Apache-2.0 repackaging of upstream sherpa-onnx. The only third-party runtime dependency.</w:t>
             </w:r>
           </w:p>
         </w:tc>
@@ -2225,7 +2225,7 @@
         <w:t xml:space="preserve">INTERNET</w:t>
       </w:r>
       <w:r>
-        <w:t xml:space="preserve"> in the release build â€” verified against the built APK after sherpa-onnx was added.</w:t>
+        <w:t xml:space="preserve"> in the release build — verified against the built APK after sherpa-onnx was added.</w:t>
       </w:r>
     </w:p>
     <w:p>
@@ -2266,7 +2266,7 @@
         <w:t xml:space="preserve">SECURITY.md</w:t>
       </w:r>
       <w:r>
-        <w:t xml:space="preserve"> Â§7 rather than presented as a clean bill of health.</w:t>
+        <w:t xml:space="preserve"> §7 rather than presented as a clean bill of health.</w:t>
       </w:r>
     </w:p>
     <w:p>
@@ -3085,7 +3085,7 @@
                 <w:sz w:val="18"/>
                 <w:szCs w:val="18"/>
               </w:rPr>
-              <w:t xml:space="preserve">Offline dictation â€” microphone capture. </w:t>
+              <w:t xml:space="preserve">Offline dictation — microphone capture. </w:t>
             </w:r>
             <w:r>
               <w:rPr>
@@ -3320,7 +3320,7 @@
                 <w:sz w:val="18"/>
                 <w:szCs w:val="18"/>
               </w:rPr>
-              <w:t xml:space="preserve">Wi-Fi Direct â€” declared, not yet reachable from any screen</w:t>
+              <w:t xml:space="preserve">Wi-Fi Direct — declared, not yet reachable from any screen</w:t>
             </w:r>
           </w:p>
         </w:tc>
@@ -3405,742 +3405,742 @@
         <w:spacing w:before="0" w:after="120"/>
       </w:pPr>
       <w:r>
-        <w:t xml:space="preserve">3. Data Flow Diagram (Level 0 â€” Context)</w:t>
-      </w:r>
-    </w:p>
-    <w:p>
-      <w:pPr>
-        <w:pStyle w:val="CodeBlock"/>
-        <w:shd w:val="clear" w:color="auto" w:fill="F1F3F4"/>
-        <w:spacing w:before="0" w:after="0"/>
-      </w:pPr>
-      <w:r>
-        <w:rPr>
-          <w:rFonts w:ascii="Consolas" w:hAnsi="Consolas" w:cs="Consolas"/>
-          <w:sz w:val="15"/>
-          <w:szCs w:val="15"/>
-        </w:rPr>
-        <w:t xml:space="preserve">        â”Œâ”€â”€â”€â”€â”€â”€â”€â”€â”€â”€â”€â”€â”€â”€â”                                 â”Œâ”€â”€â”€â”€â”€â”€â”€â”€â”€â”€â”€â”€â”€â”€â”</w:t>
-      </w:r>
-    </w:p>
-    <w:p>
-      <w:pPr>
-        <w:pStyle w:val="CodeBlock"/>
-        <w:shd w:val="clear" w:color="auto" w:fill="F1F3F4"/>
-        <w:spacing w:before="0" w:after="0"/>
-      </w:pPr>
-      <w:r>
-        <w:rPr>
-          <w:rFonts w:ascii="Consolas" w:hAnsi="Consolas" w:cs="Consolas"/>
-          <w:sz w:val="15"/>
-          <w:szCs w:val="15"/>
-        </w:rPr>
-        <w:t xml:space="preserve">        â”‚   Phone A    â”‚                                 â”‚   Phone B    â”‚</w:t>
-      </w:r>
-    </w:p>
-    <w:p>
-      <w:pPr>
-        <w:pStyle w:val="CodeBlock"/>
-        <w:shd w:val="clear" w:color="auto" w:fill="F1F3F4"/>
-        <w:spacing w:before="0" w:after="0"/>
-      </w:pPr>
-      <w:r>
-        <w:rPr>
-          <w:rFonts w:ascii="Consolas" w:hAnsi="Consolas" w:cs="Consolas"/>
-          <w:sz w:val="15"/>
-          <w:szCs w:val="15"/>
-        </w:rPr>
-        <w:t xml:space="preserve">        â”‚  (sender)    â”‚                                 â”‚  (receiver)  â”‚</w:t>
-      </w:r>
-    </w:p>
-    <w:p>
-      <w:pPr>
-        <w:pStyle w:val="CodeBlock"/>
-        <w:shd w:val="clear" w:color="auto" w:fill="F1F3F4"/>
-        <w:spacing w:before="0" w:after="0"/>
-      </w:pPr>
-      <w:r>
-        <w:rPr>
-          <w:rFonts w:ascii="Consolas" w:hAnsi="Consolas" w:cs="Consolas"/>
-          <w:sz w:val="15"/>
-          <w:szCs w:val="15"/>
-        </w:rPr>
-        <w:t xml:space="preserve">        â””â”€â”€â”€â”€â”€â”€â”¬â”€â”€â”€â”€â”€â”€â”€â”˜                                 â””â”€â”€â”€â”€â”€â”€â”€â–²â”€â”€â”€â”€â”€â”€â”˜</w:t>
-      </w:r>
-    </w:p>
-    <w:p>
-      <w:pPr>
-        <w:pStyle w:val="CodeBlock"/>
-        <w:shd w:val="clear" w:color="auto" w:fill="F1F3F4"/>
-        <w:spacing w:before="0" w:after="0"/>
-      </w:pPr>
-      <w:r>
-        <w:rPr>
-          <w:rFonts w:ascii="Consolas" w:hAnsi="Consolas" w:cs="Consolas"/>
-          <w:sz w:val="15"/>
-          <w:szCs w:val="15"/>
-        </w:rPr>
-        <w:t xml:space="preserve">               â”‚                                                â”‚</w:t>
-      </w:r>
-    </w:p>
-    <w:p>
-      <w:pPr>
-        <w:pStyle w:val="CodeBlock"/>
-        <w:shd w:val="clear" w:color="auto" w:fill="F1F3F4"/>
-        <w:spacing w:before="0" w:after="0"/>
-      </w:pPr>
-      <w:r>
-        <w:rPr>
-          <w:rFonts w:ascii="Consolas" w:hAnsi="Consolas" w:cs="Consolas"/>
-          <w:sz w:val="15"/>
-          <w:szCs w:val="15"/>
-        </w:rPr>
-        <w:t xml:space="preserve">               â”‚  1. draft text / (planned) spoken text          â”‚</w:t>
-      </w:r>
-    </w:p>
-    <w:p>
-      <w:pPr>
-        <w:pStyle w:val="CodeBlock"/>
-        <w:shd w:val="clear" w:color="auto" w:fill="F1F3F4"/>
-        <w:spacing w:before="0" w:after="0"/>
-      </w:pPr>
-      <w:r>
-        <w:rPr>
-          <w:rFonts w:ascii="Consolas" w:hAnsi="Consolas" w:cs="Consolas"/>
-          <w:sz w:val="15"/>
-          <w:szCs w:val="15"/>
-        </w:rPr>
-        <w:t xml:space="preserve">               â–¼                                                â”‚</w:t>
-      </w:r>
-    </w:p>
-    <w:p>
-      <w:pPr>
-        <w:pStyle w:val="CodeBlock"/>
-        <w:shd w:val="clear" w:color="auto" w:fill="F1F3F4"/>
-        <w:spacing w:before="0" w:after="0"/>
-      </w:pPr>
-      <w:r>
-        <w:rPr>
-          <w:rFonts w:ascii="Consolas" w:hAnsi="Consolas" w:cs="Consolas"/>
-          <w:sz w:val="15"/>
-          <w:szCs w:val="15"/>
-        </w:rPr>
-        <w:t xml:space="preserve">      â”Œâ”€â”€â”€â”€â”€â”€â”€â”€â”€â”€â”€â”€â”€â”€â”€â”€â”€â”                                       â”‚</w:t>
-      </w:r>
-    </w:p>
-    <w:p>
-      <w:pPr>
-        <w:pStyle w:val="CodeBlock"/>
-        <w:shd w:val="clear" w:color="auto" w:fill="F1F3F4"/>
-        <w:spacing w:before="0" w:after="0"/>
-      </w:pPr>
-      <w:r>
-        <w:rPr>
-          <w:rFonts w:ascii="Consolas" w:hAnsi="Consolas" w:cs="Consolas"/>
-          <w:sz w:val="15"/>
-          <w:szCs w:val="15"/>
-        </w:rPr>
-        <w:t xml:space="preserve">      â”‚  Compose UI      â”‚                                      â”‚</w:t>
-      </w:r>
-    </w:p>
-    <w:p>
-      <w:pPr>
-        <w:pStyle w:val="CodeBlock"/>
-        <w:shd w:val="clear" w:color="auto" w:fill="F1F3F4"/>
-        <w:spacing w:before="0" w:after="0"/>
-      </w:pPr>
-      <w:r>
-        <w:rPr>
-          <w:rFonts w:ascii="Consolas" w:hAnsi="Consolas" w:cs="Consolas"/>
-          <w:sz w:val="15"/>
-          <w:szCs w:val="15"/>
-        </w:rPr>
-        <w:t xml:space="preserve">      â”‚  ChatScreen      â”‚                                      â”‚</w:t>
-      </w:r>
-    </w:p>
-    <w:p>
-      <w:pPr>
-        <w:pStyle w:val="CodeBlock"/>
-        <w:shd w:val="clear" w:color="auto" w:fill="F1F3F4"/>
-        <w:spacing w:before="0" w:after="0"/>
-      </w:pPr>
-      <w:r>
-        <w:rPr>
-          <w:rFonts w:ascii="Consolas" w:hAnsi="Consolas" w:cs="Consolas"/>
-          <w:sz w:val="15"/>
-          <w:szCs w:val="15"/>
-        </w:rPr>
-        <w:t xml:space="preserve">      â””â”€â”€â”€â”€â”€â”€â”€â”€â”¬â”€â”€â”€â”€â”€â”€â”€â”€â”€â”˜                                      â”‚</w:t>
-      </w:r>
-    </w:p>
-    <w:p>
-      <w:pPr>
-        <w:pStyle w:val="CodeBlock"/>
-        <w:shd w:val="clear" w:color="auto" w:fill="F1F3F4"/>
-        <w:spacing w:before="0" w:after="0"/>
-      </w:pPr>
-      <w:r>
-        <w:rPr>
-          <w:rFonts w:ascii="Consolas" w:hAnsi="Consolas" w:cs="Consolas"/>
-          <w:sz w:val="15"/>
-          <w:szCs w:val="15"/>
-        </w:rPr>
-        <w:t xml:space="preserve">               â”‚                                                â”‚</w:t>
-      </w:r>
-    </w:p>
-    <w:p>
-      <w:pPr>
-        <w:pStyle w:val="CodeBlock"/>
-        <w:shd w:val="clear" w:color="auto" w:fill="F1F3F4"/>
-        <w:spacing w:before="0" w:after="0"/>
-      </w:pPr>
-      <w:r>
-        <w:rPr>
-          <w:rFonts w:ascii="Consolas" w:hAnsi="Consolas" w:cs="Consolas"/>
-          <w:sz w:val="15"/>
-          <w:szCs w:val="15"/>
-        </w:rPr>
-        <w:t xml:space="preserve">               â”‚  2. send(peerId, text)                          â”‚</w:t>
-      </w:r>
-    </w:p>
-    <w:p>
-      <w:pPr>
-        <w:pStyle w:val="CodeBlock"/>
-        <w:shd w:val="clear" w:color="auto" w:fill="F1F3F4"/>
-        <w:spacing w:before="0" w:after="0"/>
-      </w:pPr>
-      <w:r>
-        <w:rPr>
-          <w:rFonts w:ascii="Consolas" w:hAnsi="Consolas" w:cs="Consolas"/>
-          <w:sz w:val="15"/>
-          <w:szCs w:val="15"/>
-        </w:rPr>
-        <w:t xml:space="preserve">               â–¼                                                â”‚</w:t>
-      </w:r>
-    </w:p>
-    <w:p>
-      <w:pPr>
-        <w:pStyle w:val="CodeBlock"/>
-        <w:shd w:val="clear" w:color="auto" w:fill="F1F3F4"/>
-        <w:spacing w:before="0" w:after="0"/>
-      </w:pPr>
-      <w:r>
-        <w:rPr>
-          <w:rFonts w:ascii="Consolas" w:hAnsi="Consolas" w:cs="Consolas"/>
-          <w:sz w:val="15"/>
-          <w:szCs w:val="15"/>
-        </w:rPr>
-        <w:t xml:space="preserve">      â”Œâ”€â”€â”€â”€â”€â”€â”€â”€â”€â”€â”€â”€â”€â”€â”€â”€â”€â”                                       â”‚</w:t>
-      </w:r>
-    </w:p>
-    <w:p>
-      <w:pPr>
-        <w:pStyle w:val="CodeBlock"/>
-        <w:shd w:val="clear" w:color="auto" w:fill="F1F3F4"/>
-        <w:spacing w:before="0" w:after="0"/>
-      </w:pPr>
-      <w:r>
-        <w:rPr>
-          <w:rFonts w:ascii="Consolas" w:hAnsi="Consolas" w:cs="Consolas"/>
-          <w:sz w:val="15"/>
-          <w:szCs w:val="15"/>
-        </w:rPr>
-        <w:t xml:space="preserve">      â”‚  ChatViewModel  â”‚  MVVM boundary                        â”‚</w:t>
-      </w:r>
-    </w:p>
-    <w:p>
-      <w:pPr>
-        <w:pStyle w:val="CodeBlock"/>
-        <w:shd w:val="clear" w:color="auto" w:fill="F1F3F4"/>
-        <w:spacing w:before="0" w:after="0"/>
-      </w:pPr>
-      <w:r>
-        <w:rPr>
-          <w:rFonts w:ascii="Consolas" w:hAnsi="Consolas" w:cs="Consolas"/>
-          <w:sz w:val="15"/>
-          <w:szCs w:val="15"/>
-        </w:rPr>
-        <w:t xml:space="preserve">      â””â”€â”€â”€â”€â”€â”€â”€â”€â”¬â”€â”€â”€â”€â”€â”€â”€â”€â”€â”˜                                      â”‚</w:t>
-      </w:r>
-    </w:p>
-    <w:p>
-      <w:pPr>
-        <w:pStyle w:val="CodeBlock"/>
-        <w:shd w:val="clear" w:color="auto" w:fill="F1F3F4"/>
-        <w:spacing w:before="0" w:after="0"/>
-      </w:pPr>
-      <w:r>
-        <w:rPr>
-          <w:rFonts w:ascii="Consolas" w:hAnsi="Consolas" w:cs="Consolas"/>
-          <w:sz w:val="15"/>
-          <w:szCs w:val="15"/>
-        </w:rPr>
-        <w:t xml:space="preserve">               â”‚                                                â”‚</w:t>
-      </w:r>
-    </w:p>
-    <w:p>
-      <w:pPr>
-        <w:pStyle w:val="CodeBlock"/>
-        <w:shd w:val="clear" w:color="auto" w:fill="F1F3F4"/>
-        <w:spacing w:before="0" w:after="0"/>
-      </w:pPr>
-      <w:r>
-        <w:rPr>
-          <w:rFonts w:ascii="Consolas" w:hAnsi="Consolas" w:cs="Consolas"/>
-          <w:sz w:val="15"/>
-          <w:szCs w:val="15"/>
-        </w:rPr>
-        <w:t xml:space="preserve">               â”‚  3. MessageRepository.send()                     â”‚</w:t>
-      </w:r>
-    </w:p>
-    <w:p>
-      <w:pPr>
-        <w:pStyle w:val="CodeBlock"/>
-        <w:shd w:val="clear" w:color="auto" w:fill="F1F3F4"/>
-        <w:spacing w:before="0" w:after="0"/>
-      </w:pPr>
-      <w:r>
-        <w:rPr>
-          <w:rFonts w:ascii="Consolas" w:hAnsi="Consolas" w:cs="Consolas"/>
-          <w:sz w:val="15"/>
-          <w:szCs w:val="15"/>
-        </w:rPr>
-        <w:t xml:space="preserve">               â–¼                                                â”‚</w:t>
-      </w:r>
-    </w:p>
-    <w:p>
-      <w:pPr>
-        <w:pStyle w:val="CodeBlock"/>
-        <w:shd w:val="clear" w:color="auto" w:fill="F1F3F4"/>
-        <w:spacing w:before="0" w:after="0"/>
-      </w:pPr>
-      <w:r>
-        <w:rPr>
-          <w:rFonts w:ascii="Consolas" w:hAnsi="Consolas" w:cs="Consolas"/>
-          <w:sz w:val="15"/>
-          <w:szCs w:val="15"/>
-        </w:rPr>
-        <w:t xml:space="preserve">      â”Œâ”€â”€â”€â”€â”€â”€â”€â”€â”€â”€â”€â”€â”€â”€â”€â”€â”€â”€â”€â”€â”€â”€â”€â”€â”€â”€â”€â”€â”€â”€â”€â”€â”€â”€â”€â”€â”€â”€â”€â”€â”€â”€â”€â”€â”€â”€â”€â”€â”€â”€â”     â”‚</w:t>
-      </w:r>
-    </w:p>
-    <w:p>
-      <w:pPr>
-        <w:pStyle w:val="CodeBlock"/>
-        <w:shd w:val="clear" w:color="auto" w:fill="F1F3F4"/>
-        <w:spacing w:before="0" w:after="0"/>
-      </w:pPr>
-      <w:r>
-        <w:rPr>
-          <w:rFonts w:ascii="Consolas" w:hAnsi="Consolas" w:cs="Consolas"/>
-          <w:sz w:val="15"/>
-          <w:szCs w:val="15"/>
-        </w:rPr>
-        <w:t xml:space="preserve">      â”‚                  MESSAGE PIPELINE               â”‚     â”‚</w:t>
-      </w:r>
-    </w:p>
-    <w:p>
-      <w:pPr>
-        <w:pStyle w:val="CodeBlock"/>
-        <w:shd w:val="clear" w:color="auto" w:fill="F1F3F4"/>
-        <w:spacing w:before="0" w:after="0"/>
-      </w:pPr>
-      <w:r>
-        <w:rPr>
-          <w:rFonts w:ascii="Consolas" w:hAnsi="Consolas" w:cs="Consolas"/>
-          <w:sz w:val="15"/>
-          <w:szCs w:val="15"/>
-        </w:rPr>
-        <w:t xml:space="preserve">      â”‚                                                  â”‚     â”‚</w:t>
-      </w:r>
-    </w:p>
-    <w:p>
-      <w:pPr>
-        <w:pStyle w:val="CodeBlock"/>
-        <w:shd w:val="clear" w:color="auto" w:fill="F1F3F4"/>
-        <w:spacing w:before="0" w:after="0"/>
-      </w:pPr>
-      <w:r>
-        <w:rPr>
-          <w:rFonts w:ascii="Consolas" w:hAnsi="Consolas" w:cs="Consolas"/>
-          <w:sz w:val="15"/>
-          <w:szCs w:val="15"/>
-        </w:rPr>
-        <w:t xml:space="preserve">      â”‚  Room insert (PENDING) â”€â”€â–º SessionCrypto        â”‚     â”‚</w:t>
-      </w:r>
-    </w:p>
-    <w:p>
-      <w:pPr>
-        <w:pStyle w:val="CodeBlock"/>
-        <w:shd w:val="clear" w:color="auto" w:fill="F1F3F4"/>
-        <w:spacing w:before="0" w:after="0"/>
-      </w:pPr>
-      <w:r>
-        <w:rPr>
-          <w:rFonts w:ascii="Consolas" w:hAnsi="Consolas" w:cs="Consolas"/>
-          <w:sz w:val="15"/>
-          <w:szCs w:val="15"/>
-        </w:rPr>
-        <w:t xml:space="preserve">      â”‚  â”€â”€â–º EnvelopeCodec.encode() â”€â”€â–º dedup by id     â”‚     â”‚</w:t>
-      </w:r>
-    </w:p>
-    <w:p>
-      <w:pPr>
-        <w:pStyle w:val="CodeBlock"/>
-        <w:shd w:val="clear" w:color="auto" w:fill="F1F3F4"/>
-        <w:spacing w:before="0" w:after="0"/>
-      </w:pPr>
-      <w:r>
-        <w:rPr>
-          <w:rFonts w:ascii="Consolas" w:hAnsi="Consolas" w:cs="Consolas"/>
-          <w:sz w:val="15"/>
-          <w:szCs w:val="15"/>
-        </w:rPr>
-        <w:t xml:space="preserve">      â”‚  â”€â”€â–º ByteLink.send(bytes)                       â”‚     â”‚</w:t>
-      </w:r>
-    </w:p>
-    <w:p>
-      <w:pPr>
-        <w:pStyle w:val="CodeBlock"/>
-        <w:shd w:val="clear" w:color="auto" w:fill="F1F3F4"/>
-        <w:spacing w:before="0" w:after="0"/>
-      </w:pPr>
-      <w:r>
-        <w:rPr>
-          <w:rFonts w:ascii="Consolas" w:hAnsi="Consolas" w:cs="Consolas"/>
-          <w:sz w:val="15"/>
-          <w:szCs w:val="15"/>
-        </w:rPr>
-        <w:t xml:space="preserve">      â””â”€â”€â”€â”€â”€â”€â”€â”€â”€â”€â”€â”€â”€â”€â”€â”¬â”€â”€â”€â”€â”€â”€â”€â”€â”€â”€â”€â”€â”€â”€â”€â”€â”€â”€â”€â”€â”€â”€â”€â”€â”€â”€â”€â”€â”€â”€â”€â”€â”€â”€â”˜     â”‚</w:t>
-      </w:r>
-    </w:p>
-    <w:p>
-      <w:pPr>
-        <w:pStyle w:val="CodeBlock"/>
-        <w:shd w:val="clear" w:color="auto" w:fill="F1F3F4"/>
-        <w:spacing w:before="0" w:after="0"/>
-      </w:pPr>
-      <w:r>
-        <w:rPr>
-          <w:rFonts w:ascii="Consolas" w:hAnsi="Consolas" w:cs="Consolas"/>
-          <w:sz w:val="15"/>
-          <w:szCs w:val="15"/>
-        </w:rPr>
-        <w:t xml:space="preserve">                      â”‚ 4. RFCOMM socket / GATT write          â”‚</w:t>
-      </w:r>
-    </w:p>
-    <w:p>
-      <w:pPr>
-        <w:pStyle w:val="CodeBlock"/>
-        <w:shd w:val="clear" w:color="auto" w:fill="F1F3F4"/>
-        <w:spacing w:before="0" w:after="0"/>
-      </w:pPr>
-      <w:r>
-        <w:rPr>
-          <w:rFonts w:ascii="Consolas" w:hAnsi="Consolas" w:cs="Consolas"/>
-          <w:sz w:val="15"/>
-          <w:szCs w:val="15"/>
-        </w:rPr>
-        <w:t xml:space="preserve">                      â–¼                                        â”‚</w:t>
-      </w:r>
-    </w:p>
-    <w:p>
-      <w:pPr>
-        <w:pStyle w:val="CodeBlock"/>
-        <w:shd w:val="clear" w:color="auto" w:fill="F1F3F4"/>
-        <w:spacing w:before="0" w:after="0"/>
-      </w:pPr>
-      <w:r>
-        <w:rPr>
-          <w:rFonts w:ascii="Consolas" w:hAnsi="Consolas" w:cs="Consolas"/>
-          <w:sz w:val="15"/>
-          <w:szCs w:val="15"/>
-        </w:rPr>
-        <w:t xml:space="preserve">      â”Œâ”€â”€â”€â”€â”€â”€â”€â”€â”€â”€â”€â”€â”€â”€â”€â”€â”€â”€â”€â”€â”€â”€â”€â”€â”€â”€â”€â”€â”€â”€â”€â”€â”€â”€â”€â”€â”€â”€â”€â”€â”€â”€â”€â”€â”€â”€â”€â”€â”€â”€â”     â”‚</w:t>
-      </w:r>
-    </w:p>
-    <w:p>
-      <w:pPr>
-        <w:pStyle w:val="CodeBlock"/>
-        <w:shd w:val="clear" w:color="auto" w:fill="F1F3F4"/>
-        <w:spacing w:before="0" w:after="0"/>
-      </w:pPr>
-      <w:r>
-        <w:rPr>
-          <w:rFonts w:ascii="Consolas" w:hAnsi="Consolas" w:cs="Consolas"/>
-          <w:sz w:val="15"/>
-          <w:szCs w:val="15"/>
-        </w:rPr>
-        <w:t xml:space="preserve">      â”‚           TRANSPORT (radio, no server)           â”‚     â”‚</w:t>
-      </w:r>
-    </w:p>
-    <w:p>
-      <w:pPr>
-        <w:pStyle w:val="CodeBlock"/>
-        <w:shd w:val="clear" w:color="auto" w:fill="F1F3F4"/>
-        <w:spacing w:before="0" w:after="0"/>
-      </w:pPr>
-      <w:r>
-        <w:rPr>
-          <w:rFonts w:ascii="Consolas" w:hAnsi="Consolas" w:cs="Consolas"/>
-          <w:sz w:val="15"/>
-          <w:szCs w:val="15"/>
-        </w:rPr>
-        <w:t xml:space="preserve">      â”‚   BluetoothAdapter â”€â–º RFCOMM   /   BLE GATT      â”‚â”€â”€â”€â”€â”€â”˜</w:t>
-      </w:r>
-    </w:p>
-    <w:p>
-      <w:pPr>
-        <w:pStyle w:val="CodeBlock"/>
-        <w:shd w:val="clear" w:color="auto" w:fill="F1F3F4"/>
-        <w:spacing w:before="0" w:after="0"/>
-      </w:pPr>
-      <w:r>
-        <w:rPr>
-          <w:rFonts w:ascii="Consolas" w:hAnsi="Consolas" w:cs="Consolas"/>
-          <w:sz w:val="15"/>
-          <w:szCs w:val="15"/>
-        </w:rPr>
-        <w:t xml:space="preserve">      â”‚                     /   Wi-Fi Direct             â”‚ 5. over the air</w:t>
-      </w:r>
-    </w:p>
-    <w:p>
-      <w:pPr>
-        <w:pStyle w:val="CodeBlock"/>
-        <w:shd w:val="clear" w:color="auto" w:fill="F1F3F4"/>
-        <w:spacing w:before="0" w:after="0"/>
-      </w:pPr>
-      <w:r>
-        <w:rPr>
-          <w:rFonts w:ascii="Consolas" w:hAnsi="Consolas" w:cs="Consolas"/>
-          <w:sz w:val="15"/>
-          <w:szCs w:val="15"/>
-        </w:rPr>
-        <w:t xml:space="preserve">      â””â”€â”€â”€â”€â”€â”€â”€â”€â”€â”€â”€â”€â”€â”€â”€â”€â”€â”€â”€â”€â”€â”€â”€â”€â”€â”€â”€â”€â”€â”€â”€â”€â”€â”€â”€â”€â”€â”€â”€â”€â”€â”€â”€â”€â”€â”€â”€â”€â”€â”€â”˜</w:t>
-      </w:r>
-    </w:p>
-    <w:p>
-      <w:pPr>
-        <w:pStyle w:val="CodeBlock"/>
-        <w:shd w:val="clear" w:color="auto" w:fill="F1F3F4"/>
-        <w:spacing w:before="0" w:after="0"/>
-      </w:pPr>
-      <w:r>
-        <w:rPr>
-          <w:rFonts w:ascii="Consolas" w:hAnsi="Consolas" w:cs="Consolas"/>
-          <w:sz w:val="15"/>
-          <w:szCs w:val="15"/>
-        </w:rPr>
-        <w:t xml:space="preserve">                      â”‚</w:t>
-      </w:r>
-    </w:p>
-    <w:p>
-      <w:pPr>
-        <w:pStyle w:val="CodeBlock"/>
-        <w:shd w:val="clear" w:color="auto" w:fill="F1F3F4"/>
-        <w:spacing w:before="0" w:after="0"/>
-      </w:pPr>
-      <w:r>
-        <w:rPr>
-          <w:rFonts w:ascii="Consolas" w:hAnsi="Consolas" w:cs="Consolas"/>
-          <w:sz w:val="15"/>
-          <w:szCs w:val="15"/>
-        </w:rPr>
-        <w:t xml:space="preserve">                      â”‚ 6. ByteLink.incoming (Flow&lt;ByteArray&gt;)</w:t>
-      </w:r>
-    </w:p>
-    <w:p>
-      <w:pPr>
-        <w:pStyle w:val="CodeBlock"/>
-        <w:shd w:val="clear" w:color="auto" w:fill="F1F3F4"/>
-        <w:spacing w:before="0" w:after="0"/>
-      </w:pPr>
-      <w:r>
-        <w:rPr>
-          <w:rFonts w:ascii="Consolas" w:hAnsi="Consolas" w:cs="Consolas"/>
-          <w:sz w:val="15"/>
-          <w:szCs w:val="15"/>
-        </w:rPr>
-        <w:t xml:space="preserve">                      â–¼</w:t>
-      </w:r>
-    </w:p>
-    <w:p>
-      <w:pPr>
-        <w:pStyle w:val="CodeBlock"/>
-        <w:shd w:val="clear" w:color="auto" w:fill="F1F3F4"/>
-        <w:spacing w:before="0" w:after="0"/>
-      </w:pPr>
-      <w:r>
-        <w:rPr>
-          <w:rFonts w:ascii="Consolas" w:hAnsi="Consolas" w:cs="Consolas"/>
-          <w:sz w:val="15"/>
-          <w:szCs w:val="15"/>
-        </w:rPr>
-        <w:t xml:space="preserve">      â”Œâ”€â”€â”€â”€â”€â”€â”€â”€â”€â”€â”€â”€â”€â”€â”€â”€â”€â”€â”€â”€â”€â”€â”€â”€â”€â”€â”€â”€â”€â”€â”€â”€â”€â”€â”€â”€â”€â”€â”€â”€â”€â”€â”€â”€â”€â”€â”€â”€â”€â”€â”</w:t>
-      </w:r>
-    </w:p>
-    <w:p>
-      <w:pPr>
-        <w:pStyle w:val="CodeBlock"/>
-        <w:shd w:val="clear" w:color="auto" w:fill="F1F3F4"/>
-        <w:spacing w:before="0" w:after="0"/>
-      </w:pPr>
-      <w:r>
-        <w:rPr>
-          <w:rFonts w:ascii="Consolas" w:hAnsi="Consolas" w:cs="Consolas"/>
-          <w:sz w:val="15"/>
-          <w:szCs w:val="15"/>
-        </w:rPr>
-        <w:t xml:space="preserve">      â”‚  Reassembler â”€â”€â–º EnvelopeCodec.decode()          â”‚</w:t>
-      </w:r>
-    </w:p>
-    <w:p>
-      <w:pPr>
-        <w:pStyle w:val="CodeBlock"/>
-        <w:shd w:val="clear" w:color="auto" w:fill="F1F3F4"/>
-        <w:spacing w:before="0" w:after="0"/>
-      </w:pPr>
-      <w:r>
-        <w:rPr>
-          <w:rFonts w:ascii="Consolas" w:hAnsi="Consolas" w:cs="Consolas"/>
-          <w:sz w:val="15"/>
-          <w:szCs w:val="15"/>
-        </w:rPr>
-        <w:t xml:space="preserve">      â”‚  â”€â”€â–º handshake / session key â”€â”€â–º SessionCrypto   â”‚</w:t>
-      </w:r>
-    </w:p>
-    <w:p>
-      <w:pPr>
-        <w:pStyle w:val="CodeBlock"/>
-        <w:shd w:val="clear" w:color="auto" w:fill="F1F3F4"/>
-        <w:spacing w:before="0" w:after="0"/>
-      </w:pPr>
-      <w:r>
-        <w:rPr>
-          <w:rFonts w:ascii="Consolas" w:hAnsi="Consolas" w:cs="Consolas"/>
-          <w:sz w:val="15"/>
-          <w:szCs w:val="15"/>
-        </w:rPr>
-        <w:t xml:space="preserve">      â”‚  â”€â”€â–º duplicate id â†’ discard                      â”‚</w:t>
-      </w:r>
-    </w:p>
-    <w:p>
-      <w:pPr>
-        <w:pStyle w:val="CodeBlock"/>
-        <w:shd w:val="clear" w:color="auto" w:fill="F1F3F4"/>
-        <w:spacing w:before="0" w:after="0"/>
-      </w:pPr>
-      <w:r>
-        <w:rPr>
-          <w:rFonts w:ascii="Consolas" w:hAnsi="Consolas" w:cs="Consolas"/>
-          <w:sz w:val="15"/>
-          <w:szCs w:val="15"/>
-        </w:rPr>
-        <w:t xml:space="preserve">      â”‚  â”€â”€â–º Room insert (RECEIVED)                      â”‚</w:t>
-      </w:r>
-    </w:p>
-    <w:p>
-      <w:pPr>
-        <w:pStyle w:val="CodeBlock"/>
-        <w:shd w:val="clear" w:color="auto" w:fill="F1F3F4"/>
-        <w:spacing w:before="0" w:after="0"/>
-      </w:pPr>
-      <w:r>
-        <w:rPr>
-          <w:rFonts w:ascii="Consolas" w:hAnsi="Consolas" w:cs="Consolas"/>
-          <w:sz w:val="15"/>
-          <w:szCs w:val="15"/>
-        </w:rPr>
-        <w:t xml:space="preserve">      â””â”€â”€â”€â”€â”€â”€â”€â”€â”€â”€â”€â”€â”€â”€â”€â”¬â”€â”€â”€â”€â”€â”€â”€â”€â”€â”€â”€â”€â”€â”€â”€â”€â”€â”€â”€â”€â”€â”€â”€â”€â”€â”€â”€â”€â”€â”€â”€â”€â”€â”€â”˜</w:t>
-      </w:r>
-    </w:p>
-    <w:p>
-      <w:pPr>
-        <w:pStyle w:val="CodeBlock"/>
-        <w:shd w:val="clear" w:color="auto" w:fill="F1F3F4"/>
-        <w:spacing w:before="0" w:after="0"/>
-      </w:pPr>
-      <w:r>
-        <w:rPr>
-          <w:rFonts w:ascii="Consolas" w:hAnsi="Consolas" w:cs="Consolas"/>
-          <w:sz w:val="15"/>
-          <w:szCs w:val="15"/>
-        </w:rPr>
-        <w:t xml:space="preserve">                      â”‚ 7. plaintextOf(entity)</w:t>
-      </w:r>
-    </w:p>
-    <w:p>
-      <w:pPr>
-        <w:pStyle w:val="CodeBlock"/>
-        <w:shd w:val="clear" w:color="auto" w:fill="F1F3F4"/>
-        <w:spacing w:before="0" w:after="0"/>
-      </w:pPr>
-      <w:r>
-        <w:rPr>
-          <w:rFonts w:ascii="Consolas" w:hAnsi="Consolas" w:cs="Consolas"/>
-          <w:sz w:val="15"/>
-          <w:szCs w:val="15"/>
-        </w:rPr>
-        <w:t xml:space="preserve">                      â–¼</w:t>
-      </w:r>
-    </w:p>
-    <w:p>
-      <w:pPr>
-        <w:pStyle w:val="CodeBlock"/>
-        <w:shd w:val="clear" w:color="auto" w:fill="F1F3F4"/>
-        <w:spacing w:before="0" w:after="0"/>
-      </w:pPr>
-      <w:r>
-        <w:rPr>
-          <w:rFonts w:ascii="Consolas" w:hAnsi="Consolas" w:cs="Consolas"/>
-          <w:sz w:val="15"/>
-          <w:szCs w:val="15"/>
-        </w:rPr>
-        <w:t xml:space="preserve">      â”Œâ”€â”€â”€â”€â”€â”€â”€â”€â”€â”€â”€â”€â”€â”€â”€â”€â”€â”</w:t>
-      </w:r>
-    </w:p>
-    <w:p>
-      <w:pPr>
-        <w:pStyle w:val="CodeBlock"/>
-        <w:shd w:val="clear" w:color="auto" w:fill="F1F3F4"/>
-        <w:spacing w:before="0" w:after="0"/>
-      </w:pPr>
-      <w:r>
-        <w:rPr>
-          <w:rFonts w:ascii="Consolas" w:hAnsi="Consolas" w:cs="Consolas"/>
-          <w:sz w:val="15"/>
-          <w:szCs w:val="15"/>
-        </w:rPr>
-        <w:t xml:space="preserve">      â”‚  Compose UI      â”‚â”€â”€â–º message bubble on screen</w:t>
-      </w:r>
-    </w:p>
-    <w:p>
-      <w:pPr>
-        <w:pStyle w:val="CodeBlock"/>
-        <w:shd w:val="clear" w:color="auto" w:fill="F1F3F4"/>
-        <w:spacing w:before="0" w:after="0"/>
-      </w:pPr>
-      <w:r>
-        <w:rPr>
-          <w:rFonts w:ascii="Consolas" w:hAnsi="Consolas" w:cs="Consolas"/>
-          <w:sz w:val="15"/>
-          <w:szCs w:val="15"/>
-        </w:rPr>
-        <w:t xml:space="preserve">      â”‚  ChatScreen      â”‚</w:t>
-      </w:r>
-    </w:p>
-    <w:p>
-      <w:pPr>
-        <w:pStyle w:val="CodeBlock"/>
-        <w:shd w:val="clear" w:color="auto" w:fill="F1F3F4"/>
-        <w:spacing w:before="0" w:after="0"/>
-      </w:pPr>
-      <w:r>
-        <w:rPr>
-          <w:rFonts w:ascii="Consolas" w:hAnsi="Consolas" w:cs="Consolas"/>
-          <w:sz w:val="15"/>
-          <w:szCs w:val="15"/>
-        </w:rPr>
-        <w:t xml:space="preserve">      â””â”€â”€â”€â”€â”€â”€â”€â”€â”€â”€â”€â”€â”€â”€â”€â”€â”€â”˜</w:t>
+        <w:t xml:space="preserve">3. Data Flow Diagram (Level 0 — Context)</w:t>
+      </w:r>
+    </w:p>
+    <w:p>
+      <w:pPr>
+        <w:pStyle w:val="CodeBlock"/>
+        <w:shd w:val="clear" w:color="auto" w:fill="F1F3F4"/>
+        <w:spacing w:before="0" w:after="0"/>
+      </w:pPr>
+      <w:r>
+        <w:rPr>
+          <w:rFonts w:ascii="Consolas" w:hAnsi="Consolas" w:cs="Consolas"/>
+          <w:sz w:val="15"/>
+          <w:szCs w:val="15"/>
+        </w:rPr>
+        <w:t xml:space="preserve">        ┌──────────────┐                                 ┌──────────────┐</w:t>
+      </w:r>
+    </w:p>
+    <w:p>
+      <w:pPr>
+        <w:pStyle w:val="CodeBlock"/>
+        <w:shd w:val="clear" w:color="auto" w:fill="F1F3F4"/>
+        <w:spacing w:before="0" w:after="0"/>
+      </w:pPr>
+      <w:r>
+        <w:rPr>
+          <w:rFonts w:ascii="Consolas" w:hAnsi="Consolas" w:cs="Consolas"/>
+          <w:sz w:val="15"/>
+          <w:szCs w:val="15"/>
+        </w:rPr>
+        <w:t xml:space="preserve">        │   Phone A    │                                 │   Phone B    │</w:t>
+      </w:r>
+    </w:p>
+    <w:p>
+      <w:pPr>
+        <w:pStyle w:val="CodeBlock"/>
+        <w:shd w:val="clear" w:color="auto" w:fill="F1F3F4"/>
+        <w:spacing w:before="0" w:after="0"/>
+      </w:pPr>
+      <w:r>
+        <w:rPr>
+          <w:rFonts w:ascii="Consolas" w:hAnsi="Consolas" w:cs="Consolas"/>
+          <w:sz w:val="15"/>
+          <w:szCs w:val="15"/>
+        </w:rPr>
+        <w:t xml:space="preserve">        │  (sender)    │                                 │  (receiver)  │</w:t>
+      </w:r>
+    </w:p>
+    <w:p>
+      <w:pPr>
+        <w:pStyle w:val="CodeBlock"/>
+        <w:shd w:val="clear" w:color="auto" w:fill="F1F3F4"/>
+        <w:spacing w:before="0" w:after="0"/>
+      </w:pPr>
+      <w:r>
+        <w:rPr>
+          <w:rFonts w:ascii="Consolas" w:hAnsi="Consolas" w:cs="Consolas"/>
+          <w:sz w:val="15"/>
+          <w:szCs w:val="15"/>
+        </w:rPr>
+        <w:t xml:space="preserve">        └──────┬───────┘                                 └───────▲──────┘</w:t>
+      </w:r>
+    </w:p>
+    <w:p>
+      <w:pPr>
+        <w:pStyle w:val="CodeBlock"/>
+        <w:shd w:val="clear" w:color="auto" w:fill="F1F3F4"/>
+        <w:spacing w:before="0" w:after="0"/>
+      </w:pPr>
+      <w:r>
+        <w:rPr>
+          <w:rFonts w:ascii="Consolas" w:hAnsi="Consolas" w:cs="Consolas"/>
+          <w:sz w:val="15"/>
+          <w:szCs w:val="15"/>
+        </w:rPr>
+        <w:t xml:space="preserve">               │                                                │</w:t>
+      </w:r>
+    </w:p>
+    <w:p>
+      <w:pPr>
+        <w:pStyle w:val="CodeBlock"/>
+        <w:shd w:val="clear" w:color="auto" w:fill="F1F3F4"/>
+        <w:spacing w:before="0" w:after="0"/>
+      </w:pPr>
+      <w:r>
+        <w:rPr>
+          <w:rFonts w:ascii="Consolas" w:hAnsi="Consolas" w:cs="Consolas"/>
+          <w:sz w:val="15"/>
+          <w:szCs w:val="15"/>
+        </w:rPr>
+        <w:t xml:space="preserve">               │  1. draft text / (planned) spoken text          │</w:t>
+      </w:r>
+    </w:p>
+    <w:p>
+      <w:pPr>
+        <w:pStyle w:val="CodeBlock"/>
+        <w:shd w:val="clear" w:color="auto" w:fill="F1F3F4"/>
+        <w:spacing w:before="0" w:after="0"/>
+      </w:pPr>
+      <w:r>
+        <w:rPr>
+          <w:rFonts w:ascii="Consolas" w:hAnsi="Consolas" w:cs="Consolas"/>
+          <w:sz w:val="15"/>
+          <w:szCs w:val="15"/>
+        </w:rPr>
+        <w:t xml:space="preserve">               ▼                                                │</w:t>
+      </w:r>
+    </w:p>
+    <w:p>
+      <w:pPr>
+        <w:pStyle w:val="CodeBlock"/>
+        <w:shd w:val="clear" w:color="auto" w:fill="F1F3F4"/>
+        <w:spacing w:before="0" w:after="0"/>
+      </w:pPr>
+      <w:r>
+        <w:rPr>
+          <w:rFonts w:ascii="Consolas" w:hAnsi="Consolas" w:cs="Consolas"/>
+          <w:sz w:val="15"/>
+          <w:szCs w:val="15"/>
+        </w:rPr>
+        <w:t xml:space="preserve">      ┌─────────────────┐                                       │</w:t>
+      </w:r>
+    </w:p>
+    <w:p>
+      <w:pPr>
+        <w:pStyle w:val="CodeBlock"/>
+        <w:shd w:val="clear" w:color="auto" w:fill="F1F3F4"/>
+        <w:spacing w:before="0" w:after="0"/>
+      </w:pPr>
+      <w:r>
+        <w:rPr>
+          <w:rFonts w:ascii="Consolas" w:hAnsi="Consolas" w:cs="Consolas"/>
+          <w:sz w:val="15"/>
+          <w:szCs w:val="15"/>
+        </w:rPr>
+        <w:t xml:space="preserve">      │  Compose UI      │                                      │</w:t>
+      </w:r>
+    </w:p>
+    <w:p>
+      <w:pPr>
+        <w:pStyle w:val="CodeBlock"/>
+        <w:shd w:val="clear" w:color="auto" w:fill="F1F3F4"/>
+        <w:spacing w:before="0" w:after="0"/>
+      </w:pPr>
+      <w:r>
+        <w:rPr>
+          <w:rFonts w:ascii="Consolas" w:hAnsi="Consolas" w:cs="Consolas"/>
+          <w:sz w:val="15"/>
+          <w:szCs w:val="15"/>
+        </w:rPr>
+        <w:t xml:space="preserve">      │  ChatScreen      │                                      │</w:t>
+      </w:r>
+    </w:p>
+    <w:p>
+      <w:pPr>
+        <w:pStyle w:val="CodeBlock"/>
+        <w:shd w:val="clear" w:color="auto" w:fill="F1F3F4"/>
+        <w:spacing w:before="0" w:after="0"/>
+      </w:pPr>
+      <w:r>
+        <w:rPr>
+          <w:rFonts w:ascii="Consolas" w:hAnsi="Consolas" w:cs="Consolas"/>
+          <w:sz w:val="15"/>
+          <w:szCs w:val="15"/>
+        </w:rPr>
+        <w:t xml:space="preserve">      └────────┬─────────┘                                      │</w:t>
+      </w:r>
+    </w:p>
+    <w:p>
+      <w:pPr>
+        <w:pStyle w:val="CodeBlock"/>
+        <w:shd w:val="clear" w:color="auto" w:fill="F1F3F4"/>
+        <w:spacing w:before="0" w:after="0"/>
+      </w:pPr>
+      <w:r>
+        <w:rPr>
+          <w:rFonts w:ascii="Consolas" w:hAnsi="Consolas" w:cs="Consolas"/>
+          <w:sz w:val="15"/>
+          <w:szCs w:val="15"/>
+        </w:rPr>
+        <w:t xml:space="preserve">               │                                                │</w:t>
+      </w:r>
+    </w:p>
+    <w:p>
+      <w:pPr>
+        <w:pStyle w:val="CodeBlock"/>
+        <w:shd w:val="clear" w:color="auto" w:fill="F1F3F4"/>
+        <w:spacing w:before="0" w:after="0"/>
+      </w:pPr>
+      <w:r>
+        <w:rPr>
+          <w:rFonts w:ascii="Consolas" w:hAnsi="Consolas" w:cs="Consolas"/>
+          <w:sz w:val="15"/>
+          <w:szCs w:val="15"/>
+        </w:rPr>
+        <w:t xml:space="preserve">               │  2. send(peerId, text)                          │</w:t>
+      </w:r>
+    </w:p>
+    <w:p>
+      <w:pPr>
+        <w:pStyle w:val="CodeBlock"/>
+        <w:shd w:val="clear" w:color="auto" w:fill="F1F3F4"/>
+        <w:spacing w:before="0" w:after="0"/>
+      </w:pPr>
+      <w:r>
+        <w:rPr>
+          <w:rFonts w:ascii="Consolas" w:hAnsi="Consolas" w:cs="Consolas"/>
+          <w:sz w:val="15"/>
+          <w:szCs w:val="15"/>
+        </w:rPr>
+        <w:t xml:space="preserve">               ▼                                                │</w:t>
+      </w:r>
+    </w:p>
+    <w:p>
+      <w:pPr>
+        <w:pStyle w:val="CodeBlock"/>
+        <w:shd w:val="clear" w:color="auto" w:fill="F1F3F4"/>
+        <w:spacing w:before="0" w:after="0"/>
+      </w:pPr>
+      <w:r>
+        <w:rPr>
+          <w:rFonts w:ascii="Consolas" w:hAnsi="Consolas" w:cs="Consolas"/>
+          <w:sz w:val="15"/>
+          <w:szCs w:val="15"/>
+        </w:rPr>
+        <w:t xml:space="preserve">      ┌─────────────────┐                                       │</w:t>
+      </w:r>
+    </w:p>
+    <w:p>
+      <w:pPr>
+        <w:pStyle w:val="CodeBlock"/>
+        <w:shd w:val="clear" w:color="auto" w:fill="F1F3F4"/>
+        <w:spacing w:before="0" w:after="0"/>
+      </w:pPr>
+      <w:r>
+        <w:rPr>
+          <w:rFonts w:ascii="Consolas" w:hAnsi="Consolas" w:cs="Consolas"/>
+          <w:sz w:val="15"/>
+          <w:szCs w:val="15"/>
+        </w:rPr>
+        <w:t xml:space="preserve">      │  ChatViewModel  │  MVVM boundary                        │</w:t>
+      </w:r>
+    </w:p>
+    <w:p>
+      <w:pPr>
+        <w:pStyle w:val="CodeBlock"/>
+        <w:shd w:val="clear" w:color="auto" w:fill="F1F3F4"/>
+        <w:spacing w:before="0" w:after="0"/>
+      </w:pPr>
+      <w:r>
+        <w:rPr>
+          <w:rFonts w:ascii="Consolas" w:hAnsi="Consolas" w:cs="Consolas"/>
+          <w:sz w:val="15"/>
+          <w:szCs w:val="15"/>
+        </w:rPr>
+        <w:t xml:space="preserve">      └────────┬─────────┘                                      │</w:t>
+      </w:r>
+    </w:p>
+    <w:p>
+      <w:pPr>
+        <w:pStyle w:val="CodeBlock"/>
+        <w:shd w:val="clear" w:color="auto" w:fill="F1F3F4"/>
+        <w:spacing w:before="0" w:after="0"/>
+      </w:pPr>
+      <w:r>
+        <w:rPr>
+          <w:rFonts w:ascii="Consolas" w:hAnsi="Consolas" w:cs="Consolas"/>
+          <w:sz w:val="15"/>
+          <w:szCs w:val="15"/>
+        </w:rPr>
+        <w:t xml:space="preserve">               │                                                │</w:t>
+      </w:r>
+    </w:p>
+    <w:p>
+      <w:pPr>
+        <w:pStyle w:val="CodeBlock"/>
+        <w:shd w:val="clear" w:color="auto" w:fill="F1F3F4"/>
+        <w:spacing w:before="0" w:after="0"/>
+      </w:pPr>
+      <w:r>
+        <w:rPr>
+          <w:rFonts w:ascii="Consolas" w:hAnsi="Consolas" w:cs="Consolas"/>
+          <w:sz w:val="15"/>
+          <w:szCs w:val="15"/>
+        </w:rPr>
+        <w:t xml:space="preserve">               │  3. MessageRepository.send()                     │</w:t>
+      </w:r>
+    </w:p>
+    <w:p>
+      <w:pPr>
+        <w:pStyle w:val="CodeBlock"/>
+        <w:shd w:val="clear" w:color="auto" w:fill="F1F3F4"/>
+        <w:spacing w:before="0" w:after="0"/>
+      </w:pPr>
+      <w:r>
+        <w:rPr>
+          <w:rFonts w:ascii="Consolas" w:hAnsi="Consolas" w:cs="Consolas"/>
+          <w:sz w:val="15"/>
+          <w:szCs w:val="15"/>
+        </w:rPr>
+        <w:t xml:space="preserve">               ▼                                                │</w:t>
+      </w:r>
+    </w:p>
+    <w:p>
+      <w:pPr>
+        <w:pStyle w:val="CodeBlock"/>
+        <w:shd w:val="clear" w:color="auto" w:fill="F1F3F4"/>
+        <w:spacing w:before="0" w:after="0"/>
+      </w:pPr>
+      <w:r>
+        <w:rPr>
+          <w:rFonts w:ascii="Consolas" w:hAnsi="Consolas" w:cs="Consolas"/>
+          <w:sz w:val="15"/>
+          <w:szCs w:val="15"/>
+        </w:rPr>
+        <w:t xml:space="preserve">      ┌──────────────────────────────────────────────────┐     │</w:t>
+      </w:r>
+    </w:p>
+    <w:p>
+      <w:pPr>
+        <w:pStyle w:val="CodeBlock"/>
+        <w:shd w:val="clear" w:color="auto" w:fill="F1F3F4"/>
+        <w:spacing w:before="0" w:after="0"/>
+      </w:pPr>
+      <w:r>
+        <w:rPr>
+          <w:rFonts w:ascii="Consolas" w:hAnsi="Consolas" w:cs="Consolas"/>
+          <w:sz w:val="15"/>
+          <w:szCs w:val="15"/>
+        </w:rPr>
+        <w:t xml:space="preserve">      │                  MESSAGE PIPELINE               │     │</w:t>
+      </w:r>
+    </w:p>
+    <w:p>
+      <w:pPr>
+        <w:pStyle w:val="CodeBlock"/>
+        <w:shd w:val="clear" w:color="auto" w:fill="F1F3F4"/>
+        <w:spacing w:before="0" w:after="0"/>
+      </w:pPr>
+      <w:r>
+        <w:rPr>
+          <w:rFonts w:ascii="Consolas" w:hAnsi="Consolas" w:cs="Consolas"/>
+          <w:sz w:val="15"/>
+          <w:szCs w:val="15"/>
+        </w:rPr>
+        <w:t xml:space="preserve">      │                                                  │     │</w:t>
+      </w:r>
+    </w:p>
+    <w:p>
+      <w:pPr>
+        <w:pStyle w:val="CodeBlock"/>
+        <w:shd w:val="clear" w:color="auto" w:fill="F1F3F4"/>
+        <w:spacing w:before="0" w:after="0"/>
+      </w:pPr>
+      <w:r>
+        <w:rPr>
+          <w:rFonts w:ascii="Consolas" w:hAnsi="Consolas" w:cs="Consolas"/>
+          <w:sz w:val="15"/>
+          <w:szCs w:val="15"/>
+        </w:rPr>
+        <w:t xml:space="preserve">      │  Room insert (PENDING) ──► SessionCrypto        │     │</w:t>
+      </w:r>
+    </w:p>
+    <w:p>
+      <w:pPr>
+        <w:pStyle w:val="CodeBlock"/>
+        <w:shd w:val="clear" w:color="auto" w:fill="F1F3F4"/>
+        <w:spacing w:before="0" w:after="0"/>
+      </w:pPr>
+      <w:r>
+        <w:rPr>
+          <w:rFonts w:ascii="Consolas" w:hAnsi="Consolas" w:cs="Consolas"/>
+          <w:sz w:val="15"/>
+          <w:szCs w:val="15"/>
+        </w:rPr>
+        <w:t xml:space="preserve">      │  ──► EnvelopeCodec.encode() ──► dedup by id     │     │</w:t>
+      </w:r>
+    </w:p>
+    <w:p>
+      <w:pPr>
+        <w:pStyle w:val="CodeBlock"/>
+        <w:shd w:val="clear" w:color="auto" w:fill="F1F3F4"/>
+        <w:spacing w:before="0" w:after="0"/>
+      </w:pPr>
+      <w:r>
+        <w:rPr>
+          <w:rFonts w:ascii="Consolas" w:hAnsi="Consolas" w:cs="Consolas"/>
+          <w:sz w:val="15"/>
+          <w:szCs w:val="15"/>
+        </w:rPr>
+        <w:t xml:space="preserve">      │  ──► ByteLink.send(bytes)                       │     │</w:t>
+      </w:r>
+    </w:p>
+    <w:p>
+      <w:pPr>
+        <w:pStyle w:val="CodeBlock"/>
+        <w:shd w:val="clear" w:color="auto" w:fill="F1F3F4"/>
+        <w:spacing w:before="0" w:after="0"/>
+      </w:pPr>
+      <w:r>
+        <w:rPr>
+          <w:rFonts w:ascii="Consolas" w:hAnsi="Consolas" w:cs="Consolas"/>
+          <w:sz w:val="15"/>
+          <w:szCs w:val="15"/>
+        </w:rPr>
+        <w:t xml:space="preserve">      └───────────────┬──────────────────────────────────┘     │</w:t>
+      </w:r>
+    </w:p>
+    <w:p>
+      <w:pPr>
+        <w:pStyle w:val="CodeBlock"/>
+        <w:shd w:val="clear" w:color="auto" w:fill="F1F3F4"/>
+        <w:spacing w:before="0" w:after="0"/>
+      </w:pPr>
+      <w:r>
+        <w:rPr>
+          <w:rFonts w:ascii="Consolas" w:hAnsi="Consolas" w:cs="Consolas"/>
+          <w:sz w:val="15"/>
+          <w:szCs w:val="15"/>
+        </w:rPr>
+        <w:t xml:space="preserve">                      │ 4. RFCOMM socket / GATT write          │</w:t>
+      </w:r>
+    </w:p>
+    <w:p>
+      <w:pPr>
+        <w:pStyle w:val="CodeBlock"/>
+        <w:shd w:val="clear" w:color="auto" w:fill="F1F3F4"/>
+        <w:spacing w:before="0" w:after="0"/>
+      </w:pPr>
+      <w:r>
+        <w:rPr>
+          <w:rFonts w:ascii="Consolas" w:hAnsi="Consolas" w:cs="Consolas"/>
+          <w:sz w:val="15"/>
+          <w:szCs w:val="15"/>
+        </w:rPr>
+        <w:t xml:space="preserve">                      ▼                                        │</w:t>
+      </w:r>
+    </w:p>
+    <w:p>
+      <w:pPr>
+        <w:pStyle w:val="CodeBlock"/>
+        <w:shd w:val="clear" w:color="auto" w:fill="F1F3F4"/>
+        <w:spacing w:before="0" w:after="0"/>
+      </w:pPr>
+      <w:r>
+        <w:rPr>
+          <w:rFonts w:ascii="Consolas" w:hAnsi="Consolas" w:cs="Consolas"/>
+          <w:sz w:val="15"/>
+          <w:szCs w:val="15"/>
+        </w:rPr>
+        <w:t xml:space="preserve">      ┌──────────────────────────────────────────────────┐     │</w:t>
+      </w:r>
+    </w:p>
+    <w:p>
+      <w:pPr>
+        <w:pStyle w:val="CodeBlock"/>
+        <w:shd w:val="clear" w:color="auto" w:fill="F1F3F4"/>
+        <w:spacing w:before="0" w:after="0"/>
+      </w:pPr>
+      <w:r>
+        <w:rPr>
+          <w:rFonts w:ascii="Consolas" w:hAnsi="Consolas" w:cs="Consolas"/>
+          <w:sz w:val="15"/>
+          <w:szCs w:val="15"/>
+        </w:rPr>
+        <w:t xml:space="preserve">      │           TRANSPORT (radio, no server)           │     │</w:t>
+      </w:r>
+    </w:p>
+    <w:p>
+      <w:pPr>
+        <w:pStyle w:val="CodeBlock"/>
+        <w:shd w:val="clear" w:color="auto" w:fill="F1F3F4"/>
+        <w:spacing w:before="0" w:after="0"/>
+      </w:pPr>
+      <w:r>
+        <w:rPr>
+          <w:rFonts w:ascii="Consolas" w:hAnsi="Consolas" w:cs="Consolas"/>
+          <w:sz w:val="15"/>
+          <w:szCs w:val="15"/>
+        </w:rPr>
+        <w:t xml:space="preserve">      │   BluetoothAdapter ─► RFCOMM   /   BLE GATT      │─────┘</w:t>
+      </w:r>
+    </w:p>
+    <w:p>
+      <w:pPr>
+        <w:pStyle w:val="CodeBlock"/>
+        <w:shd w:val="clear" w:color="auto" w:fill="F1F3F4"/>
+        <w:spacing w:before="0" w:after="0"/>
+      </w:pPr>
+      <w:r>
+        <w:rPr>
+          <w:rFonts w:ascii="Consolas" w:hAnsi="Consolas" w:cs="Consolas"/>
+          <w:sz w:val="15"/>
+          <w:szCs w:val="15"/>
+        </w:rPr>
+        <w:t xml:space="preserve">      │                     /   Wi-Fi Direct             │ 5. over the air</w:t>
+      </w:r>
+    </w:p>
+    <w:p>
+      <w:pPr>
+        <w:pStyle w:val="CodeBlock"/>
+        <w:shd w:val="clear" w:color="auto" w:fill="F1F3F4"/>
+        <w:spacing w:before="0" w:after="0"/>
+      </w:pPr>
+      <w:r>
+        <w:rPr>
+          <w:rFonts w:ascii="Consolas" w:hAnsi="Consolas" w:cs="Consolas"/>
+          <w:sz w:val="15"/>
+          <w:szCs w:val="15"/>
+        </w:rPr>
+        <w:t xml:space="preserve">      └──────────────────────────────────────────────────┘</w:t>
+      </w:r>
+    </w:p>
+    <w:p>
+      <w:pPr>
+        <w:pStyle w:val="CodeBlock"/>
+        <w:shd w:val="clear" w:color="auto" w:fill="F1F3F4"/>
+        <w:spacing w:before="0" w:after="0"/>
+      </w:pPr>
+      <w:r>
+        <w:rPr>
+          <w:rFonts w:ascii="Consolas" w:hAnsi="Consolas" w:cs="Consolas"/>
+          <w:sz w:val="15"/>
+          <w:szCs w:val="15"/>
+        </w:rPr>
+        <w:t xml:space="preserve">                      │</w:t>
+      </w:r>
+    </w:p>
+    <w:p>
+      <w:pPr>
+        <w:pStyle w:val="CodeBlock"/>
+        <w:shd w:val="clear" w:color="auto" w:fill="F1F3F4"/>
+        <w:spacing w:before="0" w:after="0"/>
+      </w:pPr>
+      <w:r>
+        <w:rPr>
+          <w:rFonts w:ascii="Consolas" w:hAnsi="Consolas" w:cs="Consolas"/>
+          <w:sz w:val="15"/>
+          <w:szCs w:val="15"/>
+        </w:rPr>
+        <w:t xml:space="preserve">                      │ 6. ByteLink.incoming (Flow&lt;ByteArray&gt;)</w:t>
+      </w:r>
+    </w:p>
+    <w:p>
+      <w:pPr>
+        <w:pStyle w:val="CodeBlock"/>
+        <w:shd w:val="clear" w:color="auto" w:fill="F1F3F4"/>
+        <w:spacing w:before="0" w:after="0"/>
+      </w:pPr>
+      <w:r>
+        <w:rPr>
+          <w:rFonts w:ascii="Consolas" w:hAnsi="Consolas" w:cs="Consolas"/>
+          <w:sz w:val="15"/>
+          <w:szCs w:val="15"/>
+        </w:rPr>
+        <w:t xml:space="preserve">                      ▼</w:t>
+      </w:r>
+    </w:p>
+    <w:p>
+      <w:pPr>
+        <w:pStyle w:val="CodeBlock"/>
+        <w:shd w:val="clear" w:color="auto" w:fill="F1F3F4"/>
+        <w:spacing w:before="0" w:after="0"/>
+      </w:pPr>
+      <w:r>
+        <w:rPr>
+          <w:rFonts w:ascii="Consolas" w:hAnsi="Consolas" w:cs="Consolas"/>
+          <w:sz w:val="15"/>
+          <w:szCs w:val="15"/>
+        </w:rPr>
+        <w:t xml:space="preserve">      ┌──────────────────────────────────────────────────┐</w:t>
+      </w:r>
+    </w:p>
+    <w:p>
+      <w:pPr>
+        <w:pStyle w:val="CodeBlock"/>
+        <w:shd w:val="clear" w:color="auto" w:fill="F1F3F4"/>
+        <w:spacing w:before="0" w:after="0"/>
+      </w:pPr>
+      <w:r>
+        <w:rPr>
+          <w:rFonts w:ascii="Consolas" w:hAnsi="Consolas" w:cs="Consolas"/>
+          <w:sz w:val="15"/>
+          <w:szCs w:val="15"/>
+        </w:rPr>
+        <w:t xml:space="preserve">      │  Reassembler ──► EnvelopeCodec.decode()          │</w:t>
+      </w:r>
+    </w:p>
+    <w:p>
+      <w:pPr>
+        <w:pStyle w:val="CodeBlock"/>
+        <w:shd w:val="clear" w:color="auto" w:fill="F1F3F4"/>
+        <w:spacing w:before="0" w:after="0"/>
+      </w:pPr>
+      <w:r>
+        <w:rPr>
+          <w:rFonts w:ascii="Consolas" w:hAnsi="Consolas" w:cs="Consolas"/>
+          <w:sz w:val="15"/>
+          <w:szCs w:val="15"/>
+        </w:rPr>
+        <w:t xml:space="preserve">      │  ──► handshake / session key ──► SessionCrypto   │</w:t>
+      </w:r>
+    </w:p>
+    <w:p>
+      <w:pPr>
+        <w:pStyle w:val="CodeBlock"/>
+        <w:shd w:val="clear" w:color="auto" w:fill="F1F3F4"/>
+        <w:spacing w:before="0" w:after="0"/>
+      </w:pPr>
+      <w:r>
+        <w:rPr>
+          <w:rFonts w:ascii="Consolas" w:hAnsi="Consolas" w:cs="Consolas"/>
+          <w:sz w:val="15"/>
+          <w:szCs w:val="15"/>
+        </w:rPr>
+        <w:t xml:space="preserve">      │  ──► duplicate id → discard                      │</w:t>
+      </w:r>
+    </w:p>
+    <w:p>
+      <w:pPr>
+        <w:pStyle w:val="CodeBlock"/>
+        <w:shd w:val="clear" w:color="auto" w:fill="F1F3F4"/>
+        <w:spacing w:before="0" w:after="0"/>
+      </w:pPr>
+      <w:r>
+        <w:rPr>
+          <w:rFonts w:ascii="Consolas" w:hAnsi="Consolas" w:cs="Consolas"/>
+          <w:sz w:val="15"/>
+          <w:szCs w:val="15"/>
+        </w:rPr>
+        <w:t xml:space="preserve">      │  ──► Room insert (RECEIVED)                      │</w:t>
+      </w:r>
+    </w:p>
+    <w:p>
+      <w:pPr>
+        <w:pStyle w:val="CodeBlock"/>
+        <w:shd w:val="clear" w:color="auto" w:fill="F1F3F4"/>
+        <w:spacing w:before="0" w:after="0"/>
+      </w:pPr>
+      <w:r>
+        <w:rPr>
+          <w:rFonts w:ascii="Consolas" w:hAnsi="Consolas" w:cs="Consolas"/>
+          <w:sz w:val="15"/>
+          <w:szCs w:val="15"/>
+        </w:rPr>
+        <w:t xml:space="preserve">      └───────────────┬──────────────────────────────────┘</w:t>
+      </w:r>
+    </w:p>
+    <w:p>
+      <w:pPr>
+        <w:pStyle w:val="CodeBlock"/>
+        <w:shd w:val="clear" w:color="auto" w:fill="F1F3F4"/>
+        <w:spacing w:before="0" w:after="0"/>
+      </w:pPr>
+      <w:r>
+        <w:rPr>
+          <w:rFonts w:ascii="Consolas" w:hAnsi="Consolas" w:cs="Consolas"/>
+          <w:sz w:val="15"/>
+          <w:szCs w:val="15"/>
+        </w:rPr>
+        <w:t xml:space="preserve">                      │ 7. plaintextOf(entity)</w:t>
+      </w:r>
+    </w:p>
+    <w:p>
+      <w:pPr>
+        <w:pStyle w:val="CodeBlock"/>
+        <w:shd w:val="clear" w:color="auto" w:fill="F1F3F4"/>
+        <w:spacing w:before="0" w:after="0"/>
+      </w:pPr>
+      <w:r>
+        <w:rPr>
+          <w:rFonts w:ascii="Consolas" w:hAnsi="Consolas" w:cs="Consolas"/>
+          <w:sz w:val="15"/>
+          <w:szCs w:val="15"/>
+        </w:rPr>
+        <w:t xml:space="preserve">                      ▼</w:t>
+      </w:r>
+    </w:p>
+    <w:p>
+      <w:pPr>
+        <w:pStyle w:val="CodeBlock"/>
+        <w:shd w:val="clear" w:color="auto" w:fill="F1F3F4"/>
+        <w:spacing w:before="0" w:after="0"/>
+      </w:pPr>
+      <w:r>
+        <w:rPr>
+          <w:rFonts w:ascii="Consolas" w:hAnsi="Consolas" w:cs="Consolas"/>
+          <w:sz w:val="15"/>
+          <w:szCs w:val="15"/>
+        </w:rPr>
+        <w:t xml:space="preserve">      ┌─────────────────┐</w:t>
+      </w:r>
+    </w:p>
+    <w:p>
+      <w:pPr>
+        <w:pStyle w:val="CodeBlock"/>
+        <w:shd w:val="clear" w:color="auto" w:fill="F1F3F4"/>
+        <w:spacing w:before="0" w:after="0"/>
+      </w:pPr>
+      <w:r>
+        <w:rPr>
+          <w:rFonts w:ascii="Consolas" w:hAnsi="Consolas" w:cs="Consolas"/>
+          <w:sz w:val="15"/>
+          <w:szCs w:val="15"/>
+        </w:rPr>
+        <w:t xml:space="preserve">      │  Compose UI      │──► message bubble on screen</w:t>
+      </w:r>
+    </w:p>
+    <w:p>
+      <w:pPr>
+        <w:pStyle w:val="CodeBlock"/>
+        <w:shd w:val="clear" w:color="auto" w:fill="F1F3F4"/>
+        <w:spacing w:before="0" w:after="0"/>
+      </w:pPr>
+      <w:r>
+        <w:rPr>
+          <w:rFonts w:ascii="Consolas" w:hAnsi="Consolas" w:cs="Consolas"/>
+          <w:sz w:val="15"/>
+          <w:szCs w:val="15"/>
+        </w:rPr>
+        <w:t xml:space="preserve">      │  ChatScreen      │</w:t>
+      </w:r>
+    </w:p>
+    <w:p>
+      <w:pPr>
+        <w:pStyle w:val="CodeBlock"/>
+        <w:shd w:val="clear" w:color="auto" w:fill="F1F3F4"/>
+        <w:spacing w:before="0" w:after="0"/>
+      </w:pPr>
+      <w:r>
+        <w:rPr>
+          <w:rFonts w:ascii="Consolas" w:hAnsi="Consolas" w:cs="Consolas"/>
+          <w:sz w:val="15"/>
+          <w:szCs w:val="15"/>
+        </w:rPr>
+        <w:t xml:space="preserve">      └─────────────────┘</w:t>
       </w:r>
     </w:p>
     <w:p>
@@ -4162,7 +4162,7 @@
         <w:t xml:space="preserve">Note:</w:t>
       </w:r>
       <w:r>
-        <w:t xml:space="preserve"> there is no Process node and no External Entity other than Phone B. That is the point of the diagram â€” the only external entity is the other user's device.</w:t>
+        <w:t xml:space="preserve"> there is no Process node and no External Entity other than Phone B. That is the point of the diagram — the only external entity is the other user's device.</w:t>
       </w:r>
     </w:p>
     <w:p>
@@ -4180,862 +4180,862 @@
         <w:spacing w:before="0" w:after="120"/>
       </w:pPr>
       <w:r>
-        <w:t xml:space="preserve">4. Data Flow Diagram (Level 1 â€” Process Detail)</w:t>
-      </w:r>
-    </w:p>
-    <w:p>
-      <w:pPr>
-        <w:pStyle w:val="CodeBlock"/>
-        <w:shd w:val="clear" w:color="auto" w:fill="F1F3F4"/>
-        <w:spacing w:before="0" w:after="0"/>
-      </w:pPr>
-      <w:r>
-        <w:rPr>
-          <w:rFonts w:ascii="Consolas" w:hAnsi="Consolas" w:cs="Consolas"/>
-          <w:sz w:val="15"/>
-          <w:szCs w:val="15"/>
-        </w:rPr>
-        <w:t xml:space="preserve"> â”Œâ”€â”€â”€â”€â”€â”€â”€â”€â”€â”€â”€â”€â”€â”€â”  text   â”Œâ”€â”€â”€â”€â”€â”€â”€â”€â”€â”€â”€â”€â”€â”€â”€â”€â”€â”€â”€â”</w:t>
-      </w:r>
-    </w:p>
-    <w:p>
-      <w:pPr>
-        <w:pStyle w:val="CodeBlock"/>
-        <w:shd w:val="clear" w:color="auto" w:fill="F1F3F4"/>
-        <w:spacing w:before="0" w:after="0"/>
-      </w:pPr>
-      <w:r>
-        <w:rPr>
-          <w:rFonts w:ascii="Consolas" w:hAnsi="Consolas" w:cs="Consolas"/>
-          <w:sz w:val="15"/>
-          <w:szCs w:val="15"/>
-        </w:rPr>
-        <w:t xml:space="preserve"> â”‚  ChatScreen  â”‚â”€â”€â”€â”€â”€â”€â”€â”€â–ºâ”‚  ChatViewModel    â”‚</w:t>
-      </w:r>
-    </w:p>
-    <w:p>
-      <w:pPr>
-        <w:pStyle w:val="CodeBlock"/>
-        <w:shd w:val="clear" w:color="auto" w:fill="F1F3F4"/>
-        <w:spacing w:before="0" w:after="0"/>
-      </w:pPr>
-      <w:r>
-        <w:rPr>
-          <w:rFonts w:ascii="Consolas" w:hAnsi="Consolas" w:cs="Consolas"/>
-          <w:sz w:val="15"/>
-          <w:szCs w:val="15"/>
-        </w:rPr>
-        <w:t xml:space="preserve"> â””â”€â”€â”€â”€â”€â”€â”€â”€â”€â”€â”€â”€â”€â”€â”˜         â””â”€â”€â”€â”€â”€â”€â”€â”€â”€â”¬â”€â”€â”€â”€â”€â”€â”€â”€â”€â”˜</w:t>
-      </w:r>
-    </w:p>
-    <w:p>
-      <w:pPr>
-        <w:pStyle w:val="CodeBlock"/>
-        <w:shd w:val="clear" w:color="auto" w:fill="F1F3F4"/>
-        <w:spacing w:before="0" w:after="0"/>
-      </w:pPr>
-      <w:r>
-        <w:rPr>
-          <w:rFonts w:ascii="Consolas" w:hAnsi="Consolas" w:cs="Consolas"/>
-          <w:sz w:val="15"/>
-          <w:szCs w:val="15"/>
-        </w:rPr>
-        <w:t xml:space="preserve">                                    â”‚ send(peerId, text)</w:t>
-      </w:r>
-    </w:p>
-    <w:p>
-      <w:pPr>
-        <w:pStyle w:val="CodeBlock"/>
-        <w:shd w:val="clear" w:color="auto" w:fill="F1F3F4"/>
-        <w:spacing w:before="0" w:after="0"/>
-      </w:pPr>
-      <w:r>
-        <w:rPr>
-          <w:rFonts w:ascii="Consolas" w:hAnsi="Consolas" w:cs="Consolas"/>
-          <w:sz w:val="15"/>
-          <w:szCs w:val="15"/>
-        </w:rPr>
-        <w:t xml:space="preserve">                                    â–¼</w:t>
-      </w:r>
-    </w:p>
-    <w:p>
-      <w:pPr>
-        <w:pStyle w:val="CodeBlock"/>
-        <w:shd w:val="clear" w:color="auto" w:fill="F1F3F4"/>
-        <w:spacing w:before="0" w:after="0"/>
-      </w:pPr>
-      <w:r>
-        <w:rPr>
-          <w:rFonts w:ascii="Consolas" w:hAnsi="Consolas" w:cs="Consolas"/>
-          <w:sz w:val="15"/>
-          <w:szCs w:val="15"/>
-        </w:rPr>
-        <w:t xml:space="preserve"> â”Œâ”€â”€â”€â”€â”€â”€â”€â”€â”€â”€â”€â”€â”€â”€â”€â”€â”€â”€â”€â”€â”€â”€â”€â”€â”€â”€â”€â”€â”€â”€â”€â”€â”€â”€â”€â”€â”€â”€â”€â”€â”€â”€â”€â”€â”€â”€â”€â”€â”€â”€â”€â”€â”€â”€â”€â”€â”€â”€â”€â”€â”</w:t>
-      </w:r>
-    </w:p>
-    <w:p>
-      <w:pPr>
-        <w:pStyle w:val="CodeBlock"/>
-        <w:shd w:val="clear" w:color="auto" w:fill="F1F3F4"/>
-        <w:spacing w:before="0" w:after="0"/>
-      </w:pPr>
-      <w:r>
-        <w:rPr>
-          <w:rFonts w:ascii="Consolas" w:hAnsi="Consolas" w:cs="Consolas"/>
-          <w:sz w:val="15"/>
-          <w:szCs w:val="15"/>
-        </w:rPr>
-        <w:t xml:space="preserve"> â”‚                      MessageRepository                      â”‚</w:t>
-      </w:r>
-    </w:p>
-    <w:p>
-      <w:pPr>
-        <w:pStyle w:val="CodeBlock"/>
-        <w:shd w:val="clear" w:color="auto" w:fill="F1F3F4"/>
-        <w:spacing w:before="0" w:after="0"/>
-      </w:pPr>
-      <w:r>
-        <w:rPr>
-          <w:rFonts w:ascii="Consolas" w:hAnsi="Consolas" w:cs="Consolas"/>
-          <w:sz w:val="15"/>
-          <w:szCs w:val="15"/>
-        </w:rPr>
-        <w:t xml:space="preserve"> â”‚                                                            â”‚</w:t>
-      </w:r>
-    </w:p>
-    <w:p>
-      <w:pPr>
-        <w:pStyle w:val="CodeBlock"/>
-        <w:shd w:val="clear" w:color="auto" w:fill="F1F3F4"/>
-        <w:spacing w:before="0" w:after="0"/>
-      </w:pPr>
-      <w:r>
-        <w:rPr>
-          <w:rFonts w:ascii="Consolas" w:hAnsi="Consolas" w:cs="Consolas"/>
-          <w:sz w:val="15"/>
-          <w:szCs w:val="15"/>
-        </w:rPr>
-        <w:t xml:space="preserve"> â”‚  â”Œâ”€â”€â”€â”€â”€â”€â”€â”€â”€â”€â”€â”€â”   status    â”Œâ”€â”€â”€â”€â”€â”€â”€â”€â”€â”€â”€â”€â”€â”€â”                â”‚</w:t>
-      </w:r>
-    </w:p>
-    <w:p>
-      <w:pPr>
-        <w:pStyle w:val="CodeBlock"/>
-        <w:shd w:val="clear" w:color="auto" w:fill="F1F3F4"/>
-        <w:spacing w:before="0" w:after="0"/>
-      </w:pPr>
-      <w:r>
-        <w:rPr>
-          <w:rFonts w:ascii="Consolas" w:hAnsi="Consolas" w:cs="Consolas"/>
-          <w:sz w:val="15"/>
-          <w:szCs w:val="15"/>
-        </w:rPr>
-        <w:t xml:space="preserve"> â”‚  â”‚ Conversationâ”‚â—„â”€â”€â”€â”€â”€â”€â”€â”€â”€â”€â–ºâ”‚ DeliveryStatusâ”‚ PENDING â†’      â”‚</w:t>
-      </w:r>
-    </w:p>
-    <w:p>
-      <w:pPr>
-        <w:pStyle w:val="CodeBlock"/>
-        <w:shd w:val="clear" w:color="auto" w:fill="F1F3F4"/>
-        <w:spacing w:before="0" w:after="0"/>
-      </w:pPr>
-      <w:r>
-        <w:rPr>
-          <w:rFonts w:ascii="Consolas" w:hAnsi="Consolas" w:cs="Consolas"/>
-          <w:sz w:val="15"/>
-          <w:szCs w:val="15"/>
-        </w:rPr>
-        <w:t xml:space="preserve"> â”‚  â”‚    id       â”‚            â”‚   state m/c   â”‚ SENT â†’         â”‚</w:t>
-      </w:r>
-    </w:p>
-    <w:p>
-      <w:pPr>
-        <w:pStyle w:val="CodeBlock"/>
-        <w:shd w:val="clear" w:color="auto" w:fill="F1F3F4"/>
-        <w:spacing w:before="0" w:after="0"/>
-      </w:pPr>
-      <w:r>
-        <w:rPr>
-          <w:rFonts w:ascii="Consolas" w:hAnsi="Consolas" w:cs="Consolas"/>
-          <w:sz w:val="15"/>
-          <w:szCs w:val="15"/>
-        </w:rPr>
-        <w:t xml:space="preserve"> â”‚  â””â”€â”€â”€â”€â”€â”€â”€â”€â”€â”€â”€â”€â”˜            â””â”€â”€â”€â”€â”€â”€â”€â”€â”€â”€â”€â”€â”€â”€â”˜ DELIVERED â†’     â”‚</w:t>
-      </w:r>
-    </w:p>
-    <w:p>
-      <w:pPr>
-        <w:pStyle w:val="CodeBlock"/>
-        <w:shd w:val="clear" w:color="auto" w:fill="F1F3F4"/>
-        <w:spacing w:before="0" w:after="0"/>
-      </w:pPr>
-      <w:r>
-        <w:rPr>
-          <w:rFonts w:ascii="Consolas" w:hAnsi="Consolas" w:cs="Consolas"/>
-          <w:sz w:val="15"/>
-          <w:szCs w:val="15"/>
-        </w:rPr>
-        <w:t xml:space="preserve"> â”‚        â”‚                             â”‚         FAILED       â”‚</w:t>
-      </w:r>
-    </w:p>
-    <w:p>
-      <w:pPr>
-        <w:pStyle w:val="CodeBlock"/>
-        <w:shd w:val="clear" w:color="auto" w:fill="F1F3F4"/>
-        <w:spacing w:before="0" w:after="0"/>
-      </w:pPr>
-      <w:r>
-        <w:rPr>
-          <w:rFonts w:ascii="Consolas" w:hAnsi="Consolas" w:cs="Consolas"/>
-          <w:sz w:val="15"/>
-          <w:szCs w:val="15"/>
-        </w:rPr>
-        <w:t xml:space="preserve"> â””â”€â”€â”€â”€â”€â”€â”€â”€â”¼â”€â”€â”€â”€â”€â”€â”€â”€â”€â”€â”€â”€â”€â”€â”€â”€â”€â”€â”€â”€â”€â”€â”€â”€â”€â”€â”€â”€â”€â”¼â”€â”€â”€â”€â”€â”€â”€â”€â”€â”€â”€â”€â”€â”€â”€â”€â”€â”€â”€â”€â”€â”€â”˜</w:t>
-      </w:r>
-    </w:p>
-    <w:p>
-      <w:pPr>
-        <w:pStyle w:val="CodeBlock"/>
-        <w:shd w:val="clear" w:color="auto" w:fill="F1F3F4"/>
-        <w:spacing w:before="0" w:after="0"/>
-      </w:pPr>
-      <w:r>
-        <w:rPr>
-          <w:rFonts w:ascii="Consolas" w:hAnsi="Consolas" w:cs="Consolas"/>
-          <w:sz w:val="15"/>
-          <w:szCs w:val="15"/>
-        </w:rPr>
-        <w:t xml:space="preserve">          â”‚                             â”‚</w:t>
-      </w:r>
-    </w:p>
-    <w:p>
-      <w:pPr>
-        <w:pStyle w:val="CodeBlock"/>
-        <w:shd w:val="clear" w:color="auto" w:fill="F1F3F4"/>
-        <w:spacing w:before="0" w:after="0"/>
-      </w:pPr>
-      <w:r>
-        <w:rPr>
-          <w:rFonts w:ascii="Consolas" w:hAnsi="Consolas" w:cs="Consolas"/>
-          <w:sz w:val="15"/>
-          <w:szCs w:val="15"/>
-        </w:rPr>
-        <w:t xml:space="preserve">          â”‚ write                       â”‚ read (Flow)</w:t>
-      </w:r>
-    </w:p>
-    <w:p>
-      <w:pPr>
-        <w:pStyle w:val="CodeBlock"/>
-        <w:shd w:val="clear" w:color="auto" w:fill="F1F3F4"/>
-        <w:spacing w:before="0" w:after="0"/>
-      </w:pPr>
-      <w:r>
-        <w:rPr>
-          <w:rFonts w:ascii="Consolas" w:hAnsi="Consolas" w:cs="Consolas"/>
-          <w:sz w:val="15"/>
-          <w:szCs w:val="15"/>
-        </w:rPr>
-        <w:t xml:space="preserve">          â–¼                             â–¼</w:t>
-      </w:r>
-    </w:p>
-    <w:p>
-      <w:pPr>
-        <w:pStyle w:val="CodeBlock"/>
-        <w:shd w:val="clear" w:color="auto" w:fill="F1F3F4"/>
-        <w:spacing w:before="0" w:after="0"/>
-      </w:pPr>
-      <w:r>
-        <w:rPr>
-          <w:rFonts w:ascii="Consolas" w:hAnsi="Consolas" w:cs="Consolas"/>
-          <w:sz w:val="15"/>
-          <w:szCs w:val="15"/>
-        </w:rPr>
-        <w:t xml:space="preserve"> â”Œâ”€â”€â”€â”€â”€â”€â”€â”€â”€â”€â”€â”€â”€â”€â”€â”€â”€â”€â”            â”Œâ”€â”€â”€â”€â”€â”€â”€â”€â”€â”€â”€â”€â”€â”€â”€â”€â”€â”€â”</w:t>
-      </w:r>
-    </w:p>
-    <w:p>
-      <w:pPr>
-        <w:pStyle w:val="CodeBlock"/>
-        <w:shd w:val="clear" w:color="auto" w:fill="F1F3F4"/>
-        <w:spacing w:before="0" w:after="0"/>
-      </w:pPr>
-      <w:r>
-        <w:rPr>
-          <w:rFonts w:ascii="Consolas" w:hAnsi="Consolas" w:cs="Consolas"/>
-          <w:sz w:val="15"/>
-          <w:szCs w:val="15"/>
-        </w:rPr>
-        <w:t xml:space="preserve"> â”‚ Room  MessageDao â”‚            â”‚ Room  MessageDao â”‚</w:t>
-      </w:r>
-    </w:p>
-    <w:p>
-      <w:pPr>
-        <w:pStyle w:val="CodeBlock"/>
-        <w:shd w:val="clear" w:color="auto" w:fill="F1F3F4"/>
-        <w:spacing w:before="0" w:after="0"/>
-      </w:pPr>
-      <w:r>
-        <w:rPr>
-          <w:rFonts w:ascii="Consolas" w:hAnsi="Consolas" w:cs="Consolas"/>
-          <w:sz w:val="15"/>
-          <w:szCs w:val="15"/>
-        </w:rPr>
-        <w:t xml:space="preserve"> â”‚  table "messages"â”‚            â”‚ indices:         â”‚</w:t>
-      </w:r>
-    </w:p>
-    <w:p>
-      <w:pPr>
-        <w:pStyle w:val="CodeBlock"/>
-        <w:shd w:val="clear" w:color="auto" w:fill="F1F3F4"/>
-        <w:spacing w:before="0" w:after="0"/>
-      </w:pPr>
-      <w:r>
-        <w:rPr>
-          <w:rFonts w:ascii="Consolas" w:hAnsi="Consolas" w:cs="Consolas"/>
-          <w:sz w:val="15"/>
-          <w:szCs w:val="15"/>
-        </w:rPr>
-        <w:t xml:space="preserve"> â”‚  ciphertext col. â”‚            â”‚ (conversation_id,â”‚</w:t>
-      </w:r>
-    </w:p>
-    <w:p>
-      <w:pPr>
-        <w:pStyle w:val="CodeBlock"/>
-        <w:shd w:val="clear" w:color="auto" w:fill="F1F3F4"/>
-        <w:spacing w:before="0" w:after="0"/>
-      </w:pPr>
-      <w:r>
-        <w:rPr>
-          <w:rFonts w:ascii="Consolas" w:hAnsi="Consolas" w:cs="Consolas"/>
-          <w:sz w:val="15"/>
-          <w:szCs w:val="15"/>
-        </w:rPr>
-        <w:t xml:space="preserve"> â””â”€â”€â”€â”€â”€â”€â”€â”€â”€â”€â”€â”€â”€â”€â”€â”€â”€â”€â”˜            â”‚  timestamp)      â”‚</w:t>
-      </w:r>
-    </w:p>
-    <w:p>
-      <w:pPr>
-        <w:pStyle w:val="CodeBlock"/>
-        <w:shd w:val="clear" w:color="auto" w:fill="F1F3F4"/>
-        <w:spacing w:before="0" w:after="0"/>
-      </w:pPr>
-      <w:r>
-        <w:rPr>
-          <w:rFonts w:ascii="Consolas" w:hAnsi="Consolas" w:cs="Consolas"/>
-          <w:sz w:val="15"/>
-          <w:szCs w:val="15"/>
-        </w:rPr>
-        <w:t xml:space="preserve">          â”‚                      â”‚ message_id UNIQUEâ”‚</w:t>
-      </w:r>
-    </w:p>
-    <w:p>
-      <w:pPr>
-        <w:pStyle w:val="CodeBlock"/>
-        <w:shd w:val="clear" w:color="auto" w:fill="F1F3F4"/>
-        <w:spacing w:before="0" w:after="0"/>
-      </w:pPr>
-      <w:r>
-        <w:rPr>
-          <w:rFonts w:ascii="Consolas" w:hAnsi="Consolas" w:cs="Consolas"/>
-          <w:sz w:val="15"/>
-          <w:szCs w:val="15"/>
-        </w:rPr>
-        <w:t xml:space="preserve">          â”‚                      â””â”€â”€â”€â”€â”€â”€â”€â”€â”€â”€â”€â”€â”€â”€â”€â”€â”€â”€â”˜</w:t>
-      </w:r>
-    </w:p>
-    <w:p>
-      <w:pPr>
-        <w:pStyle w:val="CodeBlock"/>
-        <w:shd w:val="clear" w:color="auto" w:fill="F1F3F4"/>
-        <w:spacing w:before="0" w:after="0"/>
-      </w:pPr>
-      <w:r>
-        <w:rPr>
-          <w:rFonts w:ascii="Consolas" w:hAnsi="Consolas" w:cs="Consolas"/>
-          <w:sz w:val="15"/>
-          <w:szCs w:val="15"/>
-        </w:rPr>
-        <w:t xml:space="preserve">          â”‚ encrypt / decrypt</w:t>
-      </w:r>
-    </w:p>
-    <w:p>
-      <w:pPr>
-        <w:pStyle w:val="CodeBlock"/>
-        <w:shd w:val="clear" w:color="auto" w:fill="F1F3F4"/>
-        <w:spacing w:before="0" w:after="0"/>
-      </w:pPr>
-      <w:r>
-        <w:rPr>
-          <w:rFonts w:ascii="Consolas" w:hAnsi="Consolas" w:cs="Consolas"/>
-          <w:sz w:val="15"/>
-          <w:szCs w:val="15"/>
-        </w:rPr>
-        <w:t xml:space="preserve">          â–¼</w:t>
-      </w:r>
-    </w:p>
-    <w:p>
-      <w:pPr>
-        <w:pStyle w:val="CodeBlock"/>
-        <w:shd w:val="clear" w:color="auto" w:fill="F1F3F4"/>
-        <w:spacing w:before="0" w:after="0"/>
-      </w:pPr>
-      <w:r>
-        <w:rPr>
-          <w:rFonts w:ascii="Consolas" w:hAnsi="Consolas" w:cs="Consolas"/>
-          <w:sz w:val="15"/>
-          <w:szCs w:val="15"/>
-        </w:rPr>
-        <w:t xml:space="preserve"> â”Œâ”€â”€â”€â”€â”€â”€â”€â”€â”€â”€â”€â”€â”€â”€â”€â”€â”€â”€â”            â”Œâ”€â”€â”€â”€â”€â”€â”€â”€â”€â”€â”€â”€â”€â”€â”€â”€â”€â”€â”</w:t>
-      </w:r>
-    </w:p>
-    <w:p>
-      <w:pPr>
-        <w:pStyle w:val="CodeBlock"/>
-        <w:shd w:val="clear" w:color="auto" w:fill="F1F3F4"/>
-        <w:spacing w:before="0" w:after="0"/>
-      </w:pPr>
-      <w:r>
-        <w:rPr>
-          <w:rFonts w:ascii="Consolas" w:hAnsi="Consolas" w:cs="Consolas"/>
-          <w:sz w:val="15"/>
-          <w:szCs w:val="15"/>
-        </w:rPr>
-        <w:t xml:space="preserve"> â”‚ EncryptionManagerâ”‚  at rest   â”‚  SessionCrypto   â”‚  on wire</w:t>
-      </w:r>
-    </w:p>
-    <w:p>
-      <w:pPr>
-        <w:pStyle w:val="CodeBlock"/>
-        <w:shd w:val="clear" w:color="auto" w:fill="F1F3F4"/>
-        <w:spacing w:before="0" w:after="0"/>
-      </w:pPr>
-      <w:r>
-        <w:rPr>
-          <w:rFonts w:ascii="Consolas" w:hAnsi="Consolas" w:cs="Consolas"/>
-          <w:sz w:val="15"/>
-          <w:szCs w:val="15"/>
-        </w:rPr>
-        <w:t xml:space="preserve"> â”‚ AES-256-GCM      â”‚            â”‚  AES-256-GCM     â”‚</w:t>
-      </w:r>
-    </w:p>
-    <w:p>
-      <w:pPr>
-        <w:pStyle w:val="CodeBlock"/>
-        <w:shd w:val="clear" w:color="auto" w:fill="F1F3F4"/>
-        <w:spacing w:before="0" w:after="0"/>
-      </w:pPr>
-      <w:r>
-        <w:rPr>
-          <w:rFonts w:ascii="Consolas" w:hAnsi="Consolas" w:cs="Consolas"/>
-          <w:sz w:val="15"/>
-          <w:szCs w:val="15"/>
-        </w:rPr>
-        <w:t xml:space="preserve"> â”‚ AndroidKeyStore  â”‚            â”‚  s1&lt;iv&gt;&lt;ct&gt;      â”‚</w:t>
-      </w:r>
-    </w:p>
-    <w:p>
-      <w:pPr>
-        <w:pStyle w:val="CodeBlock"/>
-        <w:shd w:val="clear" w:color="auto" w:fill="F1F3F4"/>
-        <w:spacing w:before="0" w:after="0"/>
-      </w:pPr>
-      <w:r>
-        <w:rPr>
-          <w:rFonts w:ascii="Consolas" w:hAnsi="Consolas" w:cs="Consolas"/>
-          <w:sz w:val="15"/>
-          <w:szCs w:val="15"/>
-        </w:rPr>
-        <w:t xml:space="preserve"> â””â”€â”€â”€â”€â”€â”€â”€â”€â”€â”€â”€â”€â”€â”€â”€â”€â”€â”€â”˜            â””â”€â”€â”€â”€â”€â”€â”€â”€â–²â”€â”€â”€â”€â”€â”€â”€â”€â”€â”˜</w:t>
-      </w:r>
-    </w:p>
-    <w:p>
-      <w:pPr>
-        <w:pStyle w:val="CodeBlock"/>
-        <w:shd w:val="clear" w:color="auto" w:fill="F1F3F4"/>
-        <w:spacing w:before="0" w:after="0"/>
-      </w:pPr>
-      <w:r>
-        <w:rPr>
-          <w:rFonts w:ascii="Consolas" w:hAnsi="Consolas" w:cs="Consolas"/>
-          <w:sz w:val="15"/>
-          <w:szCs w:val="15"/>
-        </w:rPr>
-        <w:t xml:space="preserve">                                          â”‚ key agreed by</w:t>
-      </w:r>
-    </w:p>
-    <w:p>
-      <w:pPr>
-        <w:pStyle w:val="CodeBlock"/>
-        <w:shd w:val="clear" w:color="auto" w:fill="F1F3F4"/>
-        <w:spacing w:before="0" w:after="0"/>
-      </w:pPr>
-      <w:r>
-        <w:rPr>
-          <w:rFonts w:ascii="Consolas" w:hAnsi="Consolas" w:cs="Consolas"/>
-          <w:sz w:val="15"/>
-          <w:szCs w:val="15"/>
-        </w:rPr>
-        <w:t xml:space="preserve"> â”Œâ”€â”€â”€â”€â”€â”€â”€â”€â”€â”€â”€â”€â”€â”€â”€â”€â”€â”€â”            â”Œâ”€â”€â”€â”€â”€â”€â”€â”€â”´â”€â”€â”€â”€â”€â”€â”€â”€â”€â”</w:t>
-      </w:r>
-    </w:p>
-    <w:p>
-      <w:pPr>
-        <w:pStyle w:val="CodeBlock"/>
-        <w:shd w:val="clear" w:color="auto" w:fill="F1F3F4"/>
-        <w:spacing w:before="0" w:after="0"/>
-      </w:pPr>
-      <w:r>
-        <w:rPr>
-          <w:rFonts w:ascii="Consolas" w:hAnsi="Consolas" w:cs="Consolas"/>
-          <w:sz w:val="15"/>
-          <w:szCs w:val="15"/>
-        </w:rPr>
-        <w:t xml:space="preserve"> â”‚  IdentityKey     â”‚â—„â”€â”€â”€â”€â”€â”€â”€â”€â”€â”€â–ºâ”‚   SessionKeys    â”‚</w:t>
-      </w:r>
-    </w:p>
-    <w:p>
-      <w:pPr>
-        <w:pStyle w:val="CodeBlock"/>
-        <w:shd w:val="clear" w:color="auto" w:fill="F1F3F4"/>
-        <w:spacing w:before="0" w:after="0"/>
-      </w:pPr>
-      <w:r>
-        <w:rPr>
-          <w:rFonts w:ascii="Consolas" w:hAnsi="Consolas" w:cs="Consolas"/>
-          <w:sz w:val="15"/>
-          <w:szCs w:val="15"/>
-        </w:rPr>
-        <w:t xml:space="preserve"> â”‚  RSA key pair    â”‚  wrapped   â”‚   HKDF-SHA256    â”‚</w:t>
-      </w:r>
-    </w:p>
-    <w:p>
-      <w:pPr>
-        <w:pStyle w:val="CodeBlock"/>
-        <w:shd w:val="clear" w:color="auto" w:fill="F1F3F4"/>
-        <w:spacing w:before="0" w:after="0"/>
-      </w:pPr>
-      <w:r>
-        <w:rPr>
-          <w:rFonts w:ascii="Consolas" w:hAnsi="Consolas" w:cs="Consolas"/>
-          <w:sz w:val="15"/>
-          <w:szCs w:val="15"/>
-        </w:rPr>
-        <w:t xml:space="preserve"> â”‚  AndroidKeyStore â”‚  contrib.  â”‚   (RFC 5869)     â”‚</w:t>
-      </w:r>
-    </w:p>
-    <w:p>
-      <w:pPr>
-        <w:pStyle w:val="CodeBlock"/>
-        <w:shd w:val="clear" w:color="auto" w:fill="F1F3F4"/>
-        <w:spacing w:before="0" w:after="0"/>
-      </w:pPr>
-      <w:r>
-        <w:rPr>
-          <w:rFonts w:ascii="Consolas" w:hAnsi="Consolas" w:cs="Consolas"/>
-          <w:sz w:val="15"/>
-          <w:szCs w:val="15"/>
-        </w:rPr>
-        <w:t xml:space="preserve"> â””â”€â”€â”€â”€â”€â”€â”€â”€â”€â”€â”€â”€â”€â”€â”€â”€â”€â”€â”˜            â””â”€â”€â”€â”€â”€â”€â”€â”€â”€â”€â”€â”€â”€â”€â”€â”€â”€â”€â”˜</w:t>
-      </w:r>
-    </w:p>
-    <w:p>
-      <w:pPr>
-        <w:pStyle w:val="CodeBlock"/>
-        <w:shd w:val="clear" w:color="auto" w:fill="F1F3F4"/>
-        <w:spacing w:before="0" w:after="0"/>
-      </w:pPr>
-      <w:r>
-        <w:rPr>
-          <w:rFonts w:ascii="Consolas" w:hAnsi="Consolas" w:cs="Consolas"/>
-          <w:sz w:val="15"/>
-          <w:szCs w:val="15"/>
-        </w:rPr>
-        <w:t xml:space="preserve">                                          â–²</w:t>
-      </w:r>
-    </w:p>
-    <w:p>
-      <w:pPr>
-        <w:pStyle w:val="CodeBlock"/>
-        <w:shd w:val="clear" w:color="auto" w:fill="F1F3F4"/>
-        <w:spacing w:before="0" w:after="0"/>
-      </w:pPr>
-      <w:r>
-        <w:rPr>
-          <w:rFonts w:ascii="Consolas" w:hAnsi="Consolas" w:cs="Consolas"/>
-          <w:sz w:val="15"/>
-          <w:szCs w:val="15"/>
-        </w:rPr>
-        <w:t xml:space="preserve">                                          â”‚ key material</w:t>
-      </w:r>
-    </w:p>
-    <w:p>
-      <w:pPr>
-        <w:pStyle w:val="CodeBlock"/>
-        <w:shd w:val="clear" w:color="auto" w:fill="F1F3F4"/>
-        <w:spacing w:before="0" w:after="0"/>
-      </w:pPr>
-      <w:r>
-        <w:rPr>
-          <w:rFonts w:ascii="Consolas" w:hAnsi="Consolas" w:cs="Consolas"/>
-          <w:sz w:val="15"/>
-          <w:szCs w:val="15"/>
-        </w:rPr>
-        <w:t xml:space="preserve">                                   â”Œâ”€â”€â”€â”€â”€â”€â”´â”€â”€â”€â”€â”€â”€â”€â”</w:t>
-      </w:r>
-    </w:p>
-    <w:p>
-      <w:pPr>
-        <w:pStyle w:val="CodeBlock"/>
-        <w:shd w:val="clear" w:color="auto" w:fill="F1F3F4"/>
-        <w:spacing w:before="0" w:after="0"/>
-      </w:pPr>
-      <w:r>
-        <w:rPr>
-          <w:rFonts w:ascii="Consolas" w:hAnsi="Consolas" w:cs="Consolas"/>
-          <w:sz w:val="15"/>
-          <w:szCs w:val="15"/>
-        </w:rPr>
-        <w:t xml:space="preserve">                                   â”‚  PeerHello    â”‚  frame 1 and 3</w:t>
-      </w:r>
-    </w:p>
-    <w:p>
-      <w:pPr>
-        <w:pStyle w:val="CodeBlock"/>
-        <w:shd w:val="clear" w:color="auto" w:fill="F1F3F4"/>
-        <w:spacing w:before="0" w:after="0"/>
-      </w:pPr>
-      <w:r>
-        <w:rPr>
-          <w:rFonts w:ascii="Consolas" w:hAnsi="Consolas" w:cs="Consolas"/>
-          <w:sz w:val="15"/>
-          <w:szCs w:val="15"/>
-        </w:rPr>
-        <w:t xml:space="preserve">                                   â”‚  PeerSecret   â”‚  frame 2 and 4</w:t>
-      </w:r>
-    </w:p>
-    <w:p>
-      <w:pPr>
-        <w:pStyle w:val="CodeBlock"/>
-        <w:shd w:val="clear" w:color="auto" w:fill="F1F3F4"/>
-        <w:spacing w:before="0" w:after="0"/>
-      </w:pPr>
-      <w:r>
-        <w:rPr>
-          <w:rFonts w:ascii="Consolas" w:hAnsi="Consolas" w:cs="Consolas"/>
-          <w:sz w:val="15"/>
-          <w:szCs w:val="15"/>
-        </w:rPr>
-        <w:t xml:space="preserve">                                   â””â”€â”€â”€â”€â”€â”€â”¬â”€â”€â”€â”€â”€â”€â”€â”˜</w:t>
-      </w:r>
-    </w:p>
-    <w:p>
-      <w:pPr>
-        <w:pStyle w:val="CodeBlock"/>
-        <w:shd w:val="clear" w:color="auto" w:fill="F1F3F4"/>
-        <w:spacing w:before="0" w:after="0"/>
-      </w:pPr>
-      <w:r>
-        <w:rPr>
-          <w:rFonts w:ascii="Consolas" w:hAnsi="Consolas" w:cs="Consolas"/>
-          <w:sz w:val="15"/>
-          <w:szCs w:val="15"/>
-        </w:rPr>
-        <w:t xml:space="preserve">                                          â”‚ handshake, on attach</w:t>
-      </w:r>
-    </w:p>
-    <w:p>
-      <w:pPr>
-        <w:pStyle w:val="CodeBlock"/>
-        <w:shd w:val="clear" w:color="auto" w:fill="F1F3F4"/>
-        <w:spacing w:before="0" w:after="0"/>
-      </w:pPr>
-      <w:r>
-        <w:rPr>
-          <w:rFonts w:ascii="Consolas" w:hAnsi="Consolas" w:cs="Consolas"/>
-          <w:sz w:val="15"/>
-          <w:szCs w:val="15"/>
-        </w:rPr>
-        <w:t xml:space="preserve"> â”Œâ”€â”€â”€â”€â”€â”€â”€â”€â”€â”€â”€â”€â”€â”€â”€â”€â”€â”€â”            â”Œâ”€â”€â”€â”€â”€â”€â”€â”€â”´â”€â”€â”€â”€â”€â”€â”€â”€â”€â”</w:t>
-      </w:r>
-    </w:p>
-    <w:p>
-      <w:pPr>
-        <w:pStyle w:val="CodeBlock"/>
-        <w:shd w:val="clear" w:color="auto" w:fill="F1F3F4"/>
-        <w:spacing w:before="0" w:after="0"/>
-      </w:pPr>
-      <w:r>
-        <w:rPr>
-          <w:rFonts w:ascii="Consolas" w:hAnsi="Consolas" w:cs="Consolas"/>
-          <w:sz w:val="15"/>
-          <w:szCs w:val="15"/>
-        </w:rPr>
-        <w:t xml:space="preserve"> â”‚     ByteLink     â”‚â—„â”€â”€â”€â”€â”€â”€â”€â”€â”€â”€â–ºâ”‚    Reassembler   â”‚</w:t>
-      </w:r>
-    </w:p>
-    <w:p>
-      <w:pPr>
-        <w:pStyle w:val="CodeBlock"/>
-        <w:shd w:val="clear" w:color="auto" w:fill="F1F3F4"/>
-        <w:spacing w:before="0" w:after="0"/>
-      </w:pPr>
-      <w:r>
-        <w:rPr>
-          <w:rFonts w:ascii="Consolas" w:hAnsi="Consolas" w:cs="Consolas"/>
-          <w:sz w:val="15"/>
-          <w:szCs w:val="15"/>
-        </w:rPr>
-        <w:t xml:space="preserve"> â”‚ isOpen/send/     â”‚  byte      â”‚ sequence + len  â”‚</w:t>
-      </w:r>
-    </w:p>
-    <w:p>
-      <w:pPr>
-        <w:pStyle w:val="CodeBlock"/>
-        <w:shd w:val="clear" w:color="auto" w:fill="F1F3F4"/>
-        <w:spacing w:before="0" w:after="0"/>
-      </w:pPr>
-      <w:r>
-        <w:rPr>
-          <w:rFonts w:ascii="Consolas" w:hAnsi="Consolas" w:cs="Consolas"/>
-          <w:sz w:val="15"/>
-          <w:szCs w:val="15"/>
-        </w:rPr>
-        <w:t xml:space="preserve"> â”‚ incoming/close   â”‚  frames    â””â”€â”€â”€â”€â”€â”€â”€â”€â”€â”€â”€â”€â”€â”€â”€â”€â”€â”€â”˜</w:t>
-      </w:r>
-    </w:p>
-    <w:p>
-      <w:pPr>
-        <w:pStyle w:val="CodeBlock"/>
-        <w:shd w:val="clear" w:color="auto" w:fill="F1F3F4"/>
-        <w:spacing w:before="0" w:after="0"/>
-      </w:pPr>
-      <w:r>
-        <w:rPr>
-          <w:rFonts w:ascii="Consolas" w:hAnsi="Consolas" w:cs="Consolas"/>
-          <w:sz w:val="15"/>
-          <w:szCs w:val="15"/>
-        </w:rPr>
-        <w:t xml:space="preserve"> â””â”€â”€â”€â”€â”€â”€â”€â”€â”¬â”€â”€â”€â”€â”€â”€â”€â”€â”€â”˜</w:t>
-      </w:r>
-    </w:p>
-    <w:p>
-      <w:pPr>
-        <w:pStyle w:val="CodeBlock"/>
-        <w:shd w:val="clear" w:color="auto" w:fill="F1F3F4"/>
-        <w:spacing w:before="0" w:after="0"/>
-      </w:pPr>
-      <w:r>
-        <w:rPr>
-          <w:rFonts w:ascii="Consolas" w:hAnsi="Consolas" w:cs="Consolas"/>
-          <w:sz w:val="15"/>
-          <w:szCs w:val="15"/>
-        </w:rPr>
-        <w:t xml:space="preserve">          â”‚ implements ByteLink</w:t>
-      </w:r>
-    </w:p>
-    <w:p>
-      <w:pPr>
-        <w:pStyle w:val="CodeBlock"/>
-        <w:shd w:val="clear" w:color="auto" w:fill="F1F3F4"/>
-        <w:spacing w:before="0" w:after="0"/>
-      </w:pPr>
-      <w:r>
-        <w:rPr>
-          <w:rFonts w:ascii="Consolas" w:hAnsi="Consolas" w:cs="Consolas"/>
-          <w:sz w:val="15"/>
-          <w:szCs w:val="15"/>
-        </w:rPr>
-        <w:t xml:space="preserve">   â”Œâ”€â”€â”€â”€â”€â”€â”¼â”€â”€â”€â”€â”€â”€â”€â”€â”€â”€â”¬â”€â”€â”€â”€â”€â”€â”€â”€â”€â”€â”€â”€â”€â”€â”€â”</w:t>
-      </w:r>
-    </w:p>
-    <w:p>
-      <w:pPr>
-        <w:pStyle w:val="CodeBlock"/>
-        <w:shd w:val="clear" w:color="auto" w:fill="F1F3F4"/>
-        <w:spacing w:before="0" w:after="0"/>
-      </w:pPr>
-      <w:r>
-        <w:rPr>
-          <w:rFonts w:ascii="Consolas" w:hAnsi="Consolas" w:cs="Consolas"/>
-          <w:sz w:val="15"/>
-          <w:szCs w:val="15"/>
-        </w:rPr>
-        <w:t xml:space="preserve">   â–¼      â–¼          â–¼               â–¼</w:t>
-      </w:r>
-    </w:p>
-    <w:p>
-      <w:pPr>
-        <w:pStyle w:val="CodeBlock"/>
-        <w:shd w:val="clear" w:color="auto" w:fill="F1F3F4"/>
-        <w:spacing w:before="0" w:after="0"/>
-      </w:pPr>
-      <w:r>
-        <w:rPr>
-          <w:rFonts w:ascii="Consolas" w:hAnsi="Consolas" w:cs="Consolas"/>
-          <w:sz w:val="15"/>
-          <w:szCs w:val="15"/>
-        </w:rPr>
-        <w:t xml:space="preserve">â”Œâ”€â”€â”€â”€â”€â”€â”â”Œâ”€â”€â”€â”€â”€â”€â”€â”â”Œâ”€â”€â”€â”€â”€â”€â”€â”€â”€â”â”Œâ”€â”€â”€â”€â”€â”€â”€â”€â”€â”€â”€â”€â”€â”€â”€â”€â”</w:t>
-      </w:r>
-    </w:p>
-    <w:p>
-      <w:pPr>
-        <w:pStyle w:val="CodeBlock"/>
-        <w:shd w:val="clear" w:color="auto" w:fill="F1F3F4"/>
-        <w:spacing w:before="0" w:after="0"/>
-      </w:pPr>
-      <w:r>
-        <w:rPr>
-          <w:rFonts w:ascii="Consolas" w:hAnsi="Consolas" w:cs="Consolas"/>
-          <w:sz w:val="15"/>
-          <w:szCs w:val="15"/>
-        </w:rPr>
-        <w:t xml:space="preserve">â”‚RFCOMMâ”‚â”‚ BLE   â”‚â”‚ Wi-Fi   â”‚â”‚  (Reassembler  â”‚</w:t>
-      </w:r>
-    </w:p>
-    <w:p>
-      <w:pPr>
-        <w:pStyle w:val="CodeBlock"/>
-        <w:shd w:val="clear" w:color="auto" w:fill="F1F3F4"/>
-        <w:spacing w:before="0" w:after="0"/>
-      </w:pPr>
-      <w:r>
-        <w:rPr>
-          <w:rFonts w:ascii="Consolas" w:hAnsi="Consolas" w:cs="Consolas"/>
-          <w:sz w:val="15"/>
-          <w:szCs w:val="15"/>
-        </w:rPr>
-        <w:t xml:space="preserve">â”‚Sock  â”‚â”‚ GATT  â”‚â”‚ Direct  â”‚â”‚   needed for   â”‚</w:t>
-      </w:r>
-    </w:p>
-    <w:p>
-      <w:pPr>
-        <w:pStyle w:val="CodeBlock"/>
-        <w:shd w:val="clear" w:color="auto" w:fill="F1F3F4"/>
-        <w:spacing w:before="0" w:after="0"/>
-      </w:pPr>
-      <w:r>
-        <w:rPr>
-          <w:rFonts w:ascii="Consolas" w:hAnsi="Consolas" w:cs="Consolas"/>
-          <w:sz w:val="15"/>
-          <w:szCs w:val="15"/>
-        </w:rPr>
-        <w:t xml:space="preserve">â”‚      â”‚â”‚       â”‚â”‚ socket  â”‚â”‚   BLE only)    â”‚</w:t>
-      </w:r>
-    </w:p>
-    <w:p>
-      <w:pPr>
-        <w:pStyle w:val="CodeBlock"/>
-        <w:shd w:val="clear" w:color="auto" w:fill="F1F3F4"/>
-        <w:spacing w:before="0" w:after="0"/>
-      </w:pPr>
-      <w:r>
-        <w:rPr>
-          <w:rFonts w:ascii="Consolas" w:hAnsi="Consolas" w:cs="Consolas"/>
-          <w:sz w:val="15"/>
-          <w:szCs w:val="15"/>
-        </w:rPr>
-        <w:t xml:space="preserve">â””â”€â”€â”€â”€â”€â”€â”˜â””â”€â”€â”€â”€â”€â”€â”€â”˜â””â”€â”€â”€â”€â”€â”€â”€â”€â”€â”˜â””â”€â”€â”€â”€â”€â”€â”€â”€â”€â”€â”€â”€â”€â”€â”€â”€â”˜</w:t>
+        <w:t xml:space="preserve">4. Data Flow Diagram (Level 1 — Process Detail)</w:t>
+      </w:r>
+    </w:p>
+    <w:p>
+      <w:pPr>
+        <w:pStyle w:val="CodeBlock"/>
+        <w:shd w:val="clear" w:color="auto" w:fill="F1F3F4"/>
+        <w:spacing w:before="0" w:after="0"/>
+      </w:pPr>
+      <w:r>
+        <w:rPr>
+          <w:rFonts w:ascii="Consolas" w:hAnsi="Consolas" w:cs="Consolas"/>
+          <w:sz w:val="15"/>
+          <w:szCs w:val="15"/>
+        </w:rPr>
+        <w:t xml:space="preserve"> ┌──────────────┐  text   ┌───────────────────┐</w:t>
+      </w:r>
+    </w:p>
+    <w:p>
+      <w:pPr>
+        <w:pStyle w:val="CodeBlock"/>
+        <w:shd w:val="clear" w:color="auto" w:fill="F1F3F4"/>
+        <w:spacing w:before="0" w:after="0"/>
+      </w:pPr>
+      <w:r>
+        <w:rPr>
+          <w:rFonts w:ascii="Consolas" w:hAnsi="Consolas" w:cs="Consolas"/>
+          <w:sz w:val="15"/>
+          <w:szCs w:val="15"/>
+        </w:rPr>
+        <w:t xml:space="preserve"> │  ChatScreen  │────────►│  ChatViewModel    │</w:t>
+      </w:r>
+    </w:p>
+    <w:p>
+      <w:pPr>
+        <w:pStyle w:val="CodeBlock"/>
+        <w:shd w:val="clear" w:color="auto" w:fill="F1F3F4"/>
+        <w:spacing w:before="0" w:after="0"/>
+      </w:pPr>
+      <w:r>
+        <w:rPr>
+          <w:rFonts w:ascii="Consolas" w:hAnsi="Consolas" w:cs="Consolas"/>
+          <w:sz w:val="15"/>
+          <w:szCs w:val="15"/>
+        </w:rPr>
+        <w:t xml:space="preserve"> └──────────────┘         └─────────┬─────────┘</w:t>
+      </w:r>
+    </w:p>
+    <w:p>
+      <w:pPr>
+        <w:pStyle w:val="CodeBlock"/>
+        <w:shd w:val="clear" w:color="auto" w:fill="F1F3F4"/>
+        <w:spacing w:before="0" w:after="0"/>
+      </w:pPr>
+      <w:r>
+        <w:rPr>
+          <w:rFonts w:ascii="Consolas" w:hAnsi="Consolas" w:cs="Consolas"/>
+          <w:sz w:val="15"/>
+          <w:szCs w:val="15"/>
+        </w:rPr>
+        <w:t xml:space="preserve">                                    │ send(peerId, text)</w:t>
+      </w:r>
+    </w:p>
+    <w:p>
+      <w:pPr>
+        <w:pStyle w:val="CodeBlock"/>
+        <w:shd w:val="clear" w:color="auto" w:fill="F1F3F4"/>
+        <w:spacing w:before="0" w:after="0"/>
+      </w:pPr>
+      <w:r>
+        <w:rPr>
+          <w:rFonts w:ascii="Consolas" w:hAnsi="Consolas" w:cs="Consolas"/>
+          <w:sz w:val="15"/>
+          <w:szCs w:val="15"/>
+        </w:rPr>
+        <w:t xml:space="preserve">                                    ▼</w:t>
+      </w:r>
+    </w:p>
+    <w:p>
+      <w:pPr>
+        <w:pStyle w:val="CodeBlock"/>
+        <w:shd w:val="clear" w:color="auto" w:fill="F1F3F4"/>
+        <w:spacing w:before="0" w:after="0"/>
+      </w:pPr>
+      <w:r>
+        <w:rPr>
+          <w:rFonts w:ascii="Consolas" w:hAnsi="Consolas" w:cs="Consolas"/>
+          <w:sz w:val="15"/>
+          <w:szCs w:val="15"/>
+        </w:rPr>
+        <w:t xml:space="preserve"> ┌────────────────────────────────────────────────────────────┐</w:t>
+      </w:r>
+    </w:p>
+    <w:p>
+      <w:pPr>
+        <w:pStyle w:val="CodeBlock"/>
+        <w:shd w:val="clear" w:color="auto" w:fill="F1F3F4"/>
+        <w:spacing w:before="0" w:after="0"/>
+      </w:pPr>
+      <w:r>
+        <w:rPr>
+          <w:rFonts w:ascii="Consolas" w:hAnsi="Consolas" w:cs="Consolas"/>
+          <w:sz w:val="15"/>
+          <w:szCs w:val="15"/>
+        </w:rPr>
+        <w:t xml:space="preserve"> │                      MessageRepository                      │</w:t>
+      </w:r>
+    </w:p>
+    <w:p>
+      <w:pPr>
+        <w:pStyle w:val="CodeBlock"/>
+        <w:shd w:val="clear" w:color="auto" w:fill="F1F3F4"/>
+        <w:spacing w:before="0" w:after="0"/>
+      </w:pPr>
+      <w:r>
+        <w:rPr>
+          <w:rFonts w:ascii="Consolas" w:hAnsi="Consolas" w:cs="Consolas"/>
+          <w:sz w:val="15"/>
+          <w:szCs w:val="15"/>
+        </w:rPr>
+        <w:t xml:space="preserve"> │                                                            │</w:t>
+      </w:r>
+    </w:p>
+    <w:p>
+      <w:pPr>
+        <w:pStyle w:val="CodeBlock"/>
+        <w:shd w:val="clear" w:color="auto" w:fill="F1F3F4"/>
+        <w:spacing w:before="0" w:after="0"/>
+      </w:pPr>
+      <w:r>
+        <w:rPr>
+          <w:rFonts w:ascii="Consolas" w:hAnsi="Consolas" w:cs="Consolas"/>
+          <w:sz w:val="15"/>
+          <w:szCs w:val="15"/>
+        </w:rPr>
+        <w:t xml:space="preserve"> │  ┌────────────┐   status    ┌──────────────┐                │</w:t>
+      </w:r>
+    </w:p>
+    <w:p>
+      <w:pPr>
+        <w:pStyle w:val="CodeBlock"/>
+        <w:shd w:val="clear" w:color="auto" w:fill="F1F3F4"/>
+        <w:spacing w:before="0" w:after="0"/>
+      </w:pPr>
+      <w:r>
+        <w:rPr>
+          <w:rFonts w:ascii="Consolas" w:hAnsi="Consolas" w:cs="Consolas"/>
+          <w:sz w:val="15"/>
+          <w:szCs w:val="15"/>
+        </w:rPr>
+        <w:t xml:space="preserve"> │  │ Conversation│◄──────────►│ DeliveryStatus│ PENDING →      │</w:t>
+      </w:r>
+    </w:p>
+    <w:p>
+      <w:pPr>
+        <w:pStyle w:val="CodeBlock"/>
+        <w:shd w:val="clear" w:color="auto" w:fill="F1F3F4"/>
+        <w:spacing w:before="0" w:after="0"/>
+      </w:pPr>
+      <w:r>
+        <w:rPr>
+          <w:rFonts w:ascii="Consolas" w:hAnsi="Consolas" w:cs="Consolas"/>
+          <w:sz w:val="15"/>
+          <w:szCs w:val="15"/>
+        </w:rPr>
+        <w:t xml:space="preserve"> │  │    id       │            │   state m/c   │ SENT →         │</w:t>
+      </w:r>
+    </w:p>
+    <w:p>
+      <w:pPr>
+        <w:pStyle w:val="CodeBlock"/>
+        <w:shd w:val="clear" w:color="auto" w:fill="F1F3F4"/>
+        <w:spacing w:before="0" w:after="0"/>
+      </w:pPr>
+      <w:r>
+        <w:rPr>
+          <w:rFonts w:ascii="Consolas" w:hAnsi="Consolas" w:cs="Consolas"/>
+          <w:sz w:val="15"/>
+          <w:szCs w:val="15"/>
+        </w:rPr>
+        <w:t xml:space="preserve"> │  └────────────┘            └──────────────┘ DELIVERED →     │</w:t>
+      </w:r>
+    </w:p>
+    <w:p>
+      <w:pPr>
+        <w:pStyle w:val="CodeBlock"/>
+        <w:shd w:val="clear" w:color="auto" w:fill="F1F3F4"/>
+        <w:spacing w:before="0" w:after="0"/>
+      </w:pPr>
+      <w:r>
+        <w:rPr>
+          <w:rFonts w:ascii="Consolas" w:hAnsi="Consolas" w:cs="Consolas"/>
+          <w:sz w:val="15"/>
+          <w:szCs w:val="15"/>
+        </w:rPr>
+        <w:t xml:space="preserve"> │        │                             │         FAILED       │</w:t>
+      </w:r>
+    </w:p>
+    <w:p>
+      <w:pPr>
+        <w:pStyle w:val="CodeBlock"/>
+        <w:shd w:val="clear" w:color="auto" w:fill="F1F3F4"/>
+        <w:spacing w:before="0" w:after="0"/>
+      </w:pPr>
+      <w:r>
+        <w:rPr>
+          <w:rFonts w:ascii="Consolas" w:hAnsi="Consolas" w:cs="Consolas"/>
+          <w:sz w:val="15"/>
+          <w:szCs w:val="15"/>
+        </w:rPr>
+        <w:t xml:space="preserve"> └────────┼─────────────────────────────┼──────────────────────┘</w:t>
+      </w:r>
+    </w:p>
+    <w:p>
+      <w:pPr>
+        <w:pStyle w:val="CodeBlock"/>
+        <w:shd w:val="clear" w:color="auto" w:fill="F1F3F4"/>
+        <w:spacing w:before="0" w:after="0"/>
+      </w:pPr>
+      <w:r>
+        <w:rPr>
+          <w:rFonts w:ascii="Consolas" w:hAnsi="Consolas" w:cs="Consolas"/>
+          <w:sz w:val="15"/>
+          <w:szCs w:val="15"/>
+        </w:rPr>
+        <w:t xml:space="preserve">          │                             │</w:t>
+      </w:r>
+    </w:p>
+    <w:p>
+      <w:pPr>
+        <w:pStyle w:val="CodeBlock"/>
+        <w:shd w:val="clear" w:color="auto" w:fill="F1F3F4"/>
+        <w:spacing w:before="0" w:after="0"/>
+      </w:pPr>
+      <w:r>
+        <w:rPr>
+          <w:rFonts w:ascii="Consolas" w:hAnsi="Consolas" w:cs="Consolas"/>
+          <w:sz w:val="15"/>
+          <w:szCs w:val="15"/>
+        </w:rPr>
+        <w:t xml:space="preserve">          │ write                       │ read (Flow)</w:t>
+      </w:r>
+    </w:p>
+    <w:p>
+      <w:pPr>
+        <w:pStyle w:val="CodeBlock"/>
+        <w:shd w:val="clear" w:color="auto" w:fill="F1F3F4"/>
+        <w:spacing w:before="0" w:after="0"/>
+      </w:pPr>
+      <w:r>
+        <w:rPr>
+          <w:rFonts w:ascii="Consolas" w:hAnsi="Consolas" w:cs="Consolas"/>
+          <w:sz w:val="15"/>
+          <w:szCs w:val="15"/>
+        </w:rPr>
+        <w:t xml:space="preserve">          ▼                             ▼</w:t>
+      </w:r>
+    </w:p>
+    <w:p>
+      <w:pPr>
+        <w:pStyle w:val="CodeBlock"/>
+        <w:shd w:val="clear" w:color="auto" w:fill="F1F3F4"/>
+        <w:spacing w:before="0" w:after="0"/>
+      </w:pPr>
+      <w:r>
+        <w:rPr>
+          <w:rFonts w:ascii="Consolas" w:hAnsi="Consolas" w:cs="Consolas"/>
+          <w:sz w:val="15"/>
+          <w:szCs w:val="15"/>
+        </w:rPr>
+        <w:t xml:space="preserve"> ┌──────────────────┐            ┌──────────────────┐</w:t>
+      </w:r>
+    </w:p>
+    <w:p>
+      <w:pPr>
+        <w:pStyle w:val="CodeBlock"/>
+        <w:shd w:val="clear" w:color="auto" w:fill="F1F3F4"/>
+        <w:spacing w:before="0" w:after="0"/>
+      </w:pPr>
+      <w:r>
+        <w:rPr>
+          <w:rFonts w:ascii="Consolas" w:hAnsi="Consolas" w:cs="Consolas"/>
+          <w:sz w:val="15"/>
+          <w:szCs w:val="15"/>
+        </w:rPr>
+        <w:t xml:space="preserve"> │ Room  MessageDao │            │ Room  MessageDao │</w:t>
+      </w:r>
+    </w:p>
+    <w:p>
+      <w:pPr>
+        <w:pStyle w:val="CodeBlock"/>
+        <w:shd w:val="clear" w:color="auto" w:fill="F1F3F4"/>
+        <w:spacing w:before="0" w:after="0"/>
+      </w:pPr>
+      <w:r>
+        <w:rPr>
+          <w:rFonts w:ascii="Consolas" w:hAnsi="Consolas" w:cs="Consolas"/>
+          <w:sz w:val="15"/>
+          <w:szCs w:val="15"/>
+        </w:rPr>
+        <w:t xml:space="preserve"> │  table "messages"│            │ indices:         │</w:t>
+      </w:r>
+    </w:p>
+    <w:p>
+      <w:pPr>
+        <w:pStyle w:val="CodeBlock"/>
+        <w:shd w:val="clear" w:color="auto" w:fill="F1F3F4"/>
+        <w:spacing w:before="0" w:after="0"/>
+      </w:pPr>
+      <w:r>
+        <w:rPr>
+          <w:rFonts w:ascii="Consolas" w:hAnsi="Consolas" w:cs="Consolas"/>
+          <w:sz w:val="15"/>
+          <w:szCs w:val="15"/>
+        </w:rPr>
+        <w:t xml:space="preserve"> │  ciphertext col. │            │ (conversation_id,│</w:t>
+      </w:r>
+    </w:p>
+    <w:p>
+      <w:pPr>
+        <w:pStyle w:val="CodeBlock"/>
+        <w:shd w:val="clear" w:color="auto" w:fill="F1F3F4"/>
+        <w:spacing w:before="0" w:after="0"/>
+      </w:pPr>
+      <w:r>
+        <w:rPr>
+          <w:rFonts w:ascii="Consolas" w:hAnsi="Consolas" w:cs="Consolas"/>
+          <w:sz w:val="15"/>
+          <w:szCs w:val="15"/>
+        </w:rPr>
+        <w:t xml:space="preserve"> └──────────────────┘            │  timestamp)      │</w:t>
+      </w:r>
+    </w:p>
+    <w:p>
+      <w:pPr>
+        <w:pStyle w:val="CodeBlock"/>
+        <w:shd w:val="clear" w:color="auto" w:fill="F1F3F4"/>
+        <w:spacing w:before="0" w:after="0"/>
+      </w:pPr>
+      <w:r>
+        <w:rPr>
+          <w:rFonts w:ascii="Consolas" w:hAnsi="Consolas" w:cs="Consolas"/>
+          <w:sz w:val="15"/>
+          <w:szCs w:val="15"/>
+        </w:rPr>
+        <w:t xml:space="preserve">          │                      │ message_id UNIQUE│</w:t>
+      </w:r>
+    </w:p>
+    <w:p>
+      <w:pPr>
+        <w:pStyle w:val="CodeBlock"/>
+        <w:shd w:val="clear" w:color="auto" w:fill="F1F3F4"/>
+        <w:spacing w:before="0" w:after="0"/>
+      </w:pPr>
+      <w:r>
+        <w:rPr>
+          <w:rFonts w:ascii="Consolas" w:hAnsi="Consolas" w:cs="Consolas"/>
+          <w:sz w:val="15"/>
+          <w:szCs w:val="15"/>
+        </w:rPr>
+        <w:t xml:space="preserve">          │                      └──────────────────┘</w:t>
+      </w:r>
+    </w:p>
+    <w:p>
+      <w:pPr>
+        <w:pStyle w:val="CodeBlock"/>
+        <w:shd w:val="clear" w:color="auto" w:fill="F1F3F4"/>
+        <w:spacing w:before="0" w:after="0"/>
+      </w:pPr>
+      <w:r>
+        <w:rPr>
+          <w:rFonts w:ascii="Consolas" w:hAnsi="Consolas" w:cs="Consolas"/>
+          <w:sz w:val="15"/>
+          <w:szCs w:val="15"/>
+        </w:rPr>
+        <w:t xml:space="preserve">          │ encrypt / decrypt</w:t>
+      </w:r>
+    </w:p>
+    <w:p>
+      <w:pPr>
+        <w:pStyle w:val="CodeBlock"/>
+        <w:shd w:val="clear" w:color="auto" w:fill="F1F3F4"/>
+        <w:spacing w:before="0" w:after="0"/>
+      </w:pPr>
+      <w:r>
+        <w:rPr>
+          <w:rFonts w:ascii="Consolas" w:hAnsi="Consolas" w:cs="Consolas"/>
+          <w:sz w:val="15"/>
+          <w:szCs w:val="15"/>
+        </w:rPr>
+        <w:t xml:space="preserve">          ▼</w:t>
+      </w:r>
+    </w:p>
+    <w:p>
+      <w:pPr>
+        <w:pStyle w:val="CodeBlock"/>
+        <w:shd w:val="clear" w:color="auto" w:fill="F1F3F4"/>
+        <w:spacing w:before="0" w:after="0"/>
+      </w:pPr>
+      <w:r>
+        <w:rPr>
+          <w:rFonts w:ascii="Consolas" w:hAnsi="Consolas" w:cs="Consolas"/>
+          <w:sz w:val="15"/>
+          <w:szCs w:val="15"/>
+        </w:rPr>
+        <w:t xml:space="preserve"> ┌──────────────────┐            ┌──────────────────┐</w:t>
+      </w:r>
+    </w:p>
+    <w:p>
+      <w:pPr>
+        <w:pStyle w:val="CodeBlock"/>
+        <w:shd w:val="clear" w:color="auto" w:fill="F1F3F4"/>
+        <w:spacing w:before="0" w:after="0"/>
+      </w:pPr>
+      <w:r>
+        <w:rPr>
+          <w:rFonts w:ascii="Consolas" w:hAnsi="Consolas" w:cs="Consolas"/>
+          <w:sz w:val="15"/>
+          <w:szCs w:val="15"/>
+        </w:rPr>
+        <w:t xml:space="preserve"> │ EncryptionManager│  at rest   │  SessionCrypto   │  on wire</w:t>
+      </w:r>
+    </w:p>
+    <w:p>
+      <w:pPr>
+        <w:pStyle w:val="CodeBlock"/>
+        <w:shd w:val="clear" w:color="auto" w:fill="F1F3F4"/>
+        <w:spacing w:before="0" w:after="0"/>
+      </w:pPr>
+      <w:r>
+        <w:rPr>
+          <w:rFonts w:ascii="Consolas" w:hAnsi="Consolas" w:cs="Consolas"/>
+          <w:sz w:val="15"/>
+          <w:szCs w:val="15"/>
+        </w:rPr>
+        <w:t xml:space="preserve"> │ AES-256-GCM      │            │  AES-256-GCM     │</w:t>
+      </w:r>
+    </w:p>
+    <w:p>
+      <w:pPr>
+        <w:pStyle w:val="CodeBlock"/>
+        <w:shd w:val="clear" w:color="auto" w:fill="F1F3F4"/>
+        <w:spacing w:before="0" w:after="0"/>
+      </w:pPr>
+      <w:r>
+        <w:rPr>
+          <w:rFonts w:ascii="Consolas" w:hAnsi="Consolas" w:cs="Consolas"/>
+          <w:sz w:val="15"/>
+          <w:szCs w:val="15"/>
+        </w:rPr>
+        <w:t xml:space="preserve"> │ AndroidKeyStore  │            │  s1&lt;iv&gt;&lt;ct&gt;      │</w:t>
+      </w:r>
+    </w:p>
+    <w:p>
+      <w:pPr>
+        <w:pStyle w:val="CodeBlock"/>
+        <w:shd w:val="clear" w:color="auto" w:fill="F1F3F4"/>
+        <w:spacing w:before="0" w:after="0"/>
+      </w:pPr>
+      <w:r>
+        <w:rPr>
+          <w:rFonts w:ascii="Consolas" w:hAnsi="Consolas" w:cs="Consolas"/>
+          <w:sz w:val="15"/>
+          <w:szCs w:val="15"/>
+        </w:rPr>
+        <w:t xml:space="preserve"> └──────────────────┘            └────────▲─────────┘</w:t>
+      </w:r>
+    </w:p>
+    <w:p>
+      <w:pPr>
+        <w:pStyle w:val="CodeBlock"/>
+        <w:shd w:val="clear" w:color="auto" w:fill="F1F3F4"/>
+        <w:spacing w:before="0" w:after="0"/>
+      </w:pPr>
+      <w:r>
+        <w:rPr>
+          <w:rFonts w:ascii="Consolas" w:hAnsi="Consolas" w:cs="Consolas"/>
+          <w:sz w:val="15"/>
+          <w:szCs w:val="15"/>
+        </w:rPr>
+        <w:t xml:space="preserve">                                          │ key agreed by</w:t>
+      </w:r>
+    </w:p>
+    <w:p>
+      <w:pPr>
+        <w:pStyle w:val="CodeBlock"/>
+        <w:shd w:val="clear" w:color="auto" w:fill="F1F3F4"/>
+        <w:spacing w:before="0" w:after="0"/>
+      </w:pPr>
+      <w:r>
+        <w:rPr>
+          <w:rFonts w:ascii="Consolas" w:hAnsi="Consolas" w:cs="Consolas"/>
+          <w:sz w:val="15"/>
+          <w:szCs w:val="15"/>
+        </w:rPr>
+        <w:t xml:space="preserve"> ┌──────────────────┐            ┌────────┴─────────┐</w:t>
+      </w:r>
+    </w:p>
+    <w:p>
+      <w:pPr>
+        <w:pStyle w:val="CodeBlock"/>
+        <w:shd w:val="clear" w:color="auto" w:fill="F1F3F4"/>
+        <w:spacing w:before="0" w:after="0"/>
+      </w:pPr>
+      <w:r>
+        <w:rPr>
+          <w:rFonts w:ascii="Consolas" w:hAnsi="Consolas" w:cs="Consolas"/>
+          <w:sz w:val="15"/>
+          <w:szCs w:val="15"/>
+        </w:rPr>
+        <w:t xml:space="preserve"> │  IdentityKey     │◄──────────►│   SessionKeys    │</w:t>
+      </w:r>
+    </w:p>
+    <w:p>
+      <w:pPr>
+        <w:pStyle w:val="CodeBlock"/>
+        <w:shd w:val="clear" w:color="auto" w:fill="F1F3F4"/>
+        <w:spacing w:before="0" w:after="0"/>
+      </w:pPr>
+      <w:r>
+        <w:rPr>
+          <w:rFonts w:ascii="Consolas" w:hAnsi="Consolas" w:cs="Consolas"/>
+          <w:sz w:val="15"/>
+          <w:szCs w:val="15"/>
+        </w:rPr>
+        <w:t xml:space="preserve"> │  RSA key pair    │  wrapped   │   HKDF-SHA256    │</w:t>
+      </w:r>
+    </w:p>
+    <w:p>
+      <w:pPr>
+        <w:pStyle w:val="CodeBlock"/>
+        <w:shd w:val="clear" w:color="auto" w:fill="F1F3F4"/>
+        <w:spacing w:before="0" w:after="0"/>
+      </w:pPr>
+      <w:r>
+        <w:rPr>
+          <w:rFonts w:ascii="Consolas" w:hAnsi="Consolas" w:cs="Consolas"/>
+          <w:sz w:val="15"/>
+          <w:szCs w:val="15"/>
+        </w:rPr>
+        <w:t xml:space="preserve"> │  AndroidKeyStore │  contrib.  │   (RFC 5869)     │</w:t>
+      </w:r>
+    </w:p>
+    <w:p>
+      <w:pPr>
+        <w:pStyle w:val="CodeBlock"/>
+        <w:shd w:val="clear" w:color="auto" w:fill="F1F3F4"/>
+        <w:spacing w:before="0" w:after="0"/>
+      </w:pPr>
+      <w:r>
+        <w:rPr>
+          <w:rFonts w:ascii="Consolas" w:hAnsi="Consolas" w:cs="Consolas"/>
+          <w:sz w:val="15"/>
+          <w:szCs w:val="15"/>
+        </w:rPr>
+        <w:t xml:space="preserve"> └──────────────────┘            └──────────────────┘</w:t>
+      </w:r>
+    </w:p>
+    <w:p>
+      <w:pPr>
+        <w:pStyle w:val="CodeBlock"/>
+        <w:shd w:val="clear" w:color="auto" w:fill="F1F3F4"/>
+        <w:spacing w:before="0" w:after="0"/>
+      </w:pPr>
+      <w:r>
+        <w:rPr>
+          <w:rFonts w:ascii="Consolas" w:hAnsi="Consolas" w:cs="Consolas"/>
+          <w:sz w:val="15"/>
+          <w:szCs w:val="15"/>
+        </w:rPr>
+        <w:t xml:space="preserve">                                          ▲</w:t>
+      </w:r>
+    </w:p>
+    <w:p>
+      <w:pPr>
+        <w:pStyle w:val="CodeBlock"/>
+        <w:shd w:val="clear" w:color="auto" w:fill="F1F3F4"/>
+        <w:spacing w:before="0" w:after="0"/>
+      </w:pPr>
+      <w:r>
+        <w:rPr>
+          <w:rFonts w:ascii="Consolas" w:hAnsi="Consolas" w:cs="Consolas"/>
+          <w:sz w:val="15"/>
+          <w:szCs w:val="15"/>
+        </w:rPr>
+        <w:t xml:space="preserve">                                          │ key material</w:t>
+      </w:r>
+    </w:p>
+    <w:p>
+      <w:pPr>
+        <w:pStyle w:val="CodeBlock"/>
+        <w:shd w:val="clear" w:color="auto" w:fill="F1F3F4"/>
+        <w:spacing w:before="0" w:after="0"/>
+      </w:pPr>
+      <w:r>
+        <w:rPr>
+          <w:rFonts w:ascii="Consolas" w:hAnsi="Consolas" w:cs="Consolas"/>
+          <w:sz w:val="15"/>
+          <w:szCs w:val="15"/>
+        </w:rPr>
+        <w:t xml:space="preserve">                                   ┌──────┴───────┐</w:t>
+      </w:r>
+    </w:p>
+    <w:p>
+      <w:pPr>
+        <w:pStyle w:val="CodeBlock"/>
+        <w:shd w:val="clear" w:color="auto" w:fill="F1F3F4"/>
+        <w:spacing w:before="0" w:after="0"/>
+      </w:pPr>
+      <w:r>
+        <w:rPr>
+          <w:rFonts w:ascii="Consolas" w:hAnsi="Consolas" w:cs="Consolas"/>
+          <w:sz w:val="15"/>
+          <w:szCs w:val="15"/>
+        </w:rPr>
+        <w:t xml:space="preserve">                                   │  PeerHello    │  frame 1 and 3</w:t>
+      </w:r>
+    </w:p>
+    <w:p>
+      <w:pPr>
+        <w:pStyle w:val="CodeBlock"/>
+        <w:shd w:val="clear" w:color="auto" w:fill="F1F3F4"/>
+        <w:spacing w:before="0" w:after="0"/>
+      </w:pPr>
+      <w:r>
+        <w:rPr>
+          <w:rFonts w:ascii="Consolas" w:hAnsi="Consolas" w:cs="Consolas"/>
+          <w:sz w:val="15"/>
+          <w:szCs w:val="15"/>
+        </w:rPr>
+        <w:t xml:space="preserve">                                   │  PeerSecret   │  frame 2 and 4</w:t>
+      </w:r>
+    </w:p>
+    <w:p>
+      <w:pPr>
+        <w:pStyle w:val="CodeBlock"/>
+        <w:shd w:val="clear" w:color="auto" w:fill="F1F3F4"/>
+        <w:spacing w:before="0" w:after="0"/>
+      </w:pPr>
+      <w:r>
+        <w:rPr>
+          <w:rFonts w:ascii="Consolas" w:hAnsi="Consolas" w:cs="Consolas"/>
+          <w:sz w:val="15"/>
+          <w:szCs w:val="15"/>
+        </w:rPr>
+        <w:t xml:space="preserve">                                   └──────┬───────┘</w:t>
+      </w:r>
+    </w:p>
+    <w:p>
+      <w:pPr>
+        <w:pStyle w:val="CodeBlock"/>
+        <w:shd w:val="clear" w:color="auto" w:fill="F1F3F4"/>
+        <w:spacing w:before="0" w:after="0"/>
+      </w:pPr>
+      <w:r>
+        <w:rPr>
+          <w:rFonts w:ascii="Consolas" w:hAnsi="Consolas" w:cs="Consolas"/>
+          <w:sz w:val="15"/>
+          <w:szCs w:val="15"/>
+        </w:rPr>
+        <w:t xml:space="preserve">                                          │ handshake, on attach</w:t>
+      </w:r>
+    </w:p>
+    <w:p>
+      <w:pPr>
+        <w:pStyle w:val="CodeBlock"/>
+        <w:shd w:val="clear" w:color="auto" w:fill="F1F3F4"/>
+        <w:spacing w:before="0" w:after="0"/>
+      </w:pPr>
+      <w:r>
+        <w:rPr>
+          <w:rFonts w:ascii="Consolas" w:hAnsi="Consolas" w:cs="Consolas"/>
+          <w:sz w:val="15"/>
+          <w:szCs w:val="15"/>
+        </w:rPr>
+        <w:t xml:space="preserve"> ┌──────────────────┐            ┌────────┴─────────┐</w:t>
+      </w:r>
+    </w:p>
+    <w:p>
+      <w:pPr>
+        <w:pStyle w:val="CodeBlock"/>
+        <w:shd w:val="clear" w:color="auto" w:fill="F1F3F4"/>
+        <w:spacing w:before="0" w:after="0"/>
+      </w:pPr>
+      <w:r>
+        <w:rPr>
+          <w:rFonts w:ascii="Consolas" w:hAnsi="Consolas" w:cs="Consolas"/>
+          <w:sz w:val="15"/>
+          <w:szCs w:val="15"/>
+        </w:rPr>
+        <w:t xml:space="preserve"> │     ByteLink     │◄──────────►│    Reassembler   │</w:t>
+      </w:r>
+    </w:p>
+    <w:p>
+      <w:pPr>
+        <w:pStyle w:val="CodeBlock"/>
+        <w:shd w:val="clear" w:color="auto" w:fill="F1F3F4"/>
+        <w:spacing w:before="0" w:after="0"/>
+      </w:pPr>
+      <w:r>
+        <w:rPr>
+          <w:rFonts w:ascii="Consolas" w:hAnsi="Consolas" w:cs="Consolas"/>
+          <w:sz w:val="15"/>
+          <w:szCs w:val="15"/>
+        </w:rPr>
+        <w:t xml:space="preserve"> │ isOpen/send/     │  byte      │ sequence + len  │</w:t>
+      </w:r>
+    </w:p>
+    <w:p>
+      <w:pPr>
+        <w:pStyle w:val="CodeBlock"/>
+        <w:shd w:val="clear" w:color="auto" w:fill="F1F3F4"/>
+        <w:spacing w:before="0" w:after="0"/>
+      </w:pPr>
+      <w:r>
+        <w:rPr>
+          <w:rFonts w:ascii="Consolas" w:hAnsi="Consolas" w:cs="Consolas"/>
+          <w:sz w:val="15"/>
+          <w:szCs w:val="15"/>
+        </w:rPr>
+        <w:t xml:space="preserve"> │ incoming/close   │  frames    └──────────────────┘</w:t>
+      </w:r>
+    </w:p>
+    <w:p>
+      <w:pPr>
+        <w:pStyle w:val="CodeBlock"/>
+        <w:shd w:val="clear" w:color="auto" w:fill="F1F3F4"/>
+        <w:spacing w:before="0" w:after="0"/>
+      </w:pPr>
+      <w:r>
+        <w:rPr>
+          <w:rFonts w:ascii="Consolas" w:hAnsi="Consolas" w:cs="Consolas"/>
+          <w:sz w:val="15"/>
+          <w:szCs w:val="15"/>
+        </w:rPr>
+        <w:t xml:space="preserve"> └────────┬─────────┘</w:t>
+      </w:r>
+    </w:p>
+    <w:p>
+      <w:pPr>
+        <w:pStyle w:val="CodeBlock"/>
+        <w:shd w:val="clear" w:color="auto" w:fill="F1F3F4"/>
+        <w:spacing w:before="0" w:after="0"/>
+      </w:pPr>
+      <w:r>
+        <w:rPr>
+          <w:rFonts w:ascii="Consolas" w:hAnsi="Consolas" w:cs="Consolas"/>
+          <w:sz w:val="15"/>
+          <w:szCs w:val="15"/>
+        </w:rPr>
+        <w:t xml:space="preserve">          │ implements ByteLink</w:t>
+      </w:r>
+    </w:p>
+    <w:p>
+      <w:pPr>
+        <w:pStyle w:val="CodeBlock"/>
+        <w:shd w:val="clear" w:color="auto" w:fill="F1F3F4"/>
+        <w:spacing w:before="0" w:after="0"/>
+      </w:pPr>
+      <w:r>
+        <w:rPr>
+          <w:rFonts w:ascii="Consolas" w:hAnsi="Consolas" w:cs="Consolas"/>
+          <w:sz w:val="15"/>
+          <w:szCs w:val="15"/>
+        </w:rPr>
+        <w:t xml:space="preserve">   ┌──────┼──────────┬───────────────┐</w:t>
+      </w:r>
+    </w:p>
+    <w:p>
+      <w:pPr>
+        <w:pStyle w:val="CodeBlock"/>
+        <w:shd w:val="clear" w:color="auto" w:fill="F1F3F4"/>
+        <w:spacing w:before="0" w:after="0"/>
+      </w:pPr>
+      <w:r>
+        <w:rPr>
+          <w:rFonts w:ascii="Consolas" w:hAnsi="Consolas" w:cs="Consolas"/>
+          <w:sz w:val="15"/>
+          <w:szCs w:val="15"/>
+        </w:rPr>
+        <w:t xml:space="preserve">   ▼      ▼          ▼               ▼</w:t>
+      </w:r>
+    </w:p>
+    <w:p>
+      <w:pPr>
+        <w:pStyle w:val="CodeBlock"/>
+        <w:shd w:val="clear" w:color="auto" w:fill="F1F3F4"/>
+        <w:spacing w:before="0" w:after="0"/>
+      </w:pPr>
+      <w:r>
+        <w:rPr>
+          <w:rFonts w:ascii="Consolas" w:hAnsi="Consolas" w:cs="Consolas"/>
+          <w:sz w:val="15"/>
+          <w:szCs w:val="15"/>
+        </w:rPr>
+        <w:t xml:space="preserve">┌──────┐┌───────┐┌─────────┐┌────────────────┐</w:t>
+      </w:r>
+    </w:p>
+    <w:p>
+      <w:pPr>
+        <w:pStyle w:val="CodeBlock"/>
+        <w:shd w:val="clear" w:color="auto" w:fill="F1F3F4"/>
+        <w:spacing w:before="0" w:after="0"/>
+      </w:pPr>
+      <w:r>
+        <w:rPr>
+          <w:rFonts w:ascii="Consolas" w:hAnsi="Consolas" w:cs="Consolas"/>
+          <w:sz w:val="15"/>
+          <w:szCs w:val="15"/>
+        </w:rPr>
+        <w:t xml:space="preserve">│RFCOMM││ BLE   ││ Wi-Fi   ││  (Reassembler  │</w:t>
+      </w:r>
+    </w:p>
+    <w:p>
+      <w:pPr>
+        <w:pStyle w:val="CodeBlock"/>
+        <w:shd w:val="clear" w:color="auto" w:fill="F1F3F4"/>
+        <w:spacing w:before="0" w:after="0"/>
+      </w:pPr>
+      <w:r>
+        <w:rPr>
+          <w:rFonts w:ascii="Consolas" w:hAnsi="Consolas" w:cs="Consolas"/>
+          <w:sz w:val="15"/>
+          <w:szCs w:val="15"/>
+        </w:rPr>
+        <w:t xml:space="preserve">│Sock  ││ GATT  ││ Direct  ││   needed for   │</w:t>
+      </w:r>
+    </w:p>
+    <w:p>
+      <w:pPr>
+        <w:pStyle w:val="CodeBlock"/>
+        <w:shd w:val="clear" w:color="auto" w:fill="F1F3F4"/>
+        <w:spacing w:before="0" w:after="0"/>
+      </w:pPr>
+      <w:r>
+        <w:rPr>
+          <w:rFonts w:ascii="Consolas" w:hAnsi="Consolas" w:cs="Consolas"/>
+          <w:sz w:val="15"/>
+          <w:szCs w:val="15"/>
+        </w:rPr>
+        <w:t xml:space="preserve">│      ││       ││ socket  ││   BLE only)    │</w:t>
+      </w:r>
+    </w:p>
+    <w:p>
+      <w:pPr>
+        <w:pStyle w:val="CodeBlock"/>
+        <w:shd w:val="clear" w:color="auto" w:fill="F1F3F4"/>
+        <w:spacing w:before="0" w:after="0"/>
+      </w:pPr>
+      <w:r>
+        <w:rPr>
+          <w:rFonts w:ascii="Consolas" w:hAnsi="Consolas" w:cs="Consolas"/>
+          <w:sz w:val="15"/>
+          <w:szCs w:val="15"/>
+        </w:rPr>
+        <w:t xml:space="preserve">└──────┘└───────┘└─────────┘└────────────────┘</w:t>
       </w:r>
     </w:p>
     <w:p>
@@ -5153,7 +5153,7 @@
                 <w:sz w:val="18"/>
                 <w:szCs w:val="18"/>
               </w:rPr>
-              <w:t xml:space="preserve">From â†’ To</w:t>
+              <w:t xml:space="preserve">From → To</w:t>
             </w:r>
           </w:p>
         </w:tc>
@@ -5224,7 +5224,7 @@
                 <w:sz w:val="18"/>
                 <w:szCs w:val="18"/>
               </w:rPr>
-              <w:t xml:space="preserve">ChatScreen â†’ ChatViewModel</w:t>
+              <w:t xml:space="preserve">ChatScreen → ChatViewModel</w:t>
             </w:r>
           </w:p>
         </w:tc>
@@ -5295,7 +5295,7 @@
                 <w:sz w:val="18"/>
                 <w:szCs w:val="18"/>
               </w:rPr>
-              <w:t xml:space="preserve">ChatViewModel â†’ MessageRepository</w:t>
+              <w:t xml:space="preserve">ChatViewModel → MessageRepository</w:t>
             </w:r>
           </w:p>
         </w:tc>
@@ -5366,7 +5366,7 @@
                 <w:sz w:val="18"/>
                 <w:szCs w:val="18"/>
               </w:rPr>
-              <w:t xml:space="preserve">MessageRepository â†’ cipher</w:t>
+              <w:t xml:space="preserve">MessageRepository → cipher</w:t>
             </w:r>
           </w:p>
         </w:tc>
@@ -5437,7 +5437,7 @@
                 <w:sz w:val="18"/>
                 <w:szCs w:val="18"/>
               </w:rPr>
-              <w:t xml:space="preserve">SessionCrypto â†’ ByteLink</w:t>
+              <w:t xml:space="preserve">SessionCrypto → ByteLink</w:t>
             </w:r>
           </w:p>
         </w:tc>
@@ -5508,7 +5508,7 @@
                 <w:sz w:val="18"/>
                 <w:szCs w:val="18"/>
               </w:rPr>
-              <w:t xml:space="preserve">ByteLink â†’ radio</w:t>
+              <w:t xml:space="preserve">ByteLink → radio</w:t>
             </w:r>
           </w:p>
         </w:tc>
@@ -5579,7 +5579,7 @@
                 <w:sz w:val="18"/>
                 <w:szCs w:val="18"/>
               </w:rPr>
-              <w:t xml:space="preserve">radio â†’ Reassembler</w:t>
+              <w:t xml:space="preserve">radio → Reassembler</w:t>
             </w:r>
           </w:p>
         </w:tc>
@@ -5650,7 +5650,7 @@
                 <w:sz w:val="18"/>
                 <w:szCs w:val="18"/>
               </w:rPr>
-              <w:t xml:space="preserve">MessageRepository â†’ ChatScreen</w:t>
+              <w:t xml:space="preserve">MessageRepository → ChatScreen</w:t>
             </w:r>
           </w:p>
         </w:tc>
@@ -5718,922 +5718,922 @@
           <w:sz w:val="15"/>
           <w:szCs w:val="15"/>
         </w:rPr>
-        <w:t xml:space="preserve">        â”Œâ”€â”€â”€â”€â”€â”€â”€â”€â”€â”</w:t>
-      </w:r>
-    </w:p>
-    <w:p>
-      <w:pPr>
-        <w:pStyle w:val="CodeBlock"/>
-        <w:shd w:val="clear" w:color="auto" w:fill="F1F3F4"/>
-        <w:spacing w:before="0" w:after="0"/>
-      </w:pPr>
-      <w:r>
-        <w:rPr>
-          <w:rFonts w:ascii="Consolas" w:hAnsi="Consolas" w:cs="Consolas"/>
-          <w:sz w:val="15"/>
-          <w:szCs w:val="15"/>
-        </w:rPr>
-        <w:t xml:space="preserve">        â”‚  START  â”‚  user taps Send</w:t>
-      </w:r>
-    </w:p>
-    <w:p>
-      <w:pPr>
-        <w:pStyle w:val="CodeBlock"/>
-        <w:shd w:val="clear" w:color="auto" w:fill="F1F3F4"/>
-        <w:spacing w:before="0" w:after="0"/>
-      </w:pPr>
-      <w:r>
-        <w:rPr>
-          <w:rFonts w:ascii="Consolas" w:hAnsi="Consolas" w:cs="Consolas"/>
-          <w:sz w:val="15"/>
-          <w:szCs w:val="15"/>
-        </w:rPr>
-        <w:t xml:space="preserve">        â””â”€â”€â”€â”€â”¬â”€â”€â”€â”€â”˜</w:t>
-      </w:r>
-    </w:p>
-    <w:p>
-      <w:pPr>
-        <w:pStyle w:val="CodeBlock"/>
-        <w:shd w:val="clear" w:color="auto" w:fill="F1F3F4"/>
-        <w:spacing w:before="0" w:after="0"/>
-      </w:pPr>
-      <w:r>
-        <w:rPr>
-          <w:rFonts w:ascii="Consolas" w:hAnsi="Consolas" w:cs="Consolas"/>
-          <w:sz w:val="15"/>
-          <w:szCs w:val="15"/>
-        </w:rPr>
-        <w:t xml:space="preserve">             â–¼</w:t>
-      </w:r>
-    </w:p>
-    <w:p>
-      <w:pPr>
-        <w:pStyle w:val="CodeBlock"/>
-        <w:shd w:val="clear" w:color="auto" w:fill="F1F3F4"/>
-        <w:spacing w:before="0" w:after="0"/>
-      </w:pPr>
-      <w:r>
-        <w:rPr>
-          <w:rFonts w:ascii="Consolas" w:hAnsi="Consolas" w:cs="Consolas"/>
-          <w:sz w:val="15"/>
-          <w:szCs w:val="15"/>
-        </w:rPr>
-        <w:t xml:space="preserve">      â”Œâ”€â”€â”€â”€â”€â”€â”€â”€â”€â”€â”€â”€â”€â”€â”   no    â”Œâ”€â”€â”€â”€â”€â”€â”€â”€â”€â”€â”€â”€â”€â”€â”</w:t>
-      </w:r>
-    </w:p>
-    <w:p>
-      <w:pPr>
-        <w:pStyle w:val="CodeBlock"/>
-        <w:shd w:val="clear" w:color="auto" w:fill="F1F3F4"/>
-        <w:spacing w:before="0" w:after="0"/>
-      </w:pPr>
-      <w:r>
-        <w:rPr>
-          <w:rFonts w:ascii="Consolas" w:hAnsi="Consolas" w:cs="Consolas"/>
-          <w:sz w:val="15"/>
-          <w:szCs w:val="15"/>
-        </w:rPr>
-        <w:t xml:space="preserve">      â”‚ draft blank? â”œâ”€â”€â”€â”€â”€â”€â”€â”€â–ºâ”‚ return (UI   â”‚</w:t>
-      </w:r>
-    </w:p>
-    <w:p>
-      <w:pPr>
-        <w:pStyle w:val="CodeBlock"/>
-        <w:shd w:val="clear" w:color="auto" w:fill="F1F3F4"/>
-        <w:spacing w:before="0" w:after="0"/>
-      </w:pPr>
-      <w:r>
-        <w:rPr>
-          <w:rFonts w:ascii="Consolas" w:hAnsi="Consolas" w:cs="Consolas"/>
-          <w:sz w:val="15"/>
-          <w:szCs w:val="15"/>
-        </w:rPr>
-        <w:t xml:space="preserve">      â””â”€â”€â”€â”€â”€â”€â”¬â”€â”€â”€â”€â”€â”€â”€â”˜         â”‚ disables btn)â”‚</w:t>
-      </w:r>
-    </w:p>
-    <w:p>
-      <w:pPr>
-        <w:pStyle w:val="CodeBlock"/>
-        <w:shd w:val="clear" w:color="auto" w:fill="F1F3F4"/>
-        <w:spacing w:before="0" w:after="0"/>
-      </w:pPr>
-      <w:r>
-        <w:rPr>
-          <w:rFonts w:ascii="Consolas" w:hAnsi="Consolas" w:cs="Consolas"/>
-          <w:sz w:val="15"/>
-          <w:szCs w:val="15"/>
-        </w:rPr>
-        <w:t xml:space="preserve">             â”‚ yes             â””â”€â”€â”€â”€â”€â”€â”€â”€â”€â”€â”€â”€â”€â”€â”˜</w:t>
-      </w:r>
-    </w:p>
-    <w:p>
-      <w:pPr>
-        <w:pStyle w:val="CodeBlock"/>
-        <w:shd w:val="clear" w:color="auto" w:fill="F1F3F4"/>
-        <w:spacing w:before="0" w:after="0"/>
-      </w:pPr>
-      <w:r>
-        <w:rPr>
-          <w:rFonts w:ascii="Consolas" w:hAnsi="Consolas" w:cs="Consolas"/>
-          <w:sz w:val="15"/>
-          <w:szCs w:val="15"/>
-        </w:rPr>
-        <w:t xml:space="preserve">             â–¼</w:t>
-      </w:r>
-    </w:p>
-    <w:p>
-      <w:pPr>
-        <w:pStyle w:val="CodeBlock"/>
-        <w:shd w:val="clear" w:color="auto" w:fill="F1F3F4"/>
-        <w:spacing w:before="0" w:after="0"/>
-      </w:pPr>
-      <w:r>
-        <w:rPr>
-          <w:rFonts w:ascii="Consolas" w:hAnsi="Consolas" w:cs="Consolas"/>
-          <w:sz w:val="15"/>
-          <w:szCs w:val="15"/>
-        </w:rPr>
-        <w:t xml:space="preserve">      â”Œâ”€â”€â”€â”€â”€â”€â”€â”€â”€â”€â”€â”€â”€â”€â”</w:t>
-      </w:r>
-    </w:p>
-    <w:p>
-      <w:pPr>
-        <w:pStyle w:val="CodeBlock"/>
-        <w:shd w:val="clear" w:color="auto" w:fill="F1F3F4"/>
-        <w:spacing w:before="0" w:after="0"/>
-      </w:pPr>
-      <w:r>
-        <w:rPr>
-          <w:rFonts w:ascii="Consolas" w:hAnsi="Consolas" w:cs="Consolas"/>
-          <w:sz w:val="15"/>
-          <w:szCs w:val="15"/>
-        </w:rPr>
-        <w:t xml:space="preserve">      â”‚ Room insert  â”‚  status = PENDING  â”€â”€â–º the queue is the source of truth</w:t>
-      </w:r>
-    </w:p>
-    <w:p>
-      <w:pPr>
-        <w:pStyle w:val="CodeBlock"/>
-        <w:shd w:val="clear" w:color="auto" w:fill="F1F3F4"/>
-        <w:spacing w:before="0" w:after="0"/>
-      </w:pPr>
-      <w:r>
-        <w:rPr>
-          <w:rFonts w:ascii="Consolas" w:hAnsi="Consolas" w:cs="Consolas"/>
-          <w:sz w:val="15"/>
-          <w:szCs w:val="15"/>
-        </w:rPr>
-        <w:t xml:space="preserve">      â””â”€â”€â”€â”€â”€â”€â”¬â”€â”€â”€â”€â”€â”€â”€â”˜</w:t>
-      </w:r>
-    </w:p>
-    <w:p>
-      <w:pPr>
-        <w:pStyle w:val="CodeBlock"/>
-        <w:shd w:val="clear" w:color="auto" w:fill="F1F3F4"/>
-        <w:spacing w:before="0" w:after="0"/>
-      </w:pPr>
-      <w:r>
-        <w:rPr>
-          <w:rFonts w:ascii="Consolas" w:hAnsi="Consolas" w:cs="Consolas"/>
-          <w:sz w:val="15"/>
-          <w:szCs w:val="15"/>
-        </w:rPr>
-        <w:t xml:space="preserve">             â–¼</w:t>
-      </w:r>
-    </w:p>
-    <w:p>
-      <w:pPr>
-        <w:pStyle w:val="CodeBlock"/>
-        <w:shd w:val="clear" w:color="auto" w:fill="F1F3F4"/>
-        <w:spacing w:before="0" w:after="0"/>
-      </w:pPr>
-      <w:r>
-        <w:rPr>
-          <w:rFonts w:ascii="Consolas" w:hAnsi="Consolas" w:cs="Consolas"/>
-          <w:sz w:val="15"/>
-          <w:szCs w:val="15"/>
-        </w:rPr>
-        <w:t xml:space="preserve">      â”Œâ”€â”€â”€â”€â”€â”€â”€â”€â”€â”€â”€â”€â”€â”€â”</w:t>
-      </w:r>
-    </w:p>
-    <w:p>
-      <w:pPr>
-        <w:pStyle w:val="CodeBlock"/>
-        <w:shd w:val="clear" w:color="auto" w:fill="F1F3F4"/>
-        <w:spacing w:before="0" w:after="0"/>
-      </w:pPr>
-      <w:r>
-        <w:rPr>
-          <w:rFonts w:ascii="Consolas" w:hAnsi="Consolas" w:cs="Consolas"/>
-          <w:sz w:val="15"/>
-          <w:szCs w:val="15"/>
-        </w:rPr>
-        <w:t xml:space="preserve">      â”‚ session key  â”‚</w:t>
-      </w:r>
-    </w:p>
-    <w:p>
-      <w:pPr>
-        <w:pStyle w:val="CodeBlock"/>
-        <w:shd w:val="clear" w:color="auto" w:fill="F1F3F4"/>
-        <w:spacing w:before="0" w:after="0"/>
-      </w:pPr>
-      <w:r>
-        <w:rPr>
-          <w:rFonts w:ascii="Consolas" w:hAnsi="Consolas" w:cs="Consolas"/>
-          <w:sz w:val="15"/>
-          <w:szCs w:val="15"/>
-        </w:rPr>
-        <w:t xml:space="preserve">      â”‚  present?    â”‚</w:t>
-      </w:r>
-    </w:p>
-    <w:p>
-      <w:pPr>
-        <w:pStyle w:val="CodeBlock"/>
-        <w:shd w:val="clear" w:color="auto" w:fill="F1F3F4"/>
-        <w:spacing w:before="0" w:after="0"/>
-      </w:pPr>
-      <w:r>
-        <w:rPr>
-          <w:rFonts w:ascii="Consolas" w:hAnsi="Consolas" w:cs="Consolas"/>
-          <w:sz w:val="15"/>
-          <w:szCs w:val="15"/>
-        </w:rPr>
-        <w:t xml:space="preserve">      â””â”€â”€â”¬â”€â”€â”€â”€â”€â”€â”€â”€â”¬â”€â”€â”˜</w:t>
-      </w:r>
-    </w:p>
-    <w:p>
-      <w:pPr>
-        <w:pStyle w:val="CodeBlock"/>
-        <w:shd w:val="clear" w:color="auto" w:fill="F1F3F4"/>
-        <w:spacing w:before="0" w:after="0"/>
-      </w:pPr>
-      <w:r>
-        <w:rPr>
-          <w:rFonts w:ascii="Consolas" w:hAnsi="Consolas" w:cs="Consolas"/>
-          <w:sz w:val="15"/>
-          <w:szCs w:val="15"/>
-        </w:rPr>
-        <w:t xml:space="preserve">    no   â”‚        â”‚ yes</w:t>
-      </w:r>
-    </w:p>
-    <w:p>
-      <w:pPr>
-        <w:pStyle w:val="CodeBlock"/>
-        <w:shd w:val="clear" w:color="auto" w:fill="F1F3F4"/>
-        <w:spacing w:before="0" w:after="0"/>
-      </w:pPr>
-      <w:r>
-        <w:rPr>
-          <w:rFonts w:ascii="Consolas" w:hAnsi="Consolas" w:cs="Consolas"/>
-          <w:sz w:val="15"/>
-          <w:szCs w:val="15"/>
-        </w:rPr>
-        <w:t xml:space="preserve">         â”‚        â–¼</w:t>
-      </w:r>
-    </w:p>
-    <w:p>
-      <w:pPr>
-        <w:pStyle w:val="CodeBlock"/>
-        <w:shd w:val="clear" w:color="auto" w:fill="F1F3F4"/>
-        <w:spacing w:before="0" w:after="0"/>
-      </w:pPr>
-      <w:r>
-        <w:rPr>
-          <w:rFonts w:ascii="Consolas" w:hAnsi="Consolas" w:cs="Consolas"/>
-          <w:sz w:val="15"/>
-          <w:szCs w:val="15"/>
-        </w:rPr>
-        <w:t xml:space="preserve">         â”‚   â”Œâ”€â”€â”€â”€â”€â”€â”€â”€â”€â”€â”€â”€â”€â”€â”  no   â”Œâ”€â”€â”€â”€â”€â”€â”€â”€â”€â”€â”€â”€â”€â”€â”</w:t>
-      </w:r>
-    </w:p>
-    <w:p>
-      <w:pPr>
-        <w:pStyle w:val="CodeBlock"/>
-        <w:shd w:val="clear" w:color="auto" w:fill="F1F3F4"/>
-        <w:spacing w:before="0" w:after="0"/>
-      </w:pPr>
-      <w:r>
-        <w:rPr>
-          <w:rFonts w:ascii="Consolas" w:hAnsi="Consolas" w:cs="Consolas"/>
-          <w:sz w:val="15"/>
-          <w:szCs w:val="15"/>
-        </w:rPr>
-        <w:t xml:space="preserve">         â”‚   â”‚ link open?   â”œâ”€â”€â”€â”€â”€â”€â–ºâ”‚ NO_PEER_YET  â”‚</w:t>
-      </w:r>
-    </w:p>
-    <w:p>
-      <w:pPr>
-        <w:pStyle w:val="CodeBlock"/>
-        <w:shd w:val="clear" w:color="auto" w:fill="F1F3F4"/>
-        <w:spacing w:before="0" w:after="0"/>
-      </w:pPr>
-      <w:r>
-        <w:rPr>
-          <w:rFonts w:ascii="Consolas" w:hAnsi="Consolas" w:cs="Consolas"/>
-          <w:sz w:val="15"/>
-          <w:szCs w:val="15"/>
-        </w:rPr>
-        <w:t xml:space="preserve">         â”‚   â””â”€â”€â”¬â”€â”€â”€â”€â”€â”€â”€â”€â”¬â”€â”€â”˜       â”‚ NO_KEY       â”‚</w:t>
-      </w:r>
-    </w:p>
-    <w:p>
-      <w:pPr>
-        <w:pStyle w:val="CodeBlock"/>
-        <w:shd w:val="clear" w:color="auto" w:fill="F1F3F4"/>
-        <w:spacing w:before="0" w:after="0"/>
-      </w:pPr>
-      <w:r>
-        <w:rPr>
-          <w:rFonts w:ascii="Consolas" w:hAnsi="Consolas" w:cs="Consolas"/>
-          <w:sz w:val="15"/>
-          <w:szCs w:val="15"/>
-        </w:rPr>
-        <w:t xml:space="preserve">         â”‚  no â”‚        â”‚ yes       â”‚ WRONG_PEER   â”‚</w:t>
-      </w:r>
-    </w:p>
-    <w:p>
-      <w:pPr>
-        <w:pStyle w:val="CodeBlock"/>
-        <w:shd w:val="clear" w:color="auto" w:fill="F1F3F4"/>
-        <w:spacing w:before="0" w:after="0"/>
-      </w:pPr>
-      <w:r>
-        <w:rPr>
-          <w:rFonts w:ascii="Consolas" w:hAnsi="Consolas" w:cs="Consolas"/>
-          <w:sz w:val="15"/>
-          <w:szCs w:val="15"/>
-        </w:rPr>
-        <w:t xml:space="preserve">         â”‚      â”‚        â–¼          â””â”€â”€â”€â”€â”€â”€â”¬â”€â”€â”€â”€â”€â”€â”€â”˜</w:t>
-      </w:r>
-    </w:p>
-    <w:p>
-      <w:pPr>
-        <w:pStyle w:val="CodeBlock"/>
-        <w:shd w:val="clear" w:color="auto" w:fill="F1F3F4"/>
-        <w:spacing w:before="0" w:after="0"/>
-      </w:pPr>
-      <w:r>
-        <w:rPr>
-          <w:rFonts w:ascii="Consolas" w:hAnsi="Consolas" w:cs="Consolas"/>
-          <w:sz w:val="15"/>
-          <w:szCs w:val="15"/>
-        </w:rPr>
-        <w:t xml:space="preserve">         â”‚      â”‚   â”Œâ”€â”€â”€â”€â”€â”€â”€â”€â”€â”€â”€â”€â”€â”€â”        â”‚</w:t>
-      </w:r>
-    </w:p>
-    <w:p>
-      <w:pPr>
-        <w:pStyle w:val="CodeBlock"/>
-        <w:shd w:val="clear" w:color="auto" w:fill="F1F3F4"/>
-        <w:spacing w:before="0" w:after="0"/>
-      </w:pPr>
-      <w:r>
-        <w:rPr>
-          <w:rFonts w:ascii="Consolas" w:hAnsi="Consolas" w:cs="Consolas"/>
-          <w:sz w:val="15"/>
-          <w:szCs w:val="15"/>
-        </w:rPr>
-        <w:t xml:space="preserve">         â”‚      â”‚   â”‚ text â‰¤       â”‚  no    â”‚</w:t>
-      </w:r>
-    </w:p>
-    <w:p>
-      <w:pPr>
-        <w:pStyle w:val="CodeBlock"/>
-        <w:shd w:val="clear" w:color="auto" w:fill="F1F3F4"/>
-        <w:spacing w:before="0" w:after="0"/>
-      </w:pPr>
-      <w:r>
-        <w:rPr>
-          <w:rFonts w:ascii="Consolas" w:hAnsi="Consolas" w:cs="Consolas"/>
-          <w:sz w:val="15"/>
-          <w:szCs w:val="15"/>
-        </w:rPr>
-        <w:t xml:space="preserve">         â”‚      â”‚   â”‚ 64 KB wire?  â”œâ”€â”€â”€â”€â”€â”€â”€â–ºâ”‚ mark FAILED â”‚</w:t>
-      </w:r>
-    </w:p>
-    <w:p>
-      <w:pPr>
-        <w:pStyle w:val="CodeBlock"/>
-        <w:shd w:val="clear" w:color="auto" w:fill="F1F3F4"/>
-        <w:spacing w:before="0" w:after="0"/>
-      </w:pPr>
-      <w:r>
-        <w:rPr>
-          <w:rFonts w:ascii="Consolas" w:hAnsi="Consolas" w:cs="Consolas"/>
-          <w:sz w:val="15"/>
-          <w:szCs w:val="15"/>
-        </w:rPr>
-        <w:t xml:space="preserve">         â”‚      â”‚   â””â”€â”€â”¬â”€â”€â”€â”€â”€â”€â”€â”€â”¬â”€â”€â”˜        â””â”€â”€â”€â”€â”€â”€â”€â”€â”€â”€â”€â”€â”˜</w:t>
-      </w:r>
-    </w:p>
-    <w:p>
-      <w:pPr>
-        <w:pStyle w:val="CodeBlock"/>
-        <w:shd w:val="clear" w:color="auto" w:fill="F1F3F4"/>
-        <w:spacing w:before="0" w:after="0"/>
-      </w:pPr>
-      <w:r>
-        <w:rPr>
-          <w:rFonts w:ascii="Consolas" w:hAnsi="Consolas" w:cs="Consolas"/>
-          <w:sz w:val="15"/>
-          <w:szCs w:val="15"/>
-        </w:rPr>
-        <w:t xml:space="preserve">         â”‚      â”‚  yes â”‚        â”‚</w:t>
-      </w:r>
-    </w:p>
-    <w:p>
-      <w:pPr>
-        <w:pStyle w:val="CodeBlock"/>
-        <w:shd w:val="clear" w:color="auto" w:fill="F1F3F4"/>
-        <w:spacing w:before="0" w:after="0"/>
-      </w:pPr>
-      <w:r>
-        <w:rPr>
-          <w:rFonts w:ascii="Consolas" w:hAnsi="Consolas" w:cs="Consolas"/>
-          <w:sz w:val="15"/>
-          <w:szCs w:val="15"/>
-        </w:rPr>
-        <w:t xml:space="preserve">         â”‚      â”‚      â”‚        â–¼</w:t>
-      </w:r>
-    </w:p>
-    <w:p>
-      <w:pPr>
-        <w:pStyle w:val="CodeBlock"/>
-        <w:shd w:val="clear" w:color="auto" w:fill="F1F3F4"/>
-        <w:spacing w:before="0" w:after="0"/>
-      </w:pPr>
-      <w:r>
-        <w:rPr>
-          <w:rFonts w:ascii="Consolas" w:hAnsi="Consolas" w:cs="Consolas"/>
-          <w:sz w:val="15"/>
-          <w:szCs w:val="15"/>
-        </w:rPr>
-        <w:t xml:space="preserve">         â”‚      â”‚      â”‚  â”Œâ”€â”€â”€â”€â”€â”€â”€â”€â”€â”€â”€â”€â”€â”€â”</w:t>
-      </w:r>
-    </w:p>
-    <w:p>
-      <w:pPr>
-        <w:pStyle w:val="CodeBlock"/>
-        <w:shd w:val="clear" w:color="auto" w:fill="F1F3F4"/>
-        <w:spacing w:before="0" w:after="0"/>
-      </w:pPr>
-      <w:r>
-        <w:rPr>
-          <w:rFonts w:ascii="Consolas" w:hAnsi="Consolas" w:cs="Consolas"/>
-          <w:sz w:val="15"/>
-          <w:szCs w:val="15"/>
-        </w:rPr>
-        <w:t xml:space="preserve">         â”‚      â”‚      â”‚  â”‚ AES-256-GCM  â”‚</w:t>
-      </w:r>
-    </w:p>
-    <w:p>
-      <w:pPr>
-        <w:pStyle w:val="CodeBlock"/>
-        <w:shd w:val="clear" w:color="auto" w:fill="F1F3F4"/>
-        <w:spacing w:before="0" w:after="0"/>
-      </w:pPr>
-      <w:r>
-        <w:rPr>
-          <w:rFonts w:ascii="Consolas" w:hAnsi="Consolas" w:cs="Consolas"/>
-          <w:sz w:val="15"/>
-          <w:szCs w:val="15"/>
-        </w:rPr>
-        <w:t xml:space="preserve">         â”‚      â”‚      â”‚  â”‚ encrypt      â”‚</w:t>
-      </w:r>
-    </w:p>
-    <w:p>
-      <w:pPr>
-        <w:pStyle w:val="CodeBlock"/>
-        <w:shd w:val="clear" w:color="auto" w:fill="F1F3F4"/>
-        <w:spacing w:before="0" w:after="0"/>
-      </w:pPr>
-      <w:r>
-        <w:rPr>
-          <w:rFonts w:ascii="Consolas" w:hAnsi="Consolas" w:cs="Consolas"/>
-          <w:sz w:val="15"/>
-          <w:szCs w:val="15"/>
-        </w:rPr>
-        <w:t xml:space="preserve">         â”‚      â”‚      â”‚  â””â”€â”€â”€â”€â”€â”€â”¬â”€â”€â”€â”€â”€â”€â”€â”˜</w:t>
-      </w:r>
-    </w:p>
-    <w:p>
-      <w:pPr>
-        <w:pStyle w:val="CodeBlock"/>
-        <w:shd w:val="clear" w:color="auto" w:fill="F1F3F4"/>
-        <w:spacing w:before="0" w:after="0"/>
-      </w:pPr>
-      <w:r>
-        <w:rPr>
-          <w:rFonts w:ascii="Consolas" w:hAnsi="Consolas" w:cs="Consolas"/>
-          <w:sz w:val="15"/>
-          <w:szCs w:val="15"/>
-        </w:rPr>
-        <w:t xml:space="preserve">         â”‚      â”‚      â”‚         â–¼</w:t>
-      </w:r>
-    </w:p>
-    <w:p>
-      <w:pPr>
-        <w:pStyle w:val="CodeBlock"/>
-        <w:shd w:val="clear" w:color="auto" w:fill="F1F3F4"/>
-        <w:spacing w:before="0" w:after="0"/>
-      </w:pPr>
-      <w:r>
-        <w:rPr>
-          <w:rFonts w:ascii="Consolas" w:hAnsi="Consolas" w:cs="Consolas"/>
-          <w:sz w:val="15"/>
-          <w:szCs w:val="15"/>
-        </w:rPr>
-        <w:t xml:space="preserve">         â”‚      â”‚      â”‚  â”Œâ”€â”€â”€â”€â”€â”€â”€â”€â”€â”€â”€â”€â”€â”€â”</w:t>
-      </w:r>
-    </w:p>
-    <w:p>
-      <w:pPr>
-        <w:pStyle w:val="CodeBlock"/>
-        <w:shd w:val="clear" w:color="auto" w:fill="F1F3F4"/>
-        <w:spacing w:before="0" w:after="0"/>
-      </w:pPr>
-      <w:r>
-        <w:rPr>
-          <w:rFonts w:ascii="Consolas" w:hAnsi="Consolas" w:cs="Consolas"/>
-          <w:sz w:val="15"/>
-          <w:szCs w:val="15"/>
-        </w:rPr>
-        <w:t xml:space="preserve">         â”‚      â”‚      â”‚  â”‚ EnvelopeCodecâ”‚ magic 'I' 0x49</w:t>
-      </w:r>
-    </w:p>
-    <w:p>
-      <w:pPr>
-        <w:pStyle w:val="CodeBlock"/>
-        <w:shd w:val="clear" w:color="auto" w:fill="F1F3F4"/>
-        <w:spacing w:before="0" w:after="0"/>
-      </w:pPr>
-      <w:r>
-        <w:rPr>
-          <w:rFonts w:ascii="Consolas" w:hAnsi="Consolas" w:cs="Consolas"/>
-          <w:sz w:val="15"/>
-          <w:szCs w:val="15"/>
-        </w:rPr>
-        <w:t xml:space="preserve">         â”‚      â”‚      â”‚  â”‚ encode       â”‚ 47-byte hdr</w:t>
-      </w:r>
-    </w:p>
-    <w:p>
-      <w:pPr>
-        <w:pStyle w:val="CodeBlock"/>
-        <w:shd w:val="clear" w:color="auto" w:fill="F1F3F4"/>
-        <w:spacing w:before="0" w:after="0"/>
-      </w:pPr>
-      <w:r>
-        <w:rPr>
-          <w:rFonts w:ascii="Consolas" w:hAnsi="Consolas" w:cs="Consolas"/>
-          <w:sz w:val="15"/>
-          <w:szCs w:val="15"/>
-        </w:rPr>
-        <w:t xml:space="preserve">         â”‚      â”‚      â”‚  â””â”€â”€â”€â”€â”€â”€â”¬â”€â”€â”€â”€â”€â”€â”€â”˜</w:t>
-      </w:r>
-    </w:p>
-    <w:p>
-      <w:pPr>
-        <w:pStyle w:val="CodeBlock"/>
-        <w:shd w:val="clear" w:color="auto" w:fill="F1F3F4"/>
-        <w:spacing w:before="0" w:after="0"/>
-      </w:pPr>
-      <w:r>
-        <w:rPr>
-          <w:rFonts w:ascii="Consolas" w:hAnsi="Consolas" w:cs="Consolas"/>
-          <w:sz w:val="15"/>
-          <w:szCs w:val="15"/>
-        </w:rPr>
-        <w:t xml:space="preserve">         â”‚      â”‚      â”‚         â–¼</w:t>
-      </w:r>
-    </w:p>
-    <w:p>
-      <w:pPr>
-        <w:pStyle w:val="CodeBlock"/>
-        <w:shd w:val="clear" w:color="auto" w:fill="F1F3F4"/>
-        <w:spacing w:before="0" w:after="0"/>
-      </w:pPr>
-      <w:r>
-        <w:rPr>
-          <w:rFonts w:ascii="Consolas" w:hAnsi="Consolas" w:cs="Consolas"/>
-          <w:sz w:val="15"/>
-          <w:szCs w:val="15"/>
-        </w:rPr>
-        <w:t xml:space="preserve">         â”‚      â”‚      â”‚  â”Œâ”€â”€â”€â”€â”€â”€â”€â”€â”€â”€â”€â”€â”€â”€â”</w:t>
-      </w:r>
-    </w:p>
-    <w:p>
-      <w:pPr>
-        <w:pStyle w:val="CodeBlock"/>
-        <w:shd w:val="clear" w:color="auto" w:fill="F1F3F4"/>
-        <w:spacing w:before="0" w:after="0"/>
-      </w:pPr>
-      <w:r>
-        <w:rPr>
-          <w:rFonts w:ascii="Consolas" w:hAnsi="Consolas" w:cs="Consolas"/>
-          <w:sz w:val="15"/>
-          <w:szCs w:val="15"/>
-        </w:rPr>
-        <w:t xml:space="preserve">         â”‚      â”‚      â”‚  â”‚ Reassembler  â”‚ BLE splits it</w:t>
-      </w:r>
-    </w:p>
-    <w:p>
-      <w:pPr>
-        <w:pStyle w:val="CodeBlock"/>
-        <w:shd w:val="clear" w:color="auto" w:fill="F1F3F4"/>
-        <w:spacing w:before="0" w:after="0"/>
-      </w:pPr>
-      <w:r>
-        <w:rPr>
-          <w:rFonts w:ascii="Consolas" w:hAnsi="Consolas" w:cs="Consolas"/>
-          <w:sz w:val="15"/>
-          <w:szCs w:val="15"/>
-        </w:rPr>
-        <w:t xml:space="preserve">         â”‚      â”‚      â”‚  â”‚ fragment     â”‚ into â‰¤ 23 B</w:t>
-      </w:r>
-    </w:p>
-    <w:p>
-      <w:pPr>
-        <w:pStyle w:val="CodeBlock"/>
-        <w:shd w:val="clear" w:color="auto" w:fill="F1F3F4"/>
-        <w:spacing w:before="0" w:after="0"/>
-      </w:pPr>
-      <w:r>
-        <w:rPr>
-          <w:rFonts w:ascii="Consolas" w:hAnsi="Consolas" w:cs="Consolas"/>
-          <w:sz w:val="15"/>
-          <w:szCs w:val="15"/>
-        </w:rPr>
-        <w:t xml:space="preserve">         â”‚      â”‚      â”‚  â””â”€â”€â”€â”€â”€â”€â”¬â”€â”€â”€â”€â”€â”€â”€â”˜</w:t>
-      </w:r>
-    </w:p>
-    <w:p>
-      <w:pPr>
-        <w:pStyle w:val="CodeBlock"/>
-        <w:shd w:val="clear" w:color="auto" w:fill="F1F3F4"/>
-        <w:spacing w:before="0" w:after="0"/>
-      </w:pPr>
-      <w:r>
-        <w:rPr>
-          <w:rFonts w:ascii="Consolas" w:hAnsi="Consolas" w:cs="Consolas"/>
-          <w:sz w:val="15"/>
-          <w:szCs w:val="15"/>
-        </w:rPr>
-        <w:t xml:space="preserve">         â”‚      â”‚      â”‚         â–¼</w:t>
-      </w:r>
-    </w:p>
-    <w:p>
-      <w:pPr>
-        <w:pStyle w:val="CodeBlock"/>
-        <w:shd w:val="clear" w:color="auto" w:fill="F1F3F4"/>
-        <w:spacing w:before="0" w:after="0"/>
-      </w:pPr>
-      <w:r>
-        <w:rPr>
-          <w:rFonts w:ascii="Consolas" w:hAnsi="Consolas" w:cs="Consolas"/>
-          <w:sz w:val="15"/>
-          <w:szCs w:val="15"/>
-        </w:rPr>
-        <w:t xml:space="preserve">         â”‚      â”‚      â”‚  â”Œâ”€â”€â”€â”€â”€â”€â”€â”€â”€â”€â”€â”€â”€â”€â”</w:t>
-      </w:r>
-    </w:p>
-    <w:p>
-      <w:pPr>
-        <w:pStyle w:val="CodeBlock"/>
-        <w:shd w:val="clear" w:color="auto" w:fill="F1F3F4"/>
-        <w:spacing w:before="0" w:after="0"/>
-      </w:pPr>
-      <w:r>
-        <w:rPr>
-          <w:rFonts w:ascii="Consolas" w:hAnsi="Consolas" w:cs="Consolas"/>
-          <w:sz w:val="15"/>
-          <w:szCs w:val="15"/>
-        </w:rPr>
-        <w:t xml:space="preserve">         â”‚      â”‚      â”‚  â”‚ write to     â”‚</w:t>
-      </w:r>
-    </w:p>
-    <w:p>
-      <w:pPr>
-        <w:pStyle w:val="CodeBlock"/>
-        <w:shd w:val="clear" w:color="auto" w:fill="F1F3F4"/>
-        <w:spacing w:before="0" w:after="0"/>
-      </w:pPr>
-      <w:r>
-        <w:rPr>
-          <w:rFonts w:ascii="Consolas" w:hAnsi="Consolas" w:cs="Consolas"/>
-          <w:sz w:val="15"/>
-          <w:szCs w:val="15"/>
-        </w:rPr>
-        <w:t xml:space="preserve">         â”‚      â”‚      â”‚  â”‚ socket/GATT  â”‚</w:t>
-      </w:r>
-    </w:p>
-    <w:p>
-      <w:pPr>
-        <w:pStyle w:val="CodeBlock"/>
-        <w:shd w:val="clear" w:color="auto" w:fill="F1F3F4"/>
-        <w:spacing w:before="0" w:after="0"/>
-      </w:pPr>
-      <w:r>
-        <w:rPr>
-          <w:rFonts w:ascii="Consolas" w:hAnsi="Consolas" w:cs="Consolas"/>
-          <w:sz w:val="15"/>
-          <w:szCs w:val="15"/>
-        </w:rPr>
-        <w:t xml:space="preserve">         â”‚      â”‚      â”‚  â””â”€â”€â”€â”€â”€â”€â”¬â”€â”€â”€â”€â”€â”€â”€â”˜</w:t>
-      </w:r>
-    </w:p>
-    <w:p>
-      <w:pPr>
-        <w:pStyle w:val="CodeBlock"/>
-        <w:shd w:val="clear" w:color="auto" w:fill="F1F3F4"/>
-        <w:spacing w:before="0" w:after="0"/>
-      </w:pPr>
-      <w:r>
-        <w:rPr>
-          <w:rFonts w:ascii="Consolas" w:hAnsi="Consolas" w:cs="Consolas"/>
-          <w:sz w:val="15"/>
-          <w:szCs w:val="15"/>
-        </w:rPr>
-        <w:t xml:space="preserve">         â”‚      â”‚      â”‚         â–¼</w:t>
-      </w:r>
-    </w:p>
-    <w:p>
-      <w:pPr>
-        <w:pStyle w:val="CodeBlock"/>
-        <w:shd w:val="clear" w:color="auto" w:fill="F1F3F4"/>
-        <w:spacing w:before="0" w:after="0"/>
-      </w:pPr>
-      <w:r>
-        <w:rPr>
-          <w:rFonts w:ascii="Consolas" w:hAnsi="Consolas" w:cs="Consolas"/>
-          <w:sz w:val="15"/>
-          <w:szCs w:val="15"/>
-        </w:rPr>
-        <w:t xml:space="preserve">         â”‚      â”‚      â”‚  â”Œâ”€â”€â”€â”€â”€â”€â”€â”€â”€â”€â”€â”€â”€â”€â”</w:t>
-      </w:r>
-    </w:p>
-    <w:p>
-      <w:pPr>
-        <w:pStyle w:val="CodeBlock"/>
-        <w:shd w:val="clear" w:color="auto" w:fill="F1F3F4"/>
-        <w:spacing w:before="0" w:after="0"/>
-      </w:pPr>
-      <w:r>
-        <w:rPr>
-          <w:rFonts w:ascii="Consolas" w:hAnsi="Consolas" w:cs="Consolas"/>
-          <w:sz w:val="15"/>
-          <w:szCs w:val="15"/>
-        </w:rPr>
-        <w:t xml:space="preserve">         â”‚      â”‚      â”‚  â”‚ status=SENT  â”‚ retries &lt; 3?</w:t>
-      </w:r>
-    </w:p>
-    <w:p>
-      <w:pPr>
-        <w:pStyle w:val="CodeBlock"/>
-        <w:shd w:val="clear" w:color="auto" w:fill="F1F3F4"/>
-        <w:spacing w:before="0" w:after="0"/>
-      </w:pPr>
-      <w:r>
-        <w:rPr>
-          <w:rFonts w:ascii="Consolas" w:hAnsi="Consolas" w:cs="Consolas"/>
-          <w:sz w:val="15"/>
-          <w:szCs w:val="15"/>
-        </w:rPr>
-        <w:t xml:space="preserve">         â”‚      â”‚      â”‚  â””â”€â”€â”€â”€â”€â”€â”¬â”€â”€â”€â”€â”€â”€â”€â”˜   else â†’ FAILED</w:t>
-      </w:r>
-    </w:p>
-    <w:p>
-      <w:pPr>
-        <w:pStyle w:val="CodeBlock"/>
-        <w:shd w:val="clear" w:color="auto" w:fill="F1F3F4"/>
-        <w:spacing w:before="0" w:after="0"/>
-      </w:pPr>
-      <w:r>
-        <w:rPr>
-          <w:rFonts w:ascii="Consolas" w:hAnsi="Consolas" w:cs="Consolas"/>
-          <w:sz w:val="15"/>
-          <w:szCs w:val="15"/>
-        </w:rPr>
-        <w:t xml:space="preserve">         â”‚      â”‚      â”‚         â–¼</w:t>
-      </w:r>
-    </w:p>
-    <w:p>
-      <w:pPr>
-        <w:pStyle w:val="CodeBlock"/>
-        <w:shd w:val="clear" w:color="auto" w:fill="F1F3F4"/>
-        <w:spacing w:before="0" w:after="0"/>
-      </w:pPr>
-      <w:r>
-        <w:rPr>
-          <w:rFonts w:ascii="Consolas" w:hAnsi="Consolas" w:cs="Consolas"/>
-          <w:sz w:val="15"/>
-          <w:szCs w:val="15"/>
-        </w:rPr>
-        <w:t xml:space="preserve">         â”‚      â”‚      â”‚  â”Œâ”€â”€â”€â”€â”€â”€â”€â”€â”€â”€â”€â”€â”€â”€â”</w:t>
-      </w:r>
-    </w:p>
-    <w:p>
-      <w:pPr>
-        <w:pStyle w:val="CodeBlock"/>
-        <w:shd w:val="clear" w:color="auto" w:fill="F1F3F4"/>
-        <w:spacing w:before="0" w:after="0"/>
-      </w:pPr>
-      <w:r>
-        <w:rPr>
-          <w:rFonts w:ascii="Consolas" w:hAnsi="Consolas" w:cs="Consolas"/>
-          <w:sz w:val="15"/>
-          <w:szCs w:val="15"/>
-        </w:rPr>
-        <w:t xml:space="preserve">         â”‚      â”‚      â”‚  â”‚  END         â”‚</w:t>
-      </w:r>
-    </w:p>
-    <w:p>
-      <w:pPr>
-        <w:pStyle w:val="CodeBlock"/>
-        <w:shd w:val="clear" w:color="auto" w:fill="F1F3F4"/>
-        <w:spacing w:before="0" w:after="0"/>
-      </w:pPr>
-      <w:r>
-        <w:rPr>
-          <w:rFonts w:ascii="Consolas" w:hAnsi="Consolas" w:cs="Consolas"/>
-          <w:sz w:val="15"/>
-          <w:szCs w:val="15"/>
-        </w:rPr>
-        <w:t xml:space="preserve">         â”‚      â”‚      â”‚  â””â”€â”€â”€â”€â”€â”€â”€â”€â”€â”€â”€â”€â”€â”€â”˜</w:t>
-      </w:r>
-    </w:p>
-    <w:p>
-      <w:pPr>
-        <w:pStyle w:val="CodeBlock"/>
-        <w:shd w:val="clear" w:color="auto" w:fill="F1F3F4"/>
-        <w:spacing w:before="0" w:after="0"/>
-      </w:pPr>
-      <w:r>
-        <w:rPr>
-          <w:rFonts w:ascii="Consolas" w:hAnsi="Consolas" w:cs="Consolas"/>
-          <w:sz w:val="15"/>
-          <w:szCs w:val="15"/>
-        </w:rPr>
-        <w:t xml:space="preserve">         â”‚      â–¼</w:t>
-      </w:r>
-    </w:p>
-    <w:p>
-      <w:pPr>
-        <w:pStyle w:val="CodeBlock"/>
-        <w:shd w:val="clear" w:color="auto" w:fill="F1F3F4"/>
-        <w:spacing w:before="0" w:after="0"/>
-      </w:pPr>
-      <w:r>
-        <w:rPr>
-          <w:rFonts w:ascii="Consolas" w:hAnsi="Consolas" w:cs="Consolas"/>
-          <w:sz w:val="15"/>
-          <w:szCs w:val="15"/>
-        </w:rPr>
-        <w:t xml:space="preserve">    â”Œâ”€â”€â”€â”€â”´â”€â”€â”€â”€â”€â”€â”€â”€â”€â”€â”€â”€â”€â”€â”€â”€â”€â”€â”€â”€â”€â”€â”</w:t>
-      </w:r>
-    </w:p>
-    <w:p>
-      <w:pPr>
-        <w:pStyle w:val="CodeBlock"/>
-        <w:shd w:val="clear" w:color="auto" w:fill="F1F3F4"/>
-        <w:spacing w:before="0" w:after="0"/>
-      </w:pPr>
-      <w:r>
-        <w:rPr>
-          <w:rFonts w:ascii="Consolas" w:hAnsi="Consolas" w:cs="Consolas"/>
-          <w:sz w:val="15"/>
-          <w:szCs w:val="15"/>
-        </w:rPr>
-        <w:t xml:space="preserve">    â”‚ backoff, then re-check:   â”‚  500 â†’ 1000 â†’ 2000 â†’ 4000 â†’ 8000,</w:t>
-      </w:r>
-    </w:p>
-    <w:p>
-      <w:pPr>
-        <w:pStyle w:val="CodeBlock"/>
-        <w:shd w:val="clear" w:color="auto" w:fill="F1F3F4"/>
-        <w:spacing w:before="0" w:after="0"/>
-      </w:pPr>
-      <w:r>
-        <w:rPr>
-          <w:rFonts w:ascii="Consolas" w:hAnsi="Consolas" w:cs="Consolas"/>
-          <w:sz w:val="15"/>
-          <w:szCs w:val="15"/>
-        </w:rPr>
-        <w:t xml:space="preserve">    â”‚ BACKOFF_SHIFT_CAP = 4     â”‚  MAX_RETRIES = 3, then FAILED.</w:t>
-      </w:r>
-    </w:p>
-    <w:p>
-      <w:pPr>
-        <w:pStyle w:val="CodeBlock"/>
-        <w:shd w:val="clear" w:color="auto" w:fill="F1F3F4"/>
-        <w:spacing w:before="0" w:after="0"/>
-      </w:pPr>
-      <w:r>
-        <w:rPr>
-          <w:rFonts w:ascii="Consolas" w:hAnsi="Consolas" w:cs="Consolas"/>
-          <w:sz w:val="15"/>
-          <w:szCs w:val="15"/>
-        </w:rPr>
-        <w:t xml:space="preserve">    â””â”€â”€â”€â”€â”€â”€â”€â”€â”€â”€â”€â”€â”€â”€â”€â”€â”€â”€â”€â”€â”€â”€â”€â”€â”€â”€â”€â”˜</w:t>
+        <w:t xml:space="preserve">        ┌─────────┐</w:t>
+      </w:r>
+    </w:p>
+    <w:p>
+      <w:pPr>
+        <w:pStyle w:val="CodeBlock"/>
+        <w:shd w:val="clear" w:color="auto" w:fill="F1F3F4"/>
+        <w:spacing w:before="0" w:after="0"/>
+      </w:pPr>
+      <w:r>
+        <w:rPr>
+          <w:rFonts w:ascii="Consolas" w:hAnsi="Consolas" w:cs="Consolas"/>
+          <w:sz w:val="15"/>
+          <w:szCs w:val="15"/>
+        </w:rPr>
+        <w:t xml:space="preserve">        │  START  │  user taps Send</w:t>
+      </w:r>
+    </w:p>
+    <w:p>
+      <w:pPr>
+        <w:pStyle w:val="CodeBlock"/>
+        <w:shd w:val="clear" w:color="auto" w:fill="F1F3F4"/>
+        <w:spacing w:before="0" w:after="0"/>
+      </w:pPr>
+      <w:r>
+        <w:rPr>
+          <w:rFonts w:ascii="Consolas" w:hAnsi="Consolas" w:cs="Consolas"/>
+          <w:sz w:val="15"/>
+          <w:szCs w:val="15"/>
+        </w:rPr>
+        <w:t xml:space="preserve">        └────┬────┘</w:t>
+      </w:r>
+    </w:p>
+    <w:p>
+      <w:pPr>
+        <w:pStyle w:val="CodeBlock"/>
+        <w:shd w:val="clear" w:color="auto" w:fill="F1F3F4"/>
+        <w:spacing w:before="0" w:after="0"/>
+      </w:pPr>
+      <w:r>
+        <w:rPr>
+          <w:rFonts w:ascii="Consolas" w:hAnsi="Consolas" w:cs="Consolas"/>
+          <w:sz w:val="15"/>
+          <w:szCs w:val="15"/>
+        </w:rPr>
+        <w:t xml:space="preserve">             ▼</w:t>
+      </w:r>
+    </w:p>
+    <w:p>
+      <w:pPr>
+        <w:pStyle w:val="CodeBlock"/>
+        <w:shd w:val="clear" w:color="auto" w:fill="F1F3F4"/>
+        <w:spacing w:before="0" w:after="0"/>
+      </w:pPr>
+      <w:r>
+        <w:rPr>
+          <w:rFonts w:ascii="Consolas" w:hAnsi="Consolas" w:cs="Consolas"/>
+          <w:sz w:val="15"/>
+          <w:szCs w:val="15"/>
+        </w:rPr>
+        <w:t xml:space="preserve">      ┌──────────────┐   no    ┌──────────────┐</w:t>
+      </w:r>
+    </w:p>
+    <w:p>
+      <w:pPr>
+        <w:pStyle w:val="CodeBlock"/>
+        <w:shd w:val="clear" w:color="auto" w:fill="F1F3F4"/>
+        <w:spacing w:before="0" w:after="0"/>
+      </w:pPr>
+      <w:r>
+        <w:rPr>
+          <w:rFonts w:ascii="Consolas" w:hAnsi="Consolas" w:cs="Consolas"/>
+          <w:sz w:val="15"/>
+          <w:szCs w:val="15"/>
+        </w:rPr>
+        <w:t xml:space="preserve">      │ draft blank? ├────────►│ return (UI   │</w:t>
+      </w:r>
+    </w:p>
+    <w:p>
+      <w:pPr>
+        <w:pStyle w:val="CodeBlock"/>
+        <w:shd w:val="clear" w:color="auto" w:fill="F1F3F4"/>
+        <w:spacing w:before="0" w:after="0"/>
+      </w:pPr>
+      <w:r>
+        <w:rPr>
+          <w:rFonts w:ascii="Consolas" w:hAnsi="Consolas" w:cs="Consolas"/>
+          <w:sz w:val="15"/>
+          <w:szCs w:val="15"/>
+        </w:rPr>
+        <w:t xml:space="preserve">      └──────┬───────┘         │ disables btn)│</w:t>
+      </w:r>
+    </w:p>
+    <w:p>
+      <w:pPr>
+        <w:pStyle w:val="CodeBlock"/>
+        <w:shd w:val="clear" w:color="auto" w:fill="F1F3F4"/>
+        <w:spacing w:before="0" w:after="0"/>
+      </w:pPr>
+      <w:r>
+        <w:rPr>
+          <w:rFonts w:ascii="Consolas" w:hAnsi="Consolas" w:cs="Consolas"/>
+          <w:sz w:val="15"/>
+          <w:szCs w:val="15"/>
+        </w:rPr>
+        <w:t xml:space="preserve">             │ yes             └──────────────┘</w:t>
+      </w:r>
+    </w:p>
+    <w:p>
+      <w:pPr>
+        <w:pStyle w:val="CodeBlock"/>
+        <w:shd w:val="clear" w:color="auto" w:fill="F1F3F4"/>
+        <w:spacing w:before="0" w:after="0"/>
+      </w:pPr>
+      <w:r>
+        <w:rPr>
+          <w:rFonts w:ascii="Consolas" w:hAnsi="Consolas" w:cs="Consolas"/>
+          <w:sz w:val="15"/>
+          <w:szCs w:val="15"/>
+        </w:rPr>
+        <w:t xml:space="preserve">             ▼</w:t>
+      </w:r>
+    </w:p>
+    <w:p>
+      <w:pPr>
+        <w:pStyle w:val="CodeBlock"/>
+        <w:shd w:val="clear" w:color="auto" w:fill="F1F3F4"/>
+        <w:spacing w:before="0" w:after="0"/>
+      </w:pPr>
+      <w:r>
+        <w:rPr>
+          <w:rFonts w:ascii="Consolas" w:hAnsi="Consolas" w:cs="Consolas"/>
+          <w:sz w:val="15"/>
+          <w:szCs w:val="15"/>
+        </w:rPr>
+        <w:t xml:space="preserve">      ┌──────────────┐</w:t>
+      </w:r>
+    </w:p>
+    <w:p>
+      <w:pPr>
+        <w:pStyle w:val="CodeBlock"/>
+        <w:shd w:val="clear" w:color="auto" w:fill="F1F3F4"/>
+        <w:spacing w:before="0" w:after="0"/>
+      </w:pPr>
+      <w:r>
+        <w:rPr>
+          <w:rFonts w:ascii="Consolas" w:hAnsi="Consolas" w:cs="Consolas"/>
+          <w:sz w:val="15"/>
+          <w:szCs w:val="15"/>
+        </w:rPr>
+        <w:t xml:space="preserve">      │ Room insert  │  status = PENDING  ──► the queue is the source of truth</w:t>
+      </w:r>
+    </w:p>
+    <w:p>
+      <w:pPr>
+        <w:pStyle w:val="CodeBlock"/>
+        <w:shd w:val="clear" w:color="auto" w:fill="F1F3F4"/>
+        <w:spacing w:before="0" w:after="0"/>
+      </w:pPr>
+      <w:r>
+        <w:rPr>
+          <w:rFonts w:ascii="Consolas" w:hAnsi="Consolas" w:cs="Consolas"/>
+          <w:sz w:val="15"/>
+          <w:szCs w:val="15"/>
+        </w:rPr>
+        <w:t xml:space="preserve">      └──────┬───────┘</w:t>
+      </w:r>
+    </w:p>
+    <w:p>
+      <w:pPr>
+        <w:pStyle w:val="CodeBlock"/>
+        <w:shd w:val="clear" w:color="auto" w:fill="F1F3F4"/>
+        <w:spacing w:before="0" w:after="0"/>
+      </w:pPr>
+      <w:r>
+        <w:rPr>
+          <w:rFonts w:ascii="Consolas" w:hAnsi="Consolas" w:cs="Consolas"/>
+          <w:sz w:val="15"/>
+          <w:szCs w:val="15"/>
+        </w:rPr>
+        <w:t xml:space="preserve">             ▼</w:t>
+      </w:r>
+    </w:p>
+    <w:p>
+      <w:pPr>
+        <w:pStyle w:val="CodeBlock"/>
+        <w:shd w:val="clear" w:color="auto" w:fill="F1F3F4"/>
+        <w:spacing w:before="0" w:after="0"/>
+      </w:pPr>
+      <w:r>
+        <w:rPr>
+          <w:rFonts w:ascii="Consolas" w:hAnsi="Consolas" w:cs="Consolas"/>
+          <w:sz w:val="15"/>
+          <w:szCs w:val="15"/>
+        </w:rPr>
+        <w:t xml:space="preserve">      ┌──────────────┐</w:t>
+      </w:r>
+    </w:p>
+    <w:p>
+      <w:pPr>
+        <w:pStyle w:val="CodeBlock"/>
+        <w:shd w:val="clear" w:color="auto" w:fill="F1F3F4"/>
+        <w:spacing w:before="0" w:after="0"/>
+      </w:pPr>
+      <w:r>
+        <w:rPr>
+          <w:rFonts w:ascii="Consolas" w:hAnsi="Consolas" w:cs="Consolas"/>
+          <w:sz w:val="15"/>
+          <w:szCs w:val="15"/>
+        </w:rPr>
+        <w:t xml:space="preserve">      │ session key  │</w:t>
+      </w:r>
+    </w:p>
+    <w:p>
+      <w:pPr>
+        <w:pStyle w:val="CodeBlock"/>
+        <w:shd w:val="clear" w:color="auto" w:fill="F1F3F4"/>
+        <w:spacing w:before="0" w:after="0"/>
+      </w:pPr>
+      <w:r>
+        <w:rPr>
+          <w:rFonts w:ascii="Consolas" w:hAnsi="Consolas" w:cs="Consolas"/>
+          <w:sz w:val="15"/>
+          <w:szCs w:val="15"/>
+        </w:rPr>
+        <w:t xml:space="preserve">      │  present?    │</w:t>
+      </w:r>
+    </w:p>
+    <w:p>
+      <w:pPr>
+        <w:pStyle w:val="CodeBlock"/>
+        <w:shd w:val="clear" w:color="auto" w:fill="F1F3F4"/>
+        <w:spacing w:before="0" w:after="0"/>
+      </w:pPr>
+      <w:r>
+        <w:rPr>
+          <w:rFonts w:ascii="Consolas" w:hAnsi="Consolas" w:cs="Consolas"/>
+          <w:sz w:val="15"/>
+          <w:szCs w:val="15"/>
+        </w:rPr>
+        <w:t xml:space="preserve">      └──┬────────┬──┘</w:t>
+      </w:r>
+    </w:p>
+    <w:p>
+      <w:pPr>
+        <w:pStyle w:val="CodeBlock"/>
+        <w:shd w:val="clear" w:color="auto" w:fill="F1F3F4"/>
+        <w:spacing w:before="0" w:after="0"/>
+      </w:pPr>
+      <w:r>
+        <w:rPr>
+          <w:rFonts w:ascii="Consolas" w:hAnsi="Consolas" w:cs="Consolas"/>
+          <w:sz w:val="15"/>
+          <w:szCs w:val="15"/>
+        </w:rPr>
+        <w:t xml:space="preserve">    no   │        │ yes</w:t>
+      </w:r>
+    </w:p>
+    <w:p>
+      <w:pPr>
+        <w:pStyle w:val="CodeBlock"/>
+        <w:shd w:val="clear" w:color="auto" w:fill="F1F3F4"/>
+        <w:spacing w:before="0" w:after="0"/>
+      </w:pPr>
+      <w:r>
+        <w:rPr>
+          <w:rFonts w:ascii="Consolas" w:hAnsi="Consolas" w:cs="Consolas"/>
+          <w:sz w:val="15"/>
+          <w:szCs w:val="15"/>
+        </w:rPr>
+        <w:t xml:space="preserve">         │        ▼</w:t>
+      </w:r>
+    </w:p>
+    <w:p>
+      <w:pPr>
+        <w:pStyle w:val="CodeBlock"/>
+        <w:shd w:val="clear" w:color="auto" w:fill="F1F3F4"/>
+        <w:spacing w:before="0" w:after="0"/>
+      </w:pPr>
+      <w:r>
+        <w:rPr>
+          <w:rFonts w:ascii="Consolas" w:hAnsi="Consolas" w:cs="Consolas"/>
+          <w:sz w:val="15"/>
+          <w:szCs w:val="15"/>
+        </w:rPr>
+        <w:t xml:space="preserve">         │   ┌──────────────┐  no   ┌──────────────┐</w:t>
+      </w:r>
+    </w:p>
+    <w:p>
+      <w:pPr>
+        <w:pStyle w:val="CodeBlock"/>
+        <w:shd w:val="clear" w:color="auto" w:fill="F1F3F4"/>
+        <w:spacing w:before="0" w:after="0"/>
+      </w:pPr>
+      <w:r>
+        <w:rPr>
+          <w:rFonts w:ascii="Consolas" w:hAnsi="Consolas" w:cs="Consolas"/>
+          <w:sz w:val="15"/>
+          <w:szCs w:val="15"/>
+        </w:rPr>
+        <w:t xml:space="preserve">         │   │ link open?   ├──────►│ NO_PEER_YET  │</w:t>
+      </w:r>
+    </w:p>
+    <w:p>
+      <w:pPr>
+        <w:pStyle w:val="CodeBlock"/>
+        <w:shd w:val="clear" w:color="auto" w:fill="F1F3F4"/>
+        <w:spacing w:before="0" w:after="0"/>
+      </w:pPr>
+      <w:r>
+        <w:rPr>
+          <w:rFonts w:ascii="Consolas" w:hAnsi="Consolas" w:cs="Consolas"/>
+          <w:sz w:val="15"/>
+          <w:szCs w:val="15"/>
+        </w:rPr>
+        <w:t xml:space="preserve">         │   └──┬────────┬──┘       │ NO_KEY       │</w:t>
+      </w:r>
+    </w:p>
+    <w:p>
+      <w:pPr>
+        <w:pStyle w:val="CodeBlock"/>
+        <w:shd w:val="clear" w:color="auto" w:fill="F1F3F4"/>
+        <w:spacing w:before="0" w:after="0"/>
+      </w:pPr>
+      <w:r>
+        <w:rPr>
+          <w:rFonts w:ascii="Consolas" w:hAnsi="Consolas" w:cs="Consolas"/>
+          <w:sz w:val="15"/>
+          <w:szCs w:val="15"/>
+        </w:rPr>
+        <w:t xml:space="preserve">         │  no │        │ yes       │ WRONG_PEER   │</w:t>
+      </w:r>
+    </w:p>
+    <w:p>
+      <w:pPr>
+        <w:pStyle w:val="CodeBlock"/>
+        <w:shd w:val="clear" w:color="auto" w:fill="F1F3F4"/>
+        <w:spacing w:before="0" w:after="0"/>
+      </w:pPr>
+      <w:r>
+        <w:rPr>
+          <w:rFonts w:ascii="Consolas" w:hAnsi="Consolas" w:cs="Consolas"/>
+          <w:sz w:val="15"/>
+          <w:szCs w:val="15"/>
+        </w:rPr>
+        <w:t xml:space="preserve">         │      │        ▼          └──────┬───────┘</w:t>
+      </w:r>
+    </w:p>
+    <w:p>
+      <w:pPr>
+        <w:pStyle w:val="CodeBlock"/>
+        <w:shd w:val="clear" w:color="auto" w:fill="F1F3F4"/>
+        <w:spacing w:before="0" w:after="0"/>
+      </w:pPr>
+      <w:r>
+        <w:rPr>
+          <w:rFonts w:ascii="Consolas" w:hAnsi="Consolas" w:cs="Consolas"/>
+          <w:sz w:val="15"/>
+          <w:szCs w:val="15"/>
+        </w:rPr>
+        <w:t xml:space="preserve">         │      │   ┌──────────────┐        │</w:t>
+      </w:r>
+    </w:p>
+    <w:p>
+      <w:pPr>
+        <w:pStyle w:val="CodeBlock"/>
+        <w:shd w:val="clear" w:color="auto" w:fill="F1F3F4"/>
+        <w:spacing w:before="0" w:after="0"/>
+      </w:pPr>
+      <w:r>
+        <w:rPr>
+          <w:rFonts w:ascii="Consolas" w:hAnsi="Consolas" w:cs="Consolas"/>
+          <w:sz w:val="15"/>
+          <w:szCs w:val="15"/>
+        </w:rPr>
+        <w:t xml:space="preserve">         │      │   │ text ≤       │  no    │</w:t>
+      </w:r>
+    </w:p>
+    <w:p>
+      <w:pPr>
+        <w:pStyle w:val="CodeBlock"/>
+        <w:shd w:val="clear" w:color="auto" w:fill="F1F3F4"/>
+        <w:spacing w:before="0" w:after="0"/>
+      </w:pPr>
+      <w:r>
+        <w:rPr>
+          <w:rFonts w:ascii="Consolas" w:hAnsi="Consolas" w:cs="Consolas"/>
+          <w:sz w:val="15"/>
+          <w:szCs w:val="15"/>
+        </w:rPr>
+        <w:t xml:space="preserve">         │      │   │ 64 KB wire?  ├───────►│ mark FAILED │</w:t>
+      </w:r>
+    </w:p>
+    <w:p>
+      <w:pPr>
+        <w:pStyle w:val="CodeBlock"/>
+        <w:shd w:val="clear" w:color="auto" w:fill="F1F3F4"/>
+        <w:spacing w:before="0" w:after="0"/>
+      </w:pPr>
+      <w:r>
+        <w:rPr>
+          <w:rFonts w:ascii="Consolas" w:hAnsi="Consolas" w:cs="Consolas"/>
+          <w:sz w:val="15"/>
+          <w:szCs w:val="15"/>
+        </w:rPr>
+        <w:t xml:space="preserve">         │      │   └──┬────────┬──┘        └────────────┘</w:t>
+      </w:r>
+    </w:p>
+    <w:p>
+      <w:pPr>
+        <w:pStyle w:val="CodeBlock"/>
+        <w:shd w:val="clear" w:color="auto" w:fill="F1F3F4"/>
+        <w:spacing w:before="0" w:after="0"/>
+      </w:pPr>
+      <w:r>
+        <w:rPr>
+          <w:rFonts w:ascii="Consolas" w:hAnsi="Consolas" w:cs="Consolas"/>
+          <w:sz w:val="15"/>
+          <w:szCs w:val="15"/>
+        </w:rPr>
+        <w:t xml:space="preserve">         │      │  yes │        │</w:t>
+      </w:r>
+    </w:p>
+    <w:p>
+      <w:pPr>
+        <w:pStyle w:val="CodeBlock"/>
+        <w:shd w:val="clear" w:color="auto" w:fill="F1F3F4"/>
+        <w:spacing w:before="0" w:after="0"/>
+      </w:pPr>
+      <w:r>
+        <w:rPr>
+          <w:rFonts w:ascii="Consolas" w:hAnsi="Consolas" w:cs="Consolas"/>
+          <w:sz w:val="15"/>
+          <w:szCs w:val="15"/>
+        </w:rPr>
+        <w:t xml:space="preserve">         │      │      │        ▼</w:t>
+      </w:r>
+    </w:p>
+    <w:p>
+      <w:pPr>
+        <w:pStyle w:val="CodeBlock"/>
+        <w:shd w:val="clear" w:color="auto" w:fill="F1F3F4"/>
+        <w:spacing w:before="0" w:after="0"/>
+      </w:pPr>
+      <w:r>
+        <w:rPr>
+          <w:rFonts w:ascii="Consolas" w:hAnsi="Consolas" w:cs="Consolas"/>
+          <w:sz w:val="15"/>
+          <w:szCs w:val="15"/>
+        </w:rPr>
+        <w:t xml:space="preserve">         │      │      │  ┌──────────────┐</w:t>
+      </w:r>
+    </w:p>
+    <w:p>
+      <w:pPr>
+        <w:pStyle w:val="CodeBlock"/>
+        <w:shd w:val="clear" w:color="auto" w:fill="F1F3F4"/>
+        <w:spacing w:before="0" w:after="0"/>
+      </w:pPr>
+      <w:r>
+        <w:rPr>
+          <w:rFonts w:ascii="Consolas" w:hAnsi="Consolas" w:cs="Consolas"/>
+          <w:sz w:val="15"/>
+          <w:szCs w:val="15"/>
+        </w:rPr>
+        <w:t xml:space="preserve">         │      │      │  │ AES-256-GCM  │</w:t>
+      </w:r>
+    </w:p>
+    <w:p>
+      <w:pPr>
+        <w:pStyle w:val="CodeBlock"/>
+        <w:shd w:val="clear" w:color="auto" w:fill="F1F3F4"/>
+        <w:spacing w:before="0" w:after="0"/>
+      </w:pPr>
+      <w:r>
+        <w:rPr>
+          <w:rFonts w:ascii="Consolas" w:hAnsi="Consolas" w:cs="Consolas"/>
+          <w:sz w:val="15"/>
+          <w:szCs w:val="15"/>
+        </w:rPr>
+        <w:t xml:space="preserve">         │      │      │  │ encrypt      │</w:t>
+      </w:r>
+    </w:p>
+    <w:p>
+      <w:pPr>
+        <w:pStyle w:val="CodeBlock"/>
+        <w:shd w:val="clear" w:color="auto" w:fill="F1F3F4"/>
+        <w:spacing w:before="0" w:after="0"/>
+      </w:pPr>
+      <w:r>
+        <w:rPr>
+          <w:rFonts w:ascii="Consolas" w:hAnsi="Consolas" w:cs="Consolas"/>
+          <w:sz w:val="15"/>
+          <w:szCs w:val="15"/>
+        </w:rPr>
+        <w:t xml:space="preserve">         │      │      │  └──────┬───────┘</w:t>
+      </w:r>
+    </w:p>
+    <w:p>
+      <w:pPr>
+        <w:pStyle w:val="CodeBlock"/>
+        <w:shd w:val="clear" w:color="auto" w:fill="F1F3F4"/>
+        <w:spacing w:before="0" w:after="0"/>
+      </w:pPr>
+      <w:r>
+        <w:rPr>
+          <w:rFonts w:ascii="Consolas" w:hAnsi="Consolas" w:cs="Consolas"/>
+          <w:sz w:val="15"/>
+          <w:szCs w:val="15"/>
+        </w:rPr>
+        <w:t xml:space="preserve">         │      │      │         ▼</w:t>
+      </w:r>
+    </w:p>
+    <w:p>
+      <w:pPr>
+        <w:pStyle w:val="CodeBlock"/>
+        <w:shd w:val="clear" w:color="auto" w:fill="F1F3F4"/>
+        <w:spacing w:before="0" w:after="0"/>
+      </w:pPr>
+      <w:r>
+        <w:rPr>
+          <w:rFonts w:ascii="Consolas" w:hAnsi="Consolas" w:cs="Consolas"/>
+          <w:sz w:val="15"/>
+          <w:szCs w:val="15"/>
+        </w:rPr>
+        <w:t xml:space="preserve">         │      │      │  ┌──────────────┐</w:t>
+      </w:r>
+    </w:p>
+    <w:p>
+      <w:pPr>
+        <w:pStyle w:val="CodeBlock"/>
+        <w:shd w:val="clear" w:color="auto" w:fill="F1F3F4"/>
+        <w:spacing w:before="0" w:after="0"/>
+      </w:pPr>
+      <w:r>
+        <w:rPr>
+          <w:rFonts w:ascii="Consolas" w:hAnsi="Consolas" w:cs="Consolas"/>
+          <w:sz w:val="15"/>
+          <w:szCs w:val="15"/>
+        </w:rPr>
+        <w:t xml:space="preserve">         │      │      │  │ EnvelopeCodec│ magic 'I' 0x49</w:t>
+      </w:r>
+    </w:p>
+    <w:p>
+      <w:pPr>
+        <w:pStyle w:val="CodeBlock"/>
+        <w:shd w:val="clear" w:color="auto" w:fill="F1F3F4"/>
+        <w:spacing w:before="0" w:after="0"/>
+      </w:pPr>
+      <w:r>
+        <w:rPr>
+          <w:rFonts w:ascii="Consolas" w:hAnsi="Consolas" w:cs="Consolas"/>
+          <w:sz w:val="15"/>
+          <w:szCs w:val="15"/>
+        </w:rPr>
+        <w:t xml:space="preserve">         │      │      │  │ encode       │ 47-byte hdr</w:t>
+      </w:r>
+    </w:p>
+    <w:p>
+      <w:pPr>
+        <w:pStyle w:val="CodeBlock"/>
+        <w:shd w:val="clear" w:color="auto" w:fill="F1F3F4"/>
+        <w:spacing w:before="0" w:after="0"/>
+      </w:pPr>
+      <w:r>
+        <w:rPr>
+          <w:rFonts w:ascii="Consolas" w:hAnsi="Consolas" w:cs="Consolas"/>
+          <w:sz w:val="15"/>
+          <w:szCs w:val="15"/>
+        </w:rPr>
+        <w:t xml:space="preserve">         │      │      │  └──────┬───────┘</w:t>
+      </w:r>
+    </w:p>
+    <w:p>
+      <w:pPr>
+        <w:pStyle w:val="CodeBlock"/>
+        <w:shd w:val="clear" w:color="auto" w:fill="F1F3F4"/>
+        <w:spacing w:before="0" w:after="0"/>
+      </w:pPr>
+      <w:r>
+        <w:rPr>
+          <w:rFonts w:ascii="Consolas" w:hAnsi="Consolas" w:cs="Consolas"/>
+          <w:sz w:val="15"/>
+          <w:szCs w:val="15"/>
+        </w:rPr>
+        <w:t xml:space="preserve">         │      │      │         ▼</w:t>
+      </w:r>
+    </w:p>
+    <w:p>
+      <w:pPr>
+        <w:pStyle w:val="CodeBlock"/>
+        <w:shd w:val="clear" w:color="auto" w:fill="F1F3F4"/>
+        <w:spacing w:before="0" w:after="0"/>
+      </w:pPr>
+      <w:r>
+        <w:rPr>
+          <w:rFonts w:ascii="Consolas" w:hAnsi="Consolas" w:cs="Consolas"/>
+          <w:sz w:val="15"/>
+          <w:szCs w:val="15"/>
+        </w:rPr>
+        <w:t xml:space="preserve">         │      │      │  ┌──────────────┐</w:t>
+      </w:r>
+    </w:p>
+    <w:p>
+      <w:pPr>
+        <w:pStyle w:val="CodeBlock"/>
+        <w:shd w:val="clear" w:color="auto" w:fill="F1F3F4"/>
+        <w:spacing w:before="0" w:after="0"/>
+      </w:pPr>
+      <w:r>
+        <w:rPr>
+          <w:rFonts w:ascii="Consolas" w:hAnsi="Consolas" w:cs="Consolas"/>
+          <w:sz w:val="15"/>
+          <w:szCs w:val="15"/>
+        </w:rPr>
+        <w:t xml:space="preserve">         │      │      │  │ Reassembler  │ BLE splits it</w:t>
+      </w:r>
+    </w:p>
+    <w:p>
+      <w:pPr>
+        <w:pStyle w:val="CodeBlock"/>
+        <w:shd w:val="clear" w:color="auto" w:fill="F1F3F4"/>
+        <w:spacing w:before="0" w:after="0"/>
+      </w:pPr>
+      <w:r>
+        <w:rPr>
+          <w:rFonts w:ascii="Consolas" w:hAnsi="Consolas" w:cs="Consolas"/>
+          <w:sz w:val="15"/>
+          <w:szCs w:val="15"/>
+        </w:rPr>
+        <w:t xml:space="preserve">         │      │      │  │ fragment     │ into ≤ 23 B</w:t>
+      </w:r>
+    </w:p>
+    <w:p>
+      <w:pPr>
+        <w:pStyle w:val="CodeBlock"/>
+        <w:shd w:val="clear" w:color="auto" w:fill="F1F3F4"/>
+        <w:spacing w:before="0" w:after="0"/>
+      </w:pPr>
+      <w:r>
+        <w:rPr>
+          <w:rFonts w:ascii="Consolas" w:hAnsi="Consolas" w:cs="Consolas"/>
+          <w:sz w:val="15"/>
+          <w:szCs w:val="15"/>
+        </w:rPr>
+        <w:t xml:space="preserve">         │      │      │  └──────┬───────┘</w:t>
+      </w:r>
+    </w:p>
+    <w:p>
+      <w:pPr>
+        <w:pStyle w:val="CodeBlock"/>
+        <w:shd w:val="clear" w:color="auto" w:fill="F1F3F4"/>
+        <w:spacing w:before="0" w:after="0"/>
+      </w:pPr>
+      <w:r>
+        <w:rPr>
+          <w:rFonts w:ascii="Consolas" w:hAnsi="Consolas" w:cs="Consolas"/>
+          <w:sz w:val="15"/>
+          <w:szCs w:val="15"/>
+        </w:rPr>
+        <w:t xml:space="preserve">         │      │      │         ▼</w:t>
+      </w:r>
+    </w:p>
+    <w:p>
+      <w:pPr>
+        <w:pStyle w:val="CodeBlock"/>
+        <w:shd w:val="clear" w:color="auto" w:fill="F1F3F4"/>
+        <w:spacing w:before="0" w:after="0"/>
+      </w:pPr>
+      <w:r>
+        <w:rPr>
+          <w:rFonts w:ascii="Consolas" w:hAnsi="Consolas" w:cs="Consolas"/>
+          <w:sz w:val="15"/>
+          <w:szCs w:val="15"/>
+        </w:rPr>
+        <w:t xml:space="preserve">         │      │      │  ┌──────────────┐</w:t>
+      </w:r>
+    </w:p>
+    <w:p>
+      <w:pPr>
+        <w:pStyle w:val="CodeBlock"/>
+        <w:shd w:val="clear" w:color="auto" w:fill="F1F3F4"/>
+        <w:spacing w:before="0" w:after="0"/>
+      </w:pPr>
+      <w:r>
+        <w:rPr>
+          <w:rFonts w:ascii="Consolas" w:hAnsi="Consolas" w:cs="Consolas"/>
+          <w:sz w:val="15"/>
+          <w:szCs w:val="15"/>
+        </w:rPr>
+        <w:t xml:space="preserve">         │      │      │  │ write to     │</w:t>
+      </w:r>
+    </w:p>
+    <w:p>
+      <w:pPr>
+        <w:pStyle w:val="CodeBlock"/>
+        <w:shd w:val="clear" w:color="auto" w:fill="F1F3F4"/>
+        <w:spacing w:before="0" w:after="0"/>
+      </w:pPr>
+      <w:r>
+        <w:rPr>
+          <w:rFonts w:ascii="Consolas" w:hAnsi="Consolas" w:cs="Consolas"/>
+          <w:sz w:val="15"/>
+          <w:szCs w:val="15"/>
+        </w:rPr>
+        <w:t xml:space="preserve">         │      │      │  │ socket/GATT  │</w:t>
+      </w:r>
+    </w:p>
+    <w:p>
+      <w:pPr>
+        <w:pStyle w:val="CodeBlock"/>
+        <w:shd w:val="clear" w:color="auto" w:fill="F1F3F4"/>
+        <w:spacing w:before="0" w:after="0"/>
+      </w:pPr>
+      <w:r>
+        <w:rPr>
+          <w:rFonts w:ascii="Consolas" w:hAnsi="Consolas" w:cs="Consolas"/>
+          <w:sz w:val="15"/>
+          <w:szCs w:val="15"/>
+        </w:rPr>
+        <w:t xml:space="preserve">         │      │      │  └──────┬───────┘</w:t>
+      </w:r>
+    </w:p>
+    <w:p>
+      <w:pPr>
+        <w:pStyle w:val="CodeBlock"/>
+        <w:shd w:val="clear" w:color="auto" w:fill="F1F3F4"/>
+        <w:spacing w:before="0" w:after="0"/>
+      </w:pPr>
+      <w:r>
+        <w:rPr>
+          <w:rFonts w:ascii="Consolas" w:hAnsi="Consolas" w:cs="Consolas"/>
+          <w:sz w:val="15"/>
+          <w:szCs w:val="15"/>
+        </w:rPr>
+        <w:t xml:space="preserve">         │      │      │         ▼</w:t>
+      </w:r>
+    </w:p>
+    <w:p>
+      <w:pPr>
+        <w:pStyle w:val="CodeBlock"/>
+        <w:shd w:val="clear" w:color="auto" w:fill="F1F3F4"/>
+        <w:spacing w:before="0" w:after="0"/>
+      </w:pPr>
+      <w:r>
+        <w:rPr>
+          <w:rFonts w:ascii="Consolas" w:hAnsi="Consolas" w:cs="Consolas"/>
+          <w:sz w:val="15"/>
+          <w:szCs w:val="15"/>
+        </w:rPr>
+        <w:t xml:space="preserve">         │      │      │  ┌──────────────┐</w:t>
+      </w:r>
+    </w:p>
+    <w:p>
+      <w:pPr>
+        <w:pStyle w:val="CodeBlock"/>
+        <w:shd w:val="clear" w:color="auto" w:fill="F1F3F4"/>
+        <w:spacing w:before="0" w:after="0"/>
+      </w:pPr>
+      <w:r>
+        <w:rPr>
+          <w:rFonts w:ascii="Consolas" w:hAnsi="Consolas" w:cs="Consolas"/>
+          <w:sz w:val="15"/>
+          <w:szCs w:val="15"/>
+        </w:rPr>
+        <w:t xml:space="preserve">         │      │      │  │ status=SENT  │ retries &lt; 3?</w:t>
+      </w:r>
+    </w:p>
+    <w:p>
+      <w:pPr>
+        <w:pStyle w:val="CodeBlock"/>
+        <w:shd w:val="clear" w:color="auto" w:fill="F1F3F4"/>
+        <w:spacing w:before="0" w:after="0"/>
+      </w:pPr>
+      <w:r>
+        <w:rPr>
+          <w:rFonts w:ascii="Consolas" w:hAnsi="Consolas" w:cs="Consolas"/>
+          <w:sz w:val="15"/>
+          <w:szCs w:val="15"/>
+        </w:rPr>
+        <w:t xml:space="preserve">         │      │      │  └──────┬───────┘   else → FAILED</w:t>
+      </w:r>
+    </w:p>
+    <w:p>
+      <w:pPr>
+        <w:pStyle w:val="CodeBlock"/>
+        <w:shd w:val="clear" w:color="auto" w:fill="F1F3F4"/>
+        <w:spacing w:before="0" w:after="0"/>
+      </w:pPr>
+      <w:r>
+        <w:rPr>
+          <w:rFonts w:ascii="Consolas" w:hAnsi="Consolas" w:cs="Consolas"/>
+          <w:sz w:val="15"/>
+          <w:szCs w:val="15"/>
+        </w:rPr>
+        <w:t xml:space="preserve">         │      │      │         ▼</w:t>
+      </w:r>
+    </w:p>
+    <w:p>
+      <w:pPr>
+        <w:pStyle w:val="CodeBlock"/>
+        <w:shd w:val="clear" w:color="auto" w:fill="F1F3F4"/>
+        <w:spacing w:before="0" w:after="0"/>
+      </w:pPr>
+      <w:r>
+        <w:rPr>
+          <w:rFonts w:ascii="Consolas" w:hAnsi="Consolas" w:cs="Consolas"/>
+          <w:sz w:val="15"/>
+          <w:szCs w:val="15"/>
+        </w:rPr>
+        <w:t xml:space="preserve">         │      │      │  ┌──────────────┐</w:t>
+      </w:r>
+    </w:p>
+    <w:p>
+      <w:pPr>
+        <w:pStyle w:val="CodeBlock"/>
+        <w:shd w:val="clear" w:color="auto" w:fill="F1F3F4"/>
+        <w:spacing w:before="0" w:after="0"/>
+      </w:pPr>
+      <w:r>
+        <w:rPr>
+          <w:rFonts w:ascii="Consolas" w:hAnsi="Consolas" w:cs="Consolas"/>
+          <w:sz w:val="15"/>
+          <w:szCs w:val="15"/>
+        </w:rPr>
+        <w:t xml:space="preserve">         │      │      │  │  END         │</w:t>
+      </w:r>
+    </w:p>
+    <w:p>
+      <w:pPr>
+        <w:pStyle w:val="CodeBlock"/>
+        <w:shd w:val="clear" w:color="auto" w:fill="F1F3F4"/>
+        <w:spacing w:before="0" w:after="0"/>
+      </w:pPr>
+      <w:r>
+        <w:rPr>
+          <w:rFonts w:ascii="Consolas" w:hAnsi="Consolas" w:cs="Consolas"/>
+          <w:sz w:val="15"/>
+          <w:szCs w:val="15"/>
+        </w:rPr>
+        <w:t xml:space="preserve">         │      │      │  └──────────────┘</w:t>
+      </w:r>
+    </w:p>
+    <w:p>
+      <w:pPr>
+        <w:pStyle w:val="CodeBlock"/>
+        <w:shd w:val="clear" w:color="auto" w:fill="F1F3F4"/>
+        <w:spacing w:before="0" w:after="0"/>
+      </w:pPr>
+      <w:r>
+        <w:rPr>
+          <w:rFonts w:ascii="Consolas" w:hAnsi="Consolas" w:cs="Consolas"/>
+          <w:sz w:val="15"/>
+          <w:szCs w:val="15"/>
+        </w:rPr>
+        <w:t xml:space="preserve">         │      ▼</w:t>
+      </w:r>
+    </w:p>
+    <w:p>
+      <w:pPr>
+        <w:pStyle w:val="CodeBlock"/>
+        <w:shd w:val="clear" w:color="auto" w:fill="F1F3F4"/>
+        <w:spacing w:before="0" w:after="0"/>
+      </w:pPr>
+      <w:r>
+        <w:rPr>
+          <w:rFonts w:ascii="Consolas" w:hAnsi="Consolas" w:cs="Consolas"/>
+          <w:sz w:val="15"/>
+          <w:szCs w:val="15"/>
+        </w:rPr>
+        <w:t xml:space="preserve">    ┌────┴──────────────────────┐</w:t>
+      </w:r>
+    </w:p>
+    <w:p>
+      <w:pPr>
+        <w:pStyle w:val="CodeBlock"/>
+        <w:shd w:val="clear" w:color="auto" w:fill="F1F3F4"/>
+        <w:spacing w:before="0" w:after="0"/>
+      </w:pPr>
+      <w:r>
+        <w:rPr>
+          <w:rFonts w:ascii="Consolas" w:hAnsi="Consolas" w:cs="Consolas"/>
+          <w:sz w:val="15"/>
+          <w:szCs w:val="15"/>
+        </w:rPr>
+        <w:t xml:space="preserve">    │ backoff, then re-check:   │  500 → 1000 → 2000 → 4000 → 8000,</w:t>
+      </w:r>
+    </w:p>
+    <w:p>
+      <w:pPr>
+        <w:pStyle w:val="CodeBlock"/>
+        <w:shd w:val="clear" w:color="auto" w:fill="F1F3F4"/>
+        <w:spacing w:before="0" w:after="0"/>
+      </w:pPr>
+      <w:r>
+        <w:rPr>
+          <w:rFonts w:ascii="Consolas" w:hAnsi="Consolas" w:cs="Consolas"/>
+          <w:sz w:val="15"/>
+          <w:szCs w:val="15"/>
+        </w:rPr>
+        <w:t xml:space="preserve">    │ BACKOFF_SHIFT_CAP = 4     │  MAX_RETRIES = 3, then FAILED.</w:t>
+      </w:r>
+    </w:p>
+    <w:p>
+      <w:pPr>
+        <w:pStyle w:val="CodeBlock"/>
+        <w:shd w:val="clear" w:color="auto" w:fill="F1F3F4"/>
+        <w:spacing w:before="0" w:after="0"/>
+      </w:pPr>
+      <w:r>
+        <w:rPr>
+          <w:rFonts w:ascii="Consolas" w:hAnsi="Consolas" w:cs="Consolas"/>
+          <w:sz w:val="15"/>
+          <w:szCs w:val="15"/>
+        </w:rPr>
+        <w:t xml:space="preserve">    └───────────────────────────┘</w:t>
       </w:r>
     </w:p>
     <w:p>
@@ -6681,187 +6681,187 @@
           <w:sz w:val="15"/>
           <w:szCs w:val="15"/>
         </w:rPr>
-        <w:t xml:space="preserve">   â”‚                                          â”‚</w:t>
-      </w:r>
-    </w:p>
-    <w:p>
-      <w:pPr>
-        <w:pStyle w:val="CodeBlock"/>
-        <w:shd w:val="clear" w:color="auto" w:fill="F1F3F4"/>
-        <w:spacing w:before="0" w:after="0"/>
-      </w:pPr>
-      <w:r>
-        <w:rPr>
-          <w:rFonts w:ascii="Consolas" w:hAnsi="Consolas" w:cs="Consolas"/>
-          <w:sz w:val="15"/>
-          <w:szCs w:val="15"/>
-        </w:rPr>
-        <w:t xml:space="preserve">   â”‚â”€â”€â”€â”€ frame 1  HELLO: id : publicKey â”€â”€â”€â”€â”€â–ºâ”‚</w:t>
-      </w:r>
-    </w:p>
-    <w:p>
-      <w:pPr>
-        <w:pStyle w:val="CodeBlock"/>
-        <w:shd w:val="clear" w:color="auto" w:fill="F1F3F4"/>
-        <w:spacing w:before="0" w:after="0"/>
-      </w:pPr>
-      <w:r>
-        <w:rPr>
-          <w:rFonts w:ascii="Consolas" w:hAnsi="Consolas" w:cs="Consolas"/>
-          <w:sz w:val="15"/>
-          <w:szCs w:val="15"/>
-        </w:rPr>
-        <w:t xml:space="preserve">   â”‚                                          â”‚ store peer id + public key</w:t>
-      </w:r>
-    </w:p>
-    <w:p>
-      <w:pPr>
-        <w:pStyle w:val="CodeBlock"/>
-        <w:shd w:val="clear" w:color="auto" w:fill="F1F3F4"/>
-        <w:spacing w:before="0" w:after="0"/>
-      </w:pPr>
-      <w:r>
-        <w:rPr>
-          <w:rFonts w:ascii="Consolas" w:hAnsi="Consolas" w:cs="Consolas"/>
-          <w:sz w:val="15"/>
-          <w:szCs w:val="15"/>
-        </w:rPr>
-        <w:t xml:space="preserve">   â”‚â—„â”€â”€â”€ frame 3  HELLO: id : publicKey â”€â”€â”€â”€â”€â”‚</w:t>
-      </w:r>
-    </w:p>
-    <w:p>
-      <w:pPr>
-        <w:pStyle w:val="CodeBlock"/>
-        <w:shd w:val="clear" w:color="auto" w:fill="F1F3F4"/>
-        <w:spacing w:before="0" w:after="0"/>
-      </w:pPr>
-      <w:r>
-        <w:rPr>
-          <w:rFonts w:ascii="Consolas" w:hAnsi="Consolas" w:cs="Consolas"/>
-          <w:sz w:val="15"/>
-          <w:szCs w:val="15"/>
-        </w:rPr>
-        <w:t xml:space="preserve">   â”‚ store peer id + public key               â”‚</w:t>
-      </w:r>
-    </w:p>
-    <w:p>
-      <w:pPr>
-        <w:pStyle w:val="CodeBlock"/>
-        <w:shd w:val="clear" w:color="auto" w:fill="F1F3F4"/>
-        <w:spacing w:before="0" w:after="0"/>
-      </w:pPr>
-      <w:r>
-        <w:rPr>
-          <w:rFonts w:ascii="Consolas" w:hAnsi="Consolas" w:cs="Consolas"/>
-          <w:sz w:val="15"/>
-          <w:szCs w:val="15"/>
-        </w:rPr>
-        <w:t xml:space="preserve">   â”‚                                          â”‚</w:t>
-      </w:r>
-    </w:p>
-    <w:p>
-      <w:pPr>
-        <w:pStyle w:val="CodeBlock"/>
-        <w:shd w:val="clear" w:color="auto" w:fill="F1F3F4"/>
-        <w:spacing w:before="0" w:after="0"/>
-      </w:pPr>
-      <w:r>
-        <w:rPr>
-          <w:rFonts w:ascii="Consolas" w:hAnsi="Consolas" w:cs="Consolas"/>
-          <w:sz w:val="15"/>
-          <w:szCs w:val="15"/>
-        </w:rPr>
-        <w:t xml:space="preserve">   â”‚â”€â”€â”€â”€ frame 2  SECRET: id : wrapped â”€â”€â”€â”€â”€â”€â–ºâ”‚ unwrap with our private key</w:t>
-      </w:r>
-    </w:p>
-    <w:p>
-      <w:pPr>
-        <w:pStyle w:val="CodeBlock"/>
-        <w:shd w:val="clear" w:color="auto" w:fill="F1F3F4"/>
-        <w:spacing w:before="0" w:after="0"/>
-      </w:pPr>
-      <w:r>
-        <w:rPr>
-          <w:rFonts w:ascii="Consolas" w:hAnsi="Consolas" w:cs="Consolas"/>
-          <w:sz w:val="15"/>
-          <w:szCs w:val="15"/>
-        </w:rPr>
-        <w:t xml:space="preserve">   â”‚                                          â”‚ combine â†’ HKDF â†’ AES key</w:t>
-      </w:r>
-    </w:p>
-    <w:p>
-      <w:pPr>
-        <w:pStyle w:val="CodeBlock"/>
-        <w:shd w:val="clear" w:color="auto" w:fill="F1F3F4"/>
-        <w:spacing w:before="0" w:after="0"/>
-      </w:pPr>
-      <w:r>
-        <w:rPr>
-          <w:rFonts w:ascii="Consolas" w:hAnsi="Consolas" w:cs="Consolas"/>
-          <w:sz w:val="15"/>
-          <w:szCs w:val="15"/>
-        </w:rPr>
-        <w:t xml:space="preserve">   â”‚â—„â”€â”€â”€ frame 4  SECRET: id : wrapped â”€â”€â”€â”€â”€â”€â”€â”‚</w:t>
-      </w:r>
-    </w:p>
-    <w:p>
-      <w:pPr>
-        <w:pStyle w:val="CodeBlock"/>
-        <w:shd w:val="clear" w:color="auto" w:fill="F1F3F4"/>
-        <w:spacing w:before="0" w:after="0"/>
-      </w:pPr>
-      <w:r>
-        <w:rPr>
-          <w:rFonts w:ascii="Consolas" w:hAnsi="Consolas" w:cs="Consolas"/>
-          <w:sz w:val="15"/>
-          <w:szCs w:val="15"/>
-        </w:rPr>
-        <w:t xml:space="preserve">   â”‚ unwrap with our private key              â”‚</w:t>
-      </w:r>
-    </w:p>
-    <w:p>
-      <w:pPr>
-        <w:pStyle w:val="CodeBlock"/>
-        <w:shd w:val="clear" w:color="auto" w:fill="F1F3F4"/>
-        <w:spacing w:before="0" w:after="0"/>
-      </w:pPr>
-      <w:r>
-        <w:rPr>
-          <w:rFonts w:ascii="Consolas" w:hAnsi="Consolas" w:cs="Consolas"/>
-          <w:sz w:val="15"/>
-          <w:szCs w:val="15"/>
-        </w:rPr>
-        <w:t xml:space="preserve">   â”‚ combine â†’ HKDF â†’ AES key                â”‚</w:t>
-      </w:r>
-    </w:p>
-    <w:p>
-      <w:pPr>
-        <w:pStyle w:val="CodeBlock"/>
-        <w:shd w:val="clear" w:color="auto" w:fill="F1F3F4"/>
-        <w:spacing w:before="0" w:after="0"/>
-      </w:pPr>
-      <w:r>
-        <w:rPr>
-          <w:rFonts w:ascii="Consolas" w:hAnsi="Consolas" w:cs="Consolas"/>
-          <w:sz w:val="15"/>
-          <w:szCs w:val="15"/>
-        </w:rPr>
-        <w:t xml:space="preserve">   â”‚                                          â”‚</w:t>
-      </w:r>
-    </w:p>
-    <w:p>
-      <w:pPr>
-        <w:pStyle w:val="CodeBlock"/>
-        <w:shd w:val="clear" w:color="auto" w:fill="F1F3F4"/>
-        <w:spacing w:before="0" w:after="0"/>
-      </w:pPr>
-      <w:r>
-        <w:rPr>
-          <w:rFonts w:ascii="Consolas" w:hAnsi="Consolas" w:cs="Consolas"/>
-          <w:sz w:val="15"/>
-          <w:szCs w:val="15"/>
-        </w:rPr>
-        <w:t xml:space="preserve">   â”‚â—„â•â•â•â•â•â•â•â• conversation open â•â•â•â•â•â•â•â•â•â•â•â•â•â–ºâ”‚</w:t>
+        <w:t xml:space="preserve">   │                                          │</w:t>
+      </w:r>
+    </w:p>
+    <w:p>
+      <w:pPr>
+        <w:pStyle w:val="CodeBlock"/>
+        <w:shd w:val="clear" w:color="auto" w:fill="F1F3F4"/>
+        <w:spacing w:before="0" w:after="0"/>
+      </w:pPr>
+      <w:r>
+        <w:rPr>
+          <w:rFonts w:ascii="Consolas" w:hAnsi="Consolas" w:cs="Consolas"/>
+          <w:sz w:val="15"/>
+          <w:szCs w:val="15"/>
+        </w:rPr>
+        <w:t xml:space="preserve">   │──── frame 1  HELLO: id : publicKey ─────►│</w:t>
+      </w:r>
+    </w:p>
+    <w:p>
+      <w:pPr>
+        <w:pStyle w:val="CodeBlock"/>
+        <w:shd w:val="clear" w:color="auto" w:fill="F1F3F4"/>
+        <w:spacing w:before="0" w:after="0"/>
+      </w:pPr>
+      <w:r>
+        <w:rPr>
+          <w:rFonts w:ascii="Consolas" w:hAnsi="Consolas" w:cs="Consolas"/>
+          <w:sz w:val="15"/>
+          <w:szCs w:val="15"/>
+        </w:rPr>
+        <w:t xml:space="preserve">   │                                          │ store peer id + public key</w:t>
+      </w:r>
+    </w:p>
+    <w:p>
+      <w:pPr>
+        <w:pStyle w:val="CodeBlock"/>
+        <w:shd w:val="clear" w:color="auto" w:fill="F1F3F4"/>
+        <w:spacing w:before="0" w:after="0"/>
+      </w:pPr>
+      <w:r>
+        <w:rPr>
+          <w:rFonts w:ascii="Consolas" w:hAnsi="Consolas" w:cs="Consolas"/>
+          <w:sz w:val="15"/>
+          <w:szCs w:val="15"/>
+        </w:rPr>
+        <w:t xml:space="preserve">   │◄─── frame 3  HELLO: id : publicKey ─────│</w:t>
+      </w:r>
+    </w:p>
+    <w:p>
+      <w:pPr>
+        <w:pStyle w:val="CodeBlock"/>
+        <w:shd w:val="clear" w:color="auto" w:fill="F1F3F4"/>
+        <w:spacing w:before="0" w:after="0"/>
+      </w:pPr>
+      <w:r>
+        <w:rPr>
+          <w:rFonts w:ascii="Consolas" w:hAnsi="Consolas" w:cs="Consolas"/>
+          <w:sz w:val="15"/>
+          <w:szCs w:val="15"/>
+        </w:rPr>
+        <w:t xml:space="preserve">   │ store peer id + public key               │</w:t>
+      </w:r>
+    </w:p>
+    <w:p>
+      <w:pPr>
+        <w:pStyle w:val="CodeBlock"/>
+        <w:shd w:val="clear" w:color="auto" w:fill="F1F3F4"/>
+        <w:spacing w:before="0" w:after="0"/>
+      </w:pPr>
+      <w:r>
+        <w:rPr>
+          <w:rFonts w:ascii="Consolas" w:hAnsi="Consolas" w:cs="Consolas"/>
+          <w:sz w:val="15"/>
+          <w:szCs w:val="15"/>
+        </w:rPr>
+        <w:t xml:space="preserve">   │                                          │</w:t>
+      </w:r>
+    </w:p>
+    <w:p>
+      <w:pPr>
+        <w:pStyle w:val="CodeBlock"/>
+        <w:shd w:val="clear" w:color="auto" w:fill="F1F3F4"/>
+        <w:spacing w:before="0" w:after="0"/>
+      </w:pPr>
+      <w:r>
+        <w:rPr>
+          <w:rFonts w:ascii="Consolas" w:hAnsi="Consolas" w:cs="Consolas"/>
+          <w:sz w:val="15"/>
+          <w:szCs w:val="15"/>
+        </w:rPr>
+        <w:t xml:space="preserve">   │──── frame 2  SECRET: id : wrapped ──────►│ unwrap with our private key</w:t>
+      </w:r>
+    </w:p>
+    <w:p>
+      <w:pPr>
+        <w:pStyle w:val="CodeBlock"/>
+        <w:shd w:val="clear" w:color="auto" w:fill="F1F3F4"/>
+        <w:spacing w:before="0" w:after="0"/>
+      </w:pPr>
+      <w:r>
+        <w:rPr>
+          <w:rFonts w:ascii="Consolas" w:hAnsi="Consolas" w:cs="Consolas"/>
+          <w:sz w:val="15"/>
+          <w:szCs w:val="15"/>
+        </w:rPr>
+        <w:t xml:space="preserve">   │                                          │ combine → HKDF → AES key</w:t>
+      </w:r>
+    </w:p>
+    <w:p>
+      <w:pPr>
+        <w:pStyle w:val="CodeBlock"/>
+        <w:shd w:val="clear" w:color="auto" w:fill="F1F3F4"/>
+        <w:spacing w:before="0" w:after="0"/>
+      </w:pPr>
+      <w:r>
+        <w:rPr>
+          <w:rFonts w:ascii="Consolas" w:hAnsi="Consolas" w:cs="Consolas"/>
+          <w:sz w:val="15"/>
+          <w:szCs w:val="15"/>
+        </w:rPr>
+        <w:t xml:space="preserve">   │◄─── frame 4  SECRET: id : wrapped ───────│</w:t>
+      </w:r>
+    </w:p>
+    <w:p>
+      <w:pPr>
+        <w:pStyle w:val="CodeBlock"/>
+        <w:shd w:val="clear" w:color="auto" w:fill="F1F3F4"/>
+        <w:spacing w:before="0" w:after="0"/>
+      </w:pPr>
+      <w:r>
+        <w:rPr>
+          <w:rFonts w:ascii="Consolas" w:hAnsi="Consolas" w:cs="Consolas"/>
+          <w:sz w:val="15"/>
+          <w:szCs w:val="15"/>
+        </w:rPr>
+        <w:t xml:space="preserve">   │ unwrap with our private key              │</w:t>
+      </w:r>
+    </w:p>
+    <w:p>
+      <w:pPr>
+        <w:pStyle w:val="CodeBlock"/>
+        <w:shd w:val="clear" w:color="auto" w:fill="F1F3F4"/>
+        <w:spacing w:before="0" w:after="0"/>
+      </w:pPr>
+      <w:r>
+        <w:rPr>
+          <w:rFonts w:ascii="Consolas" w:hAnsi="Consolas" w:cs="Consolas"/>
+          <w:sz w:val="15"/>
+          <w:szCs w:val="15"/>
+        </w:rPr>
+        <w:t xml:space="preserve">   │ combine → HKDF → AES key                │</w:t>
+      </w:r>
+    </w:p>
+    <w:p>
+      <w:pPr>
+        <w:pStyle w:val="CodeBlock"/>
+        <w:shd w:val="clear" w:color="auto" w:fill="F1F3F4"/>
+        <w:spacing w:before="0" w:after="0"/>
+      </w:pPr>
+      <w:r>
+        <w:rPr>
+          <w:rFonts w:ascii="Consolas" w:hAnsi="Consolas" w:cs="Consolas"/>
+          <w:sz w:val="15"/>
+          <w:szCs w:val="15"/>
+        </w:rPr>
+        <w:t xml:space="preserve">   │                                          │</w:t>
+      </w:r>
+    </w:p>
+    <w:p>
+      <w:pPr>
+        <w:pStyle w:val="CodeBlock"/>
+        <w:shd w:val="clear" w:color="auto" w:fill="F1F3F4"/>
+        <w:spacing w:before="0" w:after="0"/>
+      </w:pPr>
+      <w:r>
+        <w:rPr>
+          <w:rFonts w:ascii="Consolas" w:hAnsi="Consolas" w:cs="Consolas"/>
+          <w:sz w:val="15"/>
+          <w:szCs w:val="15"/>
+        </w:rPr>
+        <w:t xml:space="preserve">   │◄════════ conversation open ═════════════►│</w:t>
       </w:r>
     </w:p>
     <w:p>
@@ -6902,562 +6902,562 @@
           <w:sz w:val="15"/>
           <w:szCs w:val="15"/>
         </w:rPr>
-        <w:t xml:space="preserve">      â”Œâ”€â”€â”€â”€â”€â”€â”€â”€â”€â”€â”€â”€â”€â”€â”</w:t>
-      </w:r>
-    </w:p>
-    <w:p>
-      <w:pPr>
-        <w:pStyle w:val="CodeBlock"/>
-        <w:shd w:val="clear" w:color="auto" w:fill="F1F3F4"/>
-        <w:spacing w:before="0" w:after="0"/>
-      </w:pPr>
-      <w:r>
-        <w:rPr>
-          <w:rFonts w:ascii="Consolas" w:hAnsi="Consolas" w:cs="Consolas"/>
-          <w:sz w:val="15"/>
-          <w:szCs w:val="15"/>
-        </w:rPr>
-        <w:t xml:space="preserve">      â”‚ bytes arrive â”‚</w:t>
-      </w:r>
-    </w:p>
-    <w:p>
-      <w:pPr>
-        <w:pStyle w:val="CodeBlock"/>
-        <w:shd w:val="clear" w:color="auto" w:fill="F1F3F4"/>
-        <w:spacing w:before="0" w:after="0"/>
-      </w:pPr>
-      <w:r>
-        <w:rPr>
-          <w:rFonts w:ascii="Consolas" w:hAnsi="Consolas" w:cs="Consolas"/>
-          <w:sz w:val="15"/>
-          <w:szCs w:val="15"/>
-        </w:rPr>
-        <w:t xml:space="preserve">      â””â”€â”€â”€â”€â”€â”€â”¬â”€â”€â”€â”€â”€â”€â”€â”˜</w:t>
-      </w:r>
-    </w:p>
-    <w:p>
-      <w:pPr>
-        <w:pStyle w:val="CodeBlock"/>
-        <w:shd w:val="clear" w:color="auto" w:fill="F1F3F4"/>
-        <w:spacing w:before="0" w:after="0"/>
-      </w:pPr>
-      <w:r>
-        <w:rPr>
-          <w:rFonts w:ascii="Consolas" w:hAnsi="Consolas" w:cs="Consolas"/>
-          <w:sz w:val="15"/>
-          <w:szCs w:val="15"/>
-        </w:rPr>
-        <w:t xml:space="preserve">             â–¼</w:t>
-      </w:r>
-    </w:p>
-    <w:p>
-      <w:pPr>
-        <w:pStyle w:val="CodeBlock"/>
-        <w:shd w:val="clear" w:color="auto" w:fill="F1F3F4"/>
-        <w:spacing w:before="0" w:after="0"/>
-      </w:pPr>
-      <w:r>
-        <w:rPr>
-          <w:rFonts w:ascii="Consolas" w:hAnsi="Consolas" w:cs="Consolas"/>
-          <w:sz w:val="15"/>
-          <w:szCs w:val="15"/>
-        </w:rPr>
-        <w:t xml:space="preserve">      â”Œâ”€â”€â”€â”€â”€â”€â”€â”€â”€â”€â”€â”€â”€â”€â”  bad magic / version /  â”‚  every rejection is a `null`,</w:t>
-      </w:r>
-    </w:p>
-    <w:p>
-      <w:pPr>
-        <w:pStyle w:val="CodeBlock"/>
-        <w:shd w:val="clear" w:color="auto" w:fill="F1F3F4"/>
-        <w:spacing w:before="0" w:after="0"/>
-      </w:pPr>
-      <w:r>
-        <w:rPr>
-          <w:rFonts w:ascii="Consolas" w:hAnsi="Consolas" w:cs="Consolas"/>
-          <w:sz w:val="15"/>
-          <w:szCs w:val="15"/>
-        </w:rPr>
-        <w:t xml:space="preserve">      â”‚ parse header â”‚â”€â”€â”€short or absurd lenâ”€â”€â–ºâ”‚  never an exception. A hostile</w:t>
-      </w:r>
-    </w:p>
-    <w:p>
-      <w:pPr>
-        <w:pStyle w:val="CodeBlock"/>
-        <w:shd w:val="clear" w:color="auto" w:fill="F1F3F4"/>
-        <w:spacing w:before="0" w:after="0"/>
-      </w:pPr>
-      <w:r>
-        <w:rPr>
-          <w:rFonts w:ascii="Consolas" w:hAnsi="Consolas" w:cs="Consolas"/>
-          <w:sz w:val="15"/>
-          <w:szCs w:val="15"/>
-        </w:rPr>
-        <w:t xml:space="preserve">      â””â”€â”€â”€â”€â”€â”€â”¬â”€â”€â”€â”€â”€â”€â”€â”˜                        â”‚  peer must not be able to crash</w:t>
-      </w:r>
-    </w:p>
-    <w:p>
-      <w:pPr>
-        <w:pStyle w:val="CodeBlock"/>
-        <w:shd w:val="clear" w:color="auto" w:fill="F1F3F4"/>
-        <w:spacing w:before="0" w:after="0"/>
-      </w:pPr>
-      <w:r>
-        <w:rPr>
-          <w:rFonts w:ascii="Consolas" w:hAnsi="Consolas" w:cs="Consolas"/>
-          <w:sz w:val="15"/>
-          <w:szCs w:val="15"/>
-        </w:rPr>
-        <w:t xml:space="preserve">             â”‚ valid                          â”‚  the app or force an allocation.</w:t>
-      </w:r>
-    </w:p>
-    <w:p>
-      <w:pPr>
-        <w:pStyle w:val="CodeBlock"/>
-        <w:shd w:val="clear" w:color="auto" w:fill="F1F3F4"/>
-        <w:spacing w:before="0" w:after="0"/>
-      </w:pPr>
-      <w:r>
-        <w:rPr>
-          <w:rFonts w:ascii="Consolas" w:hAnsi="Consolas" w:cs="Consolas"/>
-          <w:sz w:val="15"/>
-          <w:szCs w:val="15"/>
-        </w:rPr>
-        <w:t xml:space="preserve">             â–¼                                â””â”€â”€â”€â”€â”€â”€â”€â”€â”€â”€â”€â”€â”€â”€â”€â”€â”€â”€â”€â”€â”€â”€â”€â”€â”€â”€â”€â”€â”€â”€</w:t>
-      </w:r>
-    </w:p>
-    <w:p>
-      <w:pPr>
-        <w:pStyle w:val="CodeBlock"/>
-        <w:shd w:val="clear" w:color="auto" w:fill="F1F3F4"/>
-        <w:spacing w:before="0" w:after="0"/>
-      </w:pPr>
-      <w:r>
-        <w:rPr>
-          <w:rFonts w:ascii="Consolas" w:hAnsi="Consolas" w:cs="Consolas"/>
-          <w:sz w:val="15"/>
-          <w:szCs w:val="15"/>
-        </w:rPr>
-        <w:t xml:space="preserve">      â”Œâ”€â”€â”€â”€â”€â”€â”€â”€â”€â”€â”€â”€â”€â”€â”</w:t>
-      </w:r>
-    </w:p>
-    <w:p>
-      <w:pPr>
-        <w:pStyle w:val="CodeBlock"/>
-        <w:shd w:val="clear" w:color="auto" w:fill="F1F3F4"/>
-        <w:spacing w:before="0" w:after="0"/>
-      </w:pPr>
-      <w:r>
-        <w:rPr>
-          <w:rFonts w:ascii="Consolas" w:hAnsi="Consolas" w:cs="Consolas"/>
-          <w:sz w:val="15"/>
-          <w:szCs w:val="15"/>
-        </w:rPr>
-        <w:t xml:space="preserve">      â”‚ HELLO?       â”‚â”€â”€yesâ”€â”€â–º record identity, reply with our contribution</w:t>
-      </w:r>
-    </w:p>
-    <w:p>
-      <w:pPr>
-        <w:pStyle w:val="CodeBlock"/>
-        <w:shd w:val="clear" w:color="auto" w:fill="F1F3F4"/>
-        <w:spacing w:before="0" w:after="0"/>
-      </w:pPr>
-      <w:r>
-        <w:rPr>
-          <w:rFonts w:ascii="Consolas" w:hAnsi="Consolas" w:cs="Consolas"/>
-          <w:sz w:val="15"/>
-          <w:szCs w:val="15"/>
-        </w:rPr>
-        <w:t xml:space="preserve">      â””â”€â”€â”€â”€â”€â”€â”¬â”€â”€â”€â”€â”€â”€â”€â”˜</w:t>
-      </w:r>
-    </w:p>
-    <w:p>
-      <w:pPr>
-        <w:pStyle w:val="CodeBlock"/>
-        <w:shd w:val="clear" w:color="auto" w:fill="F1F3F4"/>
-        <w:spacing w:before="0" w:after="0"/>
-      </w:pPr>
-      <w:r>
-        <w:rPr>
-          <w:rFonts w:ascii="Consolas" w:hAnsi="Consolas" w:cs="Consolas"/>
-          <w:sz w:val="15"/>
-          <w:szCs w:val="15"/>
-        </w:rPr>
-        <w:t xml:space="preserve">             â”‚ no</w:t>
-      </w:r>
-    </w:p>
-    <w:p>
-      <w:pPr>
-        <w:pStyle w:val="CodeBlock"/>
-        <w:shd w:val="clear" w:color="auto" w:fill="F1F3F4"/>
-        <w:spacing w:before="0" w:after="0"/>
-      </w:pPr>
-      <w:r>
-        <w:rPr>
-          <w:rFonts w:ascii="Consolas" w:hAnsi="Consolas" w:cs="Consolas"/>
-          <w:sz w:val="15"/>
-          <w:szCs w:val="15"/>
-        </w:rPr>
-        <w:t xml:space="preserve">             â–¼</w:t>
-      </w:r>
-    </w:p>
-    <w:p>
-      <w:pPr>
-        <w:pStyle w:val="CodeBlock"/>
-        <w:shd w:val="clear" w:color="auto" w:fill="F1F3F4"/>
-        <w:spacing w:before="0" w:after="0"/>
-      </w:pPr>
-      <w:r>
-        <w:rPr>
-          <w:rFonts w:ascii="Consolas" w:hAnsi="Consolas" w:cs="Consolas"/>
-          <w:sz w:val="15"/>
-          <w:szCs w:val="15"/>
-        </w:rPr>
-        <w:t xml:space="preserve">      â”Œâ”€â”€â”€â”€â”€â”€â”€â”€â”€â”€â”€â”€â”€â”€â”  yes â”€â”€â–º unwrap, combine, install session key</w:t>
-      </w:r>
-    </w:p>
-    <w:p>
-      <w:pPr>
-        <w:pStyle w:val="CodeBlock"/>
-        <w:shd w:val="clear" w:color="auto" w:fill="F1F3F4"/>
-        <w:spacing w:before="0" w:after="0"/>
-      </w:pPr>
-      <w:r>
-        <w:rPr>
-          <w:rFonts w:ascii="Consolas" w:hAnsi="Consolas" w:cs="Consolas"/>
-          <w:sz w:val="15"/>
-          <w:szCs w:val="15"/>
-        </w:rPr>
-        <w:t xml:space="preserve">      â”‚ SECRET?      â”‚</w:t>
-      </w:r>
-    </w:p>
-    <w:p>
-      <w:pPr>
-        <w:pStyle w:val="CodeBlock"/>
-        <w:shd w:val="clear" w:color="auto" w:fill="F1F3F4"/>
-        <w:spacing w:before="0" w:after="0"/>
-      </w:pPr>
-      <w:r>
-        <w:rPr>
-          <w:rFonts w:ascii="Consolas" w:hAnsi="Consolas" w:cs="Consolas"/>
-          <w:sz w:val="15"/>
-          <w:szCs w:val="15"/>
-        </w:rPr>
-        <w:t xml:space="preserve">      â””â”€â”€â”€â”€â”€â”€â”¬â”€â”€â”€â”€â”€â”€â”€â”˜</w:t>
-      </w:r>
-    </w:p>
-    <w:p>
-      <w:pPr>
-        <w:pStyle w:val="CodeBlock"/>
-        <w:shd w:val="clear" w:color="auto" w:fill="F1F3F4"/>
-        <w:spacing w:before="0" w:after="0"/>
-      </w:pPr>
-      <w:r>
-        <w:rPr>
-          <w:rFonts w:ascii="Consolas" w:hAnsi="Consolas" w:cs="Consolas"/>
-          <w:sz w:val="15"/>
-          <w:szCs w:val="15"/>
-        </w:rPr>
-        <w:t xml:space="preserve">             â”‚ no</w:t>
-      </w:r>
-    </w:p>
-    <w:p>
-      <w:pPr>
-        <w:pStyle w:val="CodeBlock"/>
-        <w:shd w:val="clear" w:color="auto" w:fill="F1F3F4"/>
-        <w:spacing w:before="0" w:after="0"/>
-      </w:pPr>
-      <w:r>
-        <w:rPr>
-          <w:rFonts w:ascii="Consolas" w:hAnsi="Consolas" w:cs="Consolas"/>
-          <w:sz w:val="15"/>
-          <w:szCs w:val="15"/>
-        </w:rPr>
-        <w:t xml:space="preserve">             â–¼</w:t>
-      </w:r>
-    </w:p>
-    <w:p>
-      <w:pPr>
-        <w:pStyle w:val="CodeBlock"/>
-        <w:shd w:val="clear" w:color="auto" w:fill="F1F3F4"/>
-        <w:spacing w:before="0" w:after="0"/>
-      </w:pPr>
-      <w:r>
-        <w:rPr>
-          <w:rFonts w:ascii="Consolas" w:hAnsi="Consolas" w:cs="Consolas"/>
-          <w:sz w:val="15"/>
-          <w:szCs w:val="15"/>
-        </w:rPr>
-        <w:t xml:space="preserve">      â”Œâ”€â”€â”€â”€â”€â”€â”€â”€â”€â”€â”€â”€â”€â”€â”  yes â”€â”€â–º handshake is not finished yet</w:t>
-      </w:r>
-    </w:p>
-    <w:p>
-      <w:pPr>
-        <w:pStyle w:val="CodeBlock"/>
-        <w:shd w:val="clear" w:color="auto" w:fill="F1F3F4"/>
-        <w:spacing w:before="0" w:after="0"/>
-      </w:pPr>
-      <w:r>
-        <w:rPr>
-          <w:rFonts w:ascii="Consolas" w:hAnsi="Consolas" w:cs="Consolas"/>
-          <w:sz w:val="15"/>
-          <w:szCs w:val="15"/>
-        </w:rPr>
-        <w:t xml:space="preserve">      â”‚ no key yet?  â”‚</w:t>
-      </w:r>
-    </w:p>
-    <w:p>
-      <w:pPr>
-        <w:pStyle w:val="CodeBlock"/>
-        <w:shd w:val="clear" w:color="auto" w:fill="F1F3F4"/>
-        <w:spacing w:before="0" w:after="0"/>
-      </w:pPr>
-      <w:r>
-        <w:rPr>
-          <w:rFonts w:ascii="Consolas" w:hAnsi="Consolas" w:cs="Consolas"/>
-          <w:sz w:val="15"/>
-          <w:szCs w:val="15"/>
-        </w:rPr>
-        <w:t xml:space="preserve">      â””â”€â”€â”€â”€â”€â”€â”¬â”€â”€â”€â”€â”€â”€â”€â”˜</w:t>
-      </w:r>
-    </w:p>
-    <w:p>
-      <w:pPr>
-        <w:pStyle w:val="CodeBlock"/>
-        <w:shd w:val="clear" w:color="auto" w:fill="F1F3F4"/>
-        <w:spacing w:before="0" w:after="0"/>
-      </w:pPr>
-      <w:r>
-        <w:rPr>
-          <w:rFonts w:ascii="Consolas" w:hAnsi="Consolas" w:cs="Consolas"/>
-          <w:sz w:val="15"/>
-          <w:szCs w:val="15"/>
-        </w:rPr>
-        <w:t xml:space="preserve">             â”‚ no</w:t>
-      </w:r>
-    </w:p>
-    <w:p>
-      <w:pPr>
-        <w:pStyle w:val="CodeBlock"/>
-        <w:shd w:val="clear" w:color="auto" w:fill="F1F3F4"/>
-        <w:spacing w:before="0" w:after="0"/>
-      </w:pPr>
-      <w:r>
-        <w:rPr>
-          <w:rFonts w:ascii="Consolas" w:hAnsi="Consolas" w:cs="Consolas"/>
-          <w:sz w:val="15"/>
-          <w:szCs w:val="15"/>
-        </w:rPr>
-        <w:t xml:space="preserve">             â–¼</w:t>
-      </w:r>
-    </w:p>
-    <w:p>
-      <w:pPr>
-        <w:pStyle w:val="CodeBlock"/>
-        <w:shd w:val="clear" w:color="auto" w:fill="F1F3F4"/>
-        <w:spacing w:before="0" w:after="0"/>
-      </w:pPr>
-      <w:r>
-        <w:rPr>
-          <w:rFonts w:ascii="Consolas" w:hAnsi="Consolas" w:cs="Consolas"/>
-          <w:sz w:val="15"/>
-          <w:szCs w:val="15"/>
-        </w:rPr>
-        <w:t xml:space="preserve">      â”Œâ”€â”€â”€â”€â”€â”€â”€â”€â”€â”€â”€â”€â”€â”€â”  yes â”€â”€â–º duplicate or replay â†’ discard silently</w:t>
-      </w:r>
-    </w:p>
-    <w:p>
-      <w:pPr>
-        <w:pStyle w:val="CodeBlock"/>
-        <w:shd w:val="clear" w:color="auto" w:fill="F1F3F4"/>
-        <w:spacing w:before="0" w:after="0"/>
-      </w:pPr>
-      <w:r>
-        <w:rPr>
-          <w:rFonts w:ascii="Consolas" w:hAnsi="Consolas" w:cs="Consolas"/>
-          <w:sz w:val="15"/>
-          <w:szCs w:val="15"/>
-        </w:rPr>
-        <w:t xml:space="preserve">      â”‚ id already   â”‚</w:t>
-      </w:r>
-    </w:p>
-    <w:p>
-      <w:pPr>
-        <w:pStyle w:val="CodeBlock"/>
-        <w:shd w:val="clear" w:color="auto" w:fill="F1F3F4"/>
-        <w:spacing w:before="0" w:after="0"/>
-      </w:pPr>
-      <w:r>
-        <w:rPr>
-          <w:rFonts w:ascii="Consolas" w:hAnsi="Consolas" w:cs="Consolas"/>
-          <w:sz w:val="15"/>
-          <w:szCs w:val="15"/>
-        </w:rPr>
-        <w:t xml:space="preserve">      â”‚ in DB?       â”‚</w:t>
-      </w:r>
-    </w:p>
-    <w:p>
-      <w:pPr>
-        <w:pStyle w:val="CodeBlock"/>
-        <w:shd w:val="clear" w:color="auto" w:fill="F1F3F4"/>
-        <w:spacing w:before="0" w:after="0"/>
-      </w:pPr>
-      <w:r>
-        <w:rPr>
-          <w:rFonts w:ascii="Consolas" w:hAnsi="Consolas" w:cs="Consolas"/>
-          <w:sz w:val="15"/>
-          <w:szCs w:val="15"/>
-        </w:rPr>
-        <w:t xml:space="preserve">      â””â”€â”€â”€â”€â”€â”€â”¬â”€â”€â”€â”€â”€â”€â”€â”˜</w:t>
-      </w:r>
-    </w:p>
-    <w:p>
-      <w:pPr>
-        <w:pStyle w:val="CodeBlock"/>
-        <w:shd w:val="clear" w:color="auto" w:fill="F1F3F4"/>
-        <w:spacing w:before="0" w:after="0"/>
-      </w:pPr>
-      <w:r>
-        <w:rPr>
-          <w:rFonts w:ascii="Consolas" w:hAnsi="Consolas" w:cs="Consolas"/>
-          <w:sz w:val="15"/>
-          <w:szCs w:val="15"/>
-        </w:rPr>
-        <w:t xml:space="preserve">             â”‚ no</w:t>
-      </w:r>
-    </w:p>
-    <w:p>
-      <w:pPr>
-        <w:pStyle w:val="CodeBlock"/>
-        <w:shd w:val="clear" w:color="auto" w:fill="F1F3F4"/>
-        <w:spacing w:before="0" w:after="0"/>
-      </w:pPr>
-      <w:r>
-        <w:rPr>
-          <w:rFonts w:ascii="Consolas" w:hAnsi="Consolas" w:cs="Consolas"/>
-          <w:sz w:val="15"/>
-          <w:szCs w:val="15"/>
-        </w:rPr>
-        <w:t xml:space="preserve">             â–¼</w:t>
-      </w:r>
-    </w:p>
-    <w:p>
-      <w:pPr>
-        <w:pStyle w:val="CodeBlock"/>
-        <w:shd w:val="clear" w:color="auto" w:fill="F1F3F4"/>
-        <w:spacing w:before="0" w:after="0"/>
-      </w:pPr>
-      <w:r>
-        <w:rPr>
-          <w:rFonts w:ascii="Consolas" w:hAnsi="Consolas" w:cs="Consolas"/>
-          <w:sz w:val="15"/>
-          <w:szCs w:val="15"/>
-        </w:rPr>
-        <w:t xml:space="preserve">      â”Œâ”€â”€â”€â”€â”€â”€â”€â”€â”€â”€â”€â”€â”€â”€â”</w:t>
-      </w:r>
-    </w:p>
-    <w:p>
-      <w:pPr>
-        <w:pStyle w:val="CodeBlock"/>
-        <w:shd w:val="clear" w:color="auto" w:fill="F1F3F4"/>
-        <w:spacing w:before="0" w:after="0"/>
-      </w:pPr>
-      <w:r>
-        <w:rPr>
-          <w:rFonts w:ascii="Consolas" w:hAnsi="Consolas" w:cs="Consolas"/>
-          <w:sz w:val="15"/>
-          <w:szCs w:val="15"/>
-        </w:rPr>
-        <w:t xml:space="preserve">      â”‚ AES-GCM      â”‚  fails â”€â”€â–º record as unreadable; UI says so plainly</w:t>
-      </w:r>
-    </w:p>
-    <w:p>
-      <w:pPr>
-        <w:pStyle w:val="CodeBlock"/>
-        <w:shd w:val="clear" w:color="auto" w:fill="F1F3F4"/>
-        <w:spacing w:before="0" w:after="0"/>
-      </w:pPr>
-      <w:r>
-        <w:rPr>
-          <w:rFonts w:ascii="Consolas" w:hAnsi="Consolas" w:cs="Consolas"/>
-          <w:sz w:val="15"/>
-          <w:szCs w:val="15"/>
-        </w:rPr>
-        <w:t xml:space="preserve">      â”‚ decrypt      â”‚</w:t>
-      </w:r>
-    </w:p>
-    <w:p>
-      <w:pPr>
-        <w:pStyle w:val="CodeBlock"/>
-        <w:shd w:val="clear" w:color="auto" w:fill="F1F3F4"/>
-        <w:spacing w:before="0" w:after="0"/>
-      </w:pPr>
-      <w:r>
-        <w:rPr>
-          <w:rFonts w:ascii="Consolas" w:hAnsi="Consolas" w:cs="Consolas"/>
-          <w:sz w:val="15"/>
-          <w:szCs w:val="15"/>
-        </w:rPr>
-        <w:t xml:space="preserve">      â””â”€â”€â”€â”€â”€â”€â”¬â”€â”€â”€â”€â”€â”€â”€â”˜</w:t>
-      </w:r>
-    </w:p>
-    <w:p>
-      <w:pPr>
-        <w:pStyle w:val="CodeBlock"/>
-        <w:shd w:val="clear" w:color="auto" w:fill="F1F3F4"/>
-        <w:spacing w:before="0" w:after="0"/>
-      </w:pPr>
-      <w:r>
-        <w:rPr>
-          <w:rFonts w:ascii="Consolas" w:hAnsi="Consolas" w:cs="Consolas"/>
-          <w:sz w:val="15"/>
-          <w:szCs w:val="15"/>
-        </w:rPr>
-        <w:t xml:space="preserve">             â–¼</w:t>
-      </w:r>
-    </w:p>
-    <w:p>
-      <w:pPr>
-        <w:pStyle w:val="CodeBlock"/>
-        <w:shd w:val="clear" w:color="auto" w:fill="F1F3F4"/>
-        <w:spacing w:before="0" w:after="0"/>
-      </w:pPr>
-      <w:r>
-        <w:rPr>
-          <w:rFonts w:ascii="Consolas" w:hAnsi="Consolas" w:cs="Consolas"/>
-          <w:sz w:val="15"/>
-          <w:szCs w:val="15"/>
-        </w:rPr>
-        <w:t xml:space="preserve">      â”Œâ”€â”€â”€â”€â”€â”€â”€â”€â”€â”€â”€â”€â”€â”€â”</w:t>
-      </w:r>
-    </w:p>
-    <w:p>
-      <w:pPr>
-        <w:pStyle w:val="CodeBlock"/>
-        <w:shd w:val="clear" w:color="auto" w:fill="F1F3F4"/>
-        <w:spacing w:before="0" w:after="0"/>
-      </w:pPr>
-      <w:r>
-        <w:rPr>
-          <w:rFonts w:ascii="Consolas" w:hAnsi="Consolas" w:cs="Consolas"/>
-          <w:sz w:val="15"/>
-          <w:szCs w:val="15"/>
-        </w:rPr>
-        <w:t xml:space="preserve">      â”‚ Room insert  â”‚  status = RECEIVED â†’ DELIVERED</w:t>
-      </w:r>
-    </w:p>
-    <w:p>
-      <w:pPr>
-        <w:pStyle w:val="CodeBlock"/>
-        <w:shd w:val="clear" w:color="auto" w:fill="F1F3F4"/>
-        <w:spacing w:before="0" w:after="0"/>
-      </w:pPr>
-      <w:r>
-        <w:rPr>
-          <w:rFonts w:ascii="Consolas" w:hAnsi="Consolas" w:cs="Consolas"/>
-          <w:sz w:val="15"/>
-          <w:szCs w:val="15"/>
-        </w:rPr>
-        <w:t xml:space="preserve">      â””â”€â”€â”€â”€â”€â”€â”€â”€â”€â”€â”€â”€â”€â”€â”˜</w:t>
+        <w:t xml:space="preserve">      ┌──────────────┐</w:t>
+      </w:r>
+    </w:p>
+    <w:p>
+      <w:pPr>
+        <w:pStyle w:val="CodeBlock"/>
+        <w:shd w:val="clear" w:color="auto" w:fill="F1F3F4"/>
+        <w:spacing w:before="0" w:after="0"/>
+      </w:pPr>
+      <w:r>
+        <w:rPr>
+          <w:rFonts w:ascii="Consolas" w:hAnsi="Consolas" w:cs="Consolas"/>
+          <w:sz w:val="15"/>
+          <w:szCs w:val="15"/>
+        </w:rPr>
+        <w:t xml:space="preserve">      │ bytes arrive │</w:t>
+      </w:r>
+    </w:p>
+    <w:p>
+      <w:pPr>
+        <w:pStyle w:val="CodeBlock"/>
+        <w:shd w:val="clear" w:color="auto" w:fill="F1F3F4"/>
+        <w:spacing w:before="0" w:after="0"/>
+      </w:pPr>
+      <w:r>
+        <w:rPr>
+          <w:rFonts w:ascii="Consolas" w:hAnsi="Consolas" w:cs="Consolas"/>
+          <w:sz w:val="15"/>
+          <w:szCs w:val="15"/>
+        </w:rPr>
+        <w:t xml:space="preserve">      └──────┬───────┘</w:t>
+      </w:r>
+    </w:p>
+    <w:p>
+      <w:pPr>
+        <w:pStyle w:val="CodeBlock"/>
+        <w:shd w:val="clear" w:color="auto" w:fill="F1F3F4"/>
+        <w:spacing w:before="0" w:after="0"/>
+      </w:pPr>
+      <w:r>
+        <w:rPr>
+          <w:rFonts w:ascii="Consolas" w:hAnsi="Consolas" w:cs="Consolas"/>
+          <w:sz w:val="15"/>
+          <w:szCs w:val="15"/>
+        </w:rPr>
+        <w:t xml:space="preserve">             ▼</w:t>
+      </w:r>
+    </w:p>
+    <w:p>
+      <w:pPr>
+        <w:pStyle w:val="CodeBlock"/>
+        <w:shd w:val="clear" w:color="auto" w:fill="F1F3F4"/>
+        <w:spacing w:before="0" w:after="0"/>
+      </w:pPr>
+      <w:r>
+        <w:rPr>
+          <w:rFonts w:ascii="Consolas" w:hAnsi="Consolas" w:cs="Consolas"/>
+          <w:sz w:val="15"/>
+          <w:szCs w:val="15"/>
+        </w:rPr>
+        <w:t xml:space="preserve">      ┌──────────────┐  bad magic / version /  │  every rejection is a `null`,</w:t>
+      </w:r>
+    </w:p>
+    <w:p>
+      <w:pPr>
+        <w:pStyle w:val="CodeBlock"/>
+        <w:shd w:val="clear" w:color="auto" w:fill="F1F3F4"/>
+        <w:spacing w:before="0" w:after="0"/>
+      </w:pPr>
+      <w:r>
+        <w:rPr>
+          <w:rFonts w:ascii="Consolas" w:hAnsi="Consolas" w:cs="Consolas"/>
+          <w:sz w:val="15"/>
+          <w:szCs w:val="15"/>
+        </w:rPr>
+        <w:t xml:space="preserve">      │ parse header │───short or absurd len──►│  never an exception. A hostile</w:t>
+      </w:r>
+    </w:p>
+    <w:p>
+      <w:pPr>
+        <w:pStyle w:val="CodeBlock"/>
+        <w:shd w:val="clear" w:color="auto" w:fill="F1F3F4"/>
+        <w:spacing w:before="0" w:after="0"/>
+      </w:pPr>
+      <w:r>
+        <w:rPr>
+          <w:rFonts w:ascii="Consolas" w:hAnsi="Consolas" w:cs="Consolas"/>
+          <w:sz w:val="15"/>
+          <w:szCs w:val="15"/>
+        </w:rPr>
+        <w:t xml:space="preserve">      └──────┬───────┘                        │  peer must not be able to crash</w:t>
+      </w:r>
+    </w:p>
+    <w:p>
+      <w:pPr>
+        <w:pStyle w:val="CodeBlock"/>
+        <w:shd w:val="clear" w:color="auto" w:fill="F1F3F4"/>
+        <w:spacing w:before="0" w:after="0"/>
+      </w:pPr>
+      <w:r>
+        <w:rPr>
+          <w:rFonts w:ascii="Consolas" w:hAnsi="Consolas" w:cs="Consolas"/>
+          <w:sz w:val="15"/>
+          <w:szCs w:val="15"/>
+        </w:rPr>
+        <w:t xml:space="preserve">             │ valid                          │  the app or force an allocation.</w:t>
+      </w:r>
+    </w:p>
+    <w:p>
+      <w:pPr>
+        <w:pStyle w:val="CodeBlock"/>
+        <w:shd w:val="clear" w:color="auto" w:fill="F1F3F4"/>
+        <w:spacing w:before="0" w:after="0"/>
+      </w:pPr>
+      <w:r>
+        <w:rPr>
+          <w:rFonts w:ascii="Consolas" w:hAnsi="Consolas" w:cs="Consolas"/>
+          <w:sz w:val="15"/>
+          <w:szCs w:val="15"/>
+        </w:rPr>
+        <w:t xml:space="preserve">             ▼                                └──────────────────────────────</w:t>
+      </w:r>
+    </w:p>
+    <w:p>
+      <w:pPr>
+        <w:pStyle w:val="CodeBlock"/>
+        <w:shd w:val="clear" w:color="auto" w:fill="F1F3F4"/>
+        <w:spacing w:before="0" w:after="0"/>
+      </w:pPr>
+      <w:r>
+        <w:rPr>
+          <w:rFonts w:ascii="Consolas" w:hAnsi="Consolas" w:cs="Consolas"/>
+          <w:sz w:val="15"/>
+          <w:szCs w:val="15"/>
+        </w:rPr>
+        <w:t xml:space="preserve">      ┌──────────────┐</w:t>
+      </w:r>
+    </w:p>
+    <w:p>
+      <w:pPr>
+        <w:pStyle w:val="CodeBlock"/>
+        <w:shd w:val="clear" w:color="auto" w:fill="F1F3F4"/>
+        <w:spacing w:before="0" w:after="0"/>
+      </w:pPr>
+      <w:r>
+        <w:rPr>
+          <w:rFonts w:ascii="Consolas" w:hAnsi="Consolas" w:cs="Consolas"/>
+          <w:sz w:val="15"/>
+          <w:szCs w:val="15"/>
+        </w:rPr>
+        <w:t xml:space="preserve">      │ HELLO?       │──yes──► record identity, reply with our contribution</w:t>
+      </w:r>
+    </w:p>
+    <w:p>
+      <w:pPr>
+        <w:pStyle w:val="CodeBlock"/>
+        <w:shd w:val="clear" w:color="auto" w:fill="F1F3F4"/>
+        <w:spacing w:before="0" w:after="0"/>
+      </w:pPr>
+      <w:r>
+        <w:rPr>
+          <w:rFonts w:ascii="Consolas" w:hAnsi="Consolas" w:cs="Consolas"/>
+          <w:sz w:val="15"/>
+          <w:szCs w:val="15"/>
+        </w:rPr>
+        <w:t xml:space="preserve">      └──────┬───────┘</w:t>
+      </w:r>
+    </w:p>
+    <w:p>
+      <w:pPr>
+        <w:pStyle w:val="CodeBlock"/>
+        <w:shd w:val="clear" w:color="auto" w:fill="F1F3F4"/>
+        <w:spacing w:before="0" w:after="0"/>
+      </w:pPr>
+      <w:r>
+        <w:rPr>
+          <w:rFonts w:ascii="Consolas" w:hAnsi="Consolas" w:cs="Consolas"/>
+          <w:sz w:val="15"/>
+          <w:szCs w:val="15"/>
+        </w:rPr>
+        <w:t xml:space="preserve">             │ no</w:t>
+      </w:r>
+    </w:p>
+    <w:p>
+      <w:pPr>
+        <w:pStyle w:val="CodeBlock"/>
+        <w:shd w:val="clear" w:color="auto" w:fill="F1F3F4"/>
+        <w:spacing w:before="0" w:after="0"/>
+      </w:pPr>
+      <w:r>
+        <w:rPr>
+          <w:rFonts w:ascii="Consolas" w:hAnsi="Consolas" w:cs="Consolas"/>
+          <w:sz w:val="15"/>
+          <w:szCs w:val="15"/>
+        </w:rPr>
+        <w:t xml:space="preserve">             ▼</w:t>
+      </w:r>
+    </w:p>
+    <w:p>
+      <w:pPr>
+        <w:pStyle w:val="CodeBlock"/>
+        <w:shd w:val="clear" w:color="auto" w:fill="F1F3F4"/>
+        <w:spacing w:before="0" w:after="0"/>
+      </w:pPr>
+      <w:r>
+        <w:rPr>
+          <w:rFonts w:ascii="Consolas" w:hAnsi="Consolas" w:cs="Consolas"/>
+          <w:sz w:val="15"/>
+          <w:szCs w:val="15"/>
+        </w:rPr>
+        <w:t xml:space="preserve">      ┌──────────────┐  yes ──► unwrap, combine, install session key</w:t>
+      </w:r>
+    </w:p>
+    <w:p>
+      <w:pPr>
+        <w:pStyle w:val="CodeBlock"/>
+        <w:shd w:val="clear" w:color="auto" w:fill="F1F3F4"/>
+        <w:spacing w:before="0" w:after="0"/>
+      </w:pPr>
+      <w:r>
+        <w:rPr>
+          <w:rFonts w:ascii="Consolas" w:hAnsi="Consolas" w:cs="Consolas"/>
+          <w:sz w:val="15"/>
+          <w:szCs w:val="15"/>
+        </w:rPr>
+        <w:t xml:space="preserve">      │ SECRET?      │</w:t>
+      </w:r>
+    </w:p>
+    <w:p>
+      <w:pPr>
+        <w:pStyle w:val="CodeBlock"/>
+        <w:shd w:val="clear" w:color="auto" w:fill="F1F3F4"/>
+        <w:spacing w:before="0" w:after="0"/>
+      </w:pPr>
+      <w:r>
+        <w:rPr>
+          <w:rFonts w:ascii="Consolas" w:hAnsi="Consolas" w:cs="Consolas"/>
+          <w:sz w:val="15"/>
+          <w:szCs w:val="15"/>
+        </w:rPr>
+        <w:t xml:space="preserve">      └──────┬───────┘</w:t>
+      </w:r>
+    </w:p>
+    <w:p>
+      <w:pPr>
+        <w:pStyle w:val="CodeBlock"/>
+        <w:shd w:val="clear" w:color="auto" w:fill="F1F3F4"/>
+        <w:spacing w:before="0" w:after="0"/>
+      </w:pPr>
+      <w:r>
+        <w:rPr>
+          <w:rFonts w:ascii="Consolas" w:hAnsi="Consolas" w:cs="Consolas"/>
+          <w:sz w:val="15"/>
+          <w:szCs w:val="15"/>
+        </w:rPr>
+        <w:t xml:space="preserve">             │ no</w:t>
+      </w:r>
+    </w:p>
+    <w:p>
+      <w:pPr>
+        <w:pStyle w:val="CodeBlock"/>
+        <w:shd w:val="clear" w:color="auto" w:fill="F1F3F4"/>
+        <w:spacing w:before="0" w:after="0"/>
+      </w:pPr>
+      <w:r>
+        <w:rPr>
+          <w:rFonts w:ascii="Consolas" w:hAnsi="Consolas" w:cs="Consolas"/>
+          <w:sz w:val="15"/>
+          <w:szCs w:val="15"/>
+        </w:rPr>
+        <w:t xml:space="preserve">             ▼</w:t>
+      </w:r>
+    </w:p>
+    <w:p>
+      <w:pPr>
+        <w:pStyle w:val="CodeBlock"/>
+        <w:shd w:val="clear" w:color="auto" w:fill="F1F3F4"/>
+        <w:spacing w:before="0" w:after="0"/>
+      </w:pPr>
+      <w:r>
+        <w:rPr>
+          <w:rFonts w:ascii="Consolas" w:hAnsi="Consolas" w:cs="Consolas"/>
+          <w:sz w:val="15"/>
+          <w:szCs w:val="15"/>
+        </w:rPr>
+        <w:t xml:space="preserve">      ┌──────────────┐  yes ──► handshake is not finished yet</w:t>
+      </w:r>
+    </w:p>
+    <w:p>
+      <w:pPr>
+        <w:pStyle w:val="CodeBlock"/>
+        <w:shd w:val="clear" w:color="auto" w:fill="F1F3F4"/>
+        <w:spacing w:before="0" w:after="0"/>
+      </w:pPr>
+      <w:r>
+        <w:rPr>
+          <w:rFonts w:ascii="Consolas" w:hAnsi="Consolas" w:cs="Consolas"/>
+          <w:sz w:val="15"/>
+          <w:szCs w:val="15"/>
+        </w:rPr>
+        <w:t xml:space="preserve">      │ no key yet?  │</w:t>
+      </w:r>
+    </w:p>
+    <w:p>
+      <w:pPr>
+        <w:pStyle w:val="CodeBlock"/>
+        <w:shd w:val="clear" w:color="auto" w:fill="F1F3F4"/>
+        <w:spacing w:before="0" w:after="0"/>
+      </w:pPr>
+      <w:r>
+        <w:rPr>
+          <w:rFonts w:ascii="Consolas" w:hAnsi="Consolas" w:cs="Consolas"/>
+          <w:sz w:val="15"/>
+          <w:szCs w:val="15"/>
+        </w:rPr>
+        <w:t xml:space="preserve">      └──────┬───────┘</w:t>
+      </w:r>
+    </w:p>
+    <w:p>
+      <w:pPr>
+        <w:pStyle w:val="CodeBlock"/>
+        <w:shd w:val="clear" w:color="auto" w:fill="F1F3F4"/>
+        <w:spacing w:before="0" w:after="0"/>
+      </w:pPr>
+      <w:r>
+        <w:rPr>
+          <w:rFonts w:ascii="Consolas" w:hAnsi="Consolas" w:cs="Consolas"/>
+          <w:sz w:val="15"/>
+          <w:szCs w:val="15"/>
+        </w:rPr>
+        <w:t xml:space="preserve">             │ no</w:t>
+      </w:r>
+    </w:p>
+    <w:p>
+      <w:pPr>
+        <w:pStyle w:val="CodeBlock"/>
+        <w:shd w:val="clear" w:color="auto" w:fill="F1F3F4"/>
+        <w:spacing w:before="0" w:after="0"/>
+      </w:pPr>
+      <w:r>
+        <w:rPr>
+          <w:rFonts w:ascii="Consolas" w:hAnsi="Consolas" w:cs="Consolas"/>
+          <w:sz w:val="15"/>
+          <w:szCs w:val="15"/>
+        </w:rPr>
+        <w:t xml:space="preserve">             ▼</w:t>
+      </w:r>
+    </w:p>
+    <w:p>
+      <w:pPr>
+        <w:pStyle w:val="CodeBlock"/>
+        <w:shd w:val="clear" w:color="auto" w:fill="F1F3F4"/>
+        <w:spacing w:before="0" w:after="0"/>
+      </w:pPr>
+      <w:r>
+        <w:rPr>
+          <w:rFonts w:ascii="Consolas" w:hAnsi="Consolas" w:cs="Consolas"/>
+          <w:sz w:val="15"/>
+          <w:szCs w:val="15"/>
+        </w:rPr>
+        <w:t xml:space="preserve">      ┌──────────────┐  yes ──► duplicate or replay → discard silently</w:t>
+      </w:r>
+    </w:p>
+    <w:p>
+      <w:pPr>
+        <w:pStyle w:val="CodeBlock"/>
+        <w:shd w:val="clear" w:color="auto" w:fill="F1F3F4"/>
+        <w:spacing w:before="0" w:after="0"/>
+      </w:pPr>
+      <w:r>
+        <w:rPr>
+          <w:rFonts w:ascii="Consolas" w:hAnsi="Consolas" w:cs="Consolas"/>
+          <w:sz w:val="15"/>
+          <w:szCs w:val="15"/>
+        </w:rPr>
+        <w:t xml:space="preserve">      │ id already   │</w:t>
+      </w:r>
+    </w:p>
+    <w:p>
+      <w:pPr>
+        <w:pStyle w:val="CodeBlock"/>
+        <w:shd w:val="clear" w:color="auto" w:fill="F1F3F4"/>
+        <w:spacing w:before="0" w:after="0"/>
+      </w:pPr>
+      <w:r>
+        <w:rPr>
+          <w:rFonts w:ascii="Consolas" w:hAnsi="Consolas" w:cs="Consolas"/>
+          <w:sz w:val="15"/>
+          <w:szCs w:val="15"/>
+        </w:rPr>
+        <w:t xml:space="preserve">      │ in DB?       │</w:t>
+      </w:r>
+    </w:p>
+    <w:p>
+      <w:pPr>
+        <w:pStyle w:val="CodeBlock"/>
+        <w:shd w:val="clear" w:color="auto" w:fill="F1F3F4"/>
+        <w:spacing w:before="0" w:after="0"/>
+      </w:pPr>
+      <w:r>
+        <w:rPr>
+          <w:rFonts w:ascii="Consolas" w:hAnsi="Consolas" w:cs="Consolas"/>
+          <w:sz w:val="15"/>
+          <w:szCs w:val="15"/>
+        </w:rPr>
+        <w:t xml:space="preserve">      └──────┬───────┘</w:t>
+      </w:r>
+    </w:p>
+    <w:p>
+      <w:pPr>
+        <w:pStyle w:val="CodeBlock"/>
+        <w:shd w:val="clear" w:color="auto" w:fill="F1F3F4"/>
+        <w:spacing w:before="0" w:after="0"/>
+      </w:pPr>
+      <w:r>
+        <w:rPr>
+          <w:rFonts w:ascii="Consolas" w:hAnsi="Consolas" w:cs="Consolas"/>
+          <w:sz w:val="15"/>
+          <w:szCs w:val="15"/>
+        </w:rPr>
+        <w:t xml:space="preserve">             │ no</w:t>
+      </w:r>
+    </w:p>
+    <w:p>
+      <w:pPr>
+        <w:pStyle w:val="CodeBlock"/>
+        <w:shd w:val="clear" w:color="auto" w:fill="F1F3F4"/>
+        <w:spacing w:before="0" w:after="0"/>
+      </w:pPr>
+      <w:r>
+        <w:rPr>
+          <w:rFonts w:ascii="Consolas" w:hAnsi="Consolas" w:cs="Consolas"/>
+          <w:sz w:val="15"/>
+          <w:szCs w:val="15"/>
+        </w:rPr>
+        <w:t xml:space="preserve">             ▼</w:t>
+      </w:r>
+    </w:p>
+    <w:p>
+      <w:pPr>
+        <w:pStyle w:val="CodeBlock"/>
+        <w:shd w:val="clear" w:color="auto" w:fill="F1F3F4"/>
+        <w:spacing w:before="0" w:after="0"/>
+      </w:pPr>
+      <w:r>
+        <w:rPr>
+          <w:rFonts w:ascii="Consolas" w:hAnsi="Consolas" w:cs="Consolas"/>
+          <w:sz w:val="15"/>
+          <w:szCs w:val="15"/>
+        </w:rPr>
+        <w:t xml:space="preserve">      ┌──────────────┐</w:t>
+      </w:r>
+    </w:p>
+    <w:p>
+      <w:pPr>
+        <w:pStyle w:val="CodeBlock"/>
+        <w:shd w:val="clear" w:color="auto" w:fill="F1F3F4"/>
+        <w:spacing w:before="0" w:after="0"/>
+      </w:pPr>
+      <w:r>
+        <w:rPr>
+          <w:rFonts w:ascii="Consolas" w:hAnsi="Consolas" w:cs="Consolas"/>
+          <w:sz w:val="15"/>
+          <w:szCs w:val="15"/>
+        </w:rPr>
+        <w:t xml:space="preserve">      │ AES-GCM      │  fails ──► record as unreadable; UI says so plainly</w:t>
+      </w:r>
+    </w:p>
+    <w:p>
+      <w:pPr>
+        <w:pStyle w:val="CodeBlock"/>
+        <w:shd w:val="clear" w:color="auto" w:fill="F1F3F4"/>
+        <w:spacing w:before="0" w:after="0"/>
+      </w:pPr>
+      <w:r>
+        <w:rPr>
+          <w:rFonts w:ascii="Consolas" w:hAnsi="Consolas" w:cs="Consolas"/>
+          <w:sz w:val="15"/>
+          <w:szCs w:val="15"/>
+        </w:rPr>
+        <w:t xml:space="preserve">      │ decrypt      │</w:t>
+      </w:r>
+    </w:p>
+    <w:p>
+      <w:pPr>
+        <w:pStyle w:val="CodeBlock"/>
+        <w:shd w:val="clear" w:color="auto" w:fill="F1F3F4"/>
+        <w:spacing w:before="0" w:after="0"/>
+      </w:pPr>
+      <w:r>
+        <w:rPr>
+          <w:rFonts w:ascii="Consolas" w:hAnsi="Consolas" w:cs="Consolas"/>
+          <w:sz w:val="15"/>
+          <w:szCs w:val="15"/>
+        </w:rPr>
+        <w:t xml:space="preserve">      └──────┬───────┘</w:t>
+      </w:r>
+    </w:p>
+    <w:p>
+      <w:pPr>
+        <w:pStyle w:val="CodeBlock"/>
+        <w:shd w:val="clear" w:color="auto" w:fill="F1F3F4"/>
+        <w:spacing w:before="0" w:after="0"/>
+      </w:pPr>
+      <w:r>
+        <w:rPr>
+          <w:rFonts w:ascii="Consolas" w:hAnsi="Consolas" w:cs="Consolas"/>
+          <w:sz w:val="15"/>
+          <w:szCs w:val="15"/>
+        </w:rPr>
+        <w:t xml:space="preserve">             ▼</w:t>
+      </w:r>
+    </w:p>
+    <w:p>
+      <w:pPr>
+        <w:pStyle w:val="CodeBlock"/>
+        <w:shd w:val="clear" w:color="auto" w:fill="F1F3F4"/>
+        <w:spacing w:before="0" w:after="0"/>
+      </w:pPr>
+      <w:r>
+        <w:rPr>
+          <w:rFonts w:ascii="Consolas" w:hAnsi="Consolas" w:cs="Consolas"/>
+          <w:sz w:val="15"/>
+          <w:szCs w:val="15"/>
+        </w:rPr>
+        <w:t xml:space="preserve">      ┌──────────────┐</w:t>
+      </w:r>
+    </w:p>
+    <w:p>
+      <w:pPr>
+        <w:pStyle w:val="CodeBlock"/>
+        <w:shd w:val="clear" w:color="auto" w:fill="F1F3F4"/>
+        <w:spacing w:before="0" w:after="0"/>
+      </w:pPr>
+      <w:r>
+        <w:rPr>
+          <w:rFonts w:ascii="Consolas" w:hAnsi="Consolas" w:cs="Consolas"/>
+          <w:sz w:val="15"/>
+          <w:szCs w:val="15"/>
+        </w:rPr>
+        <w:t xml:space="preserve">      │ Room insert  │  status = RECEIVED → DELIVERED</w:t>
+      </w:r>
+    </w:p>
+    <w:p>
+      <w:pPr>
+        <w:pStyle w:val="CodeBlock"/>
+        <w:shd w:val="clear" w:color="auto" w:fill="F1F3F4"/>
+        <w:spacing w:before="0" w:after="0"/>
+      </w:pPr>
+      <w:r>
+        <w:rPr>
+          <w:rFonts w:ascii="Consolas" w:hAnsi="Consolas" w:cs="Consolas"/>
+          <w:sz w:val="15"/>
+          <w:szCs w:val="15"/>
+        </w:rPr>
+        <w:t xml:space="preserve">      └──────────────┘</w:t>
       </w:r>
     </w:p>
     <w:p>
@@ -7493,7 +7493,7 @@
         <w:spacing w:before="0" w:after="120"/>
       </w:pPr>
       <w:r>
-        <w:t xml:space="preserve">6.1 Technical feasibility â€” </w:t>
+        <w:t xml:space="preserve">6.1 Technical feasibility — </w:t>
       </w:r>
       <w:r>
         <w:rPr>
@@ -7710,7 +7710,7 @@
                 <w:sz w:val="18"/>
                 <w:szCs w:val="18"/>
               </w:rPr>
-              <w:t xml:space="preserve"> The application code and resources are ~1.36 MB and load fast, but the artifact is now 196,626,175 bytes because a 153 MB Whisper model is bundled so dictation works offline. Measured on the test device, *installing* it needs ~1.1 GB free at commit time. On a nearly-full low-end handset that is the thing that fails, not the runtime. See Â§12.</w:t>
+              <w:t xml:space="preserve"> The application code and resources are ~1.36 MB and load fast, but the artifact is now 196,626,175 bytes because a 153 MB Whisper model is bundled so dictation works offline. Measured on the test device, *installing* it needs ~1.1 GB free at commit time. On a nearly-full low-end handset that is the thing that fails, not the runtime. See §12.</w:t>
             </w:r>
           </w:p>
         </w:tc>
@@ -7807,7 +7807,7 @@
                 <w:sz w:val="18"/>
                 <w:szCs w:val="18"/>
               </w:rPr>
-              <w:t xml:space="preserve"> Whisper base int8 via sherpa-onnx, bundled in the APK, decoded on device. Verified on a realme RMX2020: 11.00 s of speech transcribed in 5,151 ms, real-time factor â‰ˆ0.47Ã—. All ten languages build a working session. Word error rate per language is </w:t>
+              <w:t xml:space="preserve"> Whisper base int8 via sherpa-onnx, bundled in the APK, decoded on device. Verified on a realme RMX2020: 11.00 s of speech transcribed in 5,151–6,545 ms across three runs, real-time factor 0.47–0.60×. All ten languages build a working session. Word error rate per language is </w:t>
             </w:r>
             <w:r>
               <w:rPr>
@@ -7822,7 +7822,7 @@
                 <w:sz w:val="18"/>
                 <w:szCs w:val="18"/>
               </w:rPr>
-              <w:t xml:space="preserve">. See Â§6.5.</w:t>
+              <w:t xml:space="preserve">. See §6.5.</w:t>
             </w:r>
           </w:p>
         </w:tc>
@@ -7843,7 +7843,7 @@
         <w:spacing w:before="0" w:after="120"/>
       </w:pPr>
       <w:r>
-        <w:t xml:space="preserve">6.2 Economic feasibility â€” </w:t>
+        <w:t xml:space="preserve">6.2 Economic feasibility — </w:t>
       </w:r>
       <w:r>
         <w:rPr>
@@ -8158,7 +8158,7 @@
         <w:spacing w:before="0" w:after="120"/>
       </w:pPr>
       <w:r>
-        <w:t xml:space="preserve">6.3 Operational feasibility â€” </w:t>
+        <w:t xml:space="preserve">6.3 Operational feasibility — </w:t>
       </w:r>
       <w:r>
         <w:rPr>
@@ -8263,7 +8263,7 @@
                 <w:sz w:val="18"/>
                 <w:szCs w:val="18"/>
               </w:rPr>
-              <w:t xml:space="preserve">Sideload the APK, enable unknown sources, grant 3â€“4 runtime permissions.</w:t>
+              <w:t xml:space="preserve">Sideload the APK, enable unknown sources, grant 3–4 runtime permissions.</w:t>
             </w:r>
           </w:p>
         </w:tc>
@@ -8337,7 +8337,7 @@
                 <w:sz w:val="18"/>
                 <w:szCs w:val="18"/>
               </w:rPr>
-              <w:t xml:space="preserve">Chat UI. Voice controls are currently hidden â€” see Â§6.5.</w:t>
+              <w:t xml:space="preserve">Chat UI. Voice controls are currently hidden — see §6.5.</w:t>
             </w:r>
           </w:p>
         </w:tc>
@@ -8462,7 +8462,7 @@
         <w:spacing w:before="0" w:after="120"/>
       </w:pPr>
       <w:r>
-        <w:t xml:space="preserve">6.4 Legal and ethical feasibility â€” </w:t>
+        <w:t xml:space="preserve">6.4 Legal and ethical feasibility — </w:t>
       </w:r>
       <w:r>
         <w:rPr>
@@ -8619,7 +8619,7 @@
                 <w:sz w:val="18"/>
                 <w:szCs w:val="18"/>
               </w:rPr>
-              <w:t xml:space="preserve"> Â§4.</w:t>
+              <w:t xml:space="preserve"> §4.</w:t>
             </w:r>
           </w:p>
         </w:tc>
@@ -8751,7 +8751,7 @@
         <w:spacing w:before="0" w:after="120"/>
       </w:pPr>
       <w:r>
-        <w:t xml:space="preserve">6.5 Scope honesty â€” what is not built yet</w:t>
+        <w:t xml:space="preserve">6.5 Scope honesty — what is not built yet</w:t>
       </w:r>
     </w:p>
     <w:tbl>
@@ -8993,7 +8993,7 @@
                 <w:sz w:val="18"/>
                 <w:szCs w:val="18"/>
               </w:rPr>
-              <w:t xml:space="preserve"> Â§1.2.</w:t>
+              <w:t xml:space="preserve"> §1.2.</w:t>
             </w:r>
           </w:p>
         </w:tc>
@@ -9116,7 +9116,7 @@
                 <w:sz w:val="18"/>
                 <w:szCs w:val="18"/>
               </w:rPr>
-              <w:t xml:space="preserve"> Â§1.1.</w:t>
+              <w:t xml:space="preserve"> §1.1.</w:t>
             </w:r>
           </w:p>
         </w:tc>
@@ -9224,142 +9224,142 @@
           <w:sz w:val="15"/>
           <w:szCs w:val="15"/>
         </w:rPr>
-        <w:t xml:space="preserve">â”Œâ”€â”€â”€â”€â”€â”€â”€â”€â”€â”€â”€â”€â”€â”€â”€â”€â”€â”€â”€â”€â”€â”€â”€â”€â”€â”€â”€â”€â”€â”€â”€â”€â”€â”€â”€â”€â”€â”€â”€â”€â”€â”€â”€â”€â”€â”€â”€â”€â”€â”€â”€â”€â”€â”€â”€â”€â”€â”€â”€â”</w:t>
-      </w:r>
-    </w:p>
-    <w:p>
-      <w:pPr>
-        <w:pStyle w:val="CodeBlock"/>
-        <w:shd w:val="clear" w:color="auto" w:fill="F1F3F4"/>
-        <w:spacing w:before="0" w:after="0"/>
-      </w:pPr>
-      <w:r>
-        <w:rPr>
-          <w:rFonts w:ascii="Consolas" w:hAnsi="Consolas" w:cs="Consolas"/>
-          <w:sz w:val="15"/>
-          <w:szCs w:val="15"/>
-        </w:rPr>
-        <w:t xml:space="preserve">â”‚  UI          Compose screens Â· ViewModels Â· StateFlow      â”‚</w:t>
-      </w:r>
-    </w:p>
-    <w:p>
-      <w:pPr>
-        <w:pStyle w:val="CodeBlock"/>
-        <w:shd w:val="clear" w:color="auto" w:fill="F1F3F4"/>
-        <w:spacing w:before="0" w:after="0"/>
-      </w:pPr>
-      <w:r>
-        <w:rPr>
-          <w:rFonts w:ascii="Consolas" w:hAnsi="Consolas" w:cs="Consolas"/>
-          <w:sz w:val="15"/>
-          <w:szCs w:val="15"/>
-        </w:rPr>
-        <w:t xml:space="preserve">â”œâ”€â”€â”€â”€â”€â”€â”€â”€â”€â”€â”€â”€â”€â”€â”€â”€â”€â”€â”€â”€â”€â”€â”€â”€â”€â”€â”€â”€â”€â”€â”€â”€â”€â”€â”€â”€â”€â”€â”€â”€â”€â”€â”€â”€â”€â”€â”€â”€â”€â”€â”€â”€â”€â”€â”€â”€â”€â”€â”€â”¤</w:t>
-      </w:r>
-    </w:p>
-    <w:p>
-      <w:pPr>
-        <w:pStyle w:val="CodeBlock"/>
-        <w:shd w:val="clear" w:color="auto" w:fill="F1F3F4"/>
-        <w:spacing w:before="0" w:after="0"/>
-      </w:pPr>
-      <w:r>
-        <w:rPr>
-          <w:rFonts w:ascii="Consolas" w:hAnsi="Consolas" w:cs="Consolas"/>
-          <w:sz w:val="15"/>
-          <w:szCs w:val="15"/>
-        </w:rPr>
-        <w:t xml:space="preserve">â”‚  DOMAIN      MessageRepository Â· Envelope Â· EnvelopeCodec  â”‚</w:t>
-      </w:r>
-    </w:p>
-    <w:p>
-      <w:pPr>
-        <w:pStyle w:val="CodeBlock"/>
-        <w:shd w:val="clear" w:color="auto" w:fill="F1F3F4"/>
-        <w:spacing w:before="0" w:after="0"/>
-      </w:pPr>
-      <w:r>
-        <w:rPr>
-          <w:rFonts w:ascii="Consolas" w:hAnsi="Consolas" w:cs="Consolas"/>
-          <w:sz w:val="15"/>
-          <w:szCs w:val="15"/>
-        </w:rPr>
-        <w:t xml:space="preserve">â”‚              PeerHello Â· PeerSecret Â· speech interfaces    â”‚</w:t>
-      </w:r>
-    </w:p>
-    <w:p>
-      <w:pPr>
-        <w:pStyle w:val="CodeBlock"/>
-        <w:shd w:val="clear" w:color="auto" w:fill="F1F3F4"/>
-        <w:spacing w:before="0" w:after="0"/>
-      </w:pPr>
-      <w:r>
-        <w:rPr>
-          <w:rFonts w:ascii="Consolas" w:hAnsi="Consolas" w:cs="Consolas"/>
-          <w:sz w:val="15"/>
-          <w:szCs w:val="15"/>
-        </w:rPr>
-        <w:t xml:space="preserve">â”œâ”€â”€â”€â”€â”€â”€â”€â”€â”€â”€â”€â”€â”€â”€â”€â”€â”€â”€â”€â”€â”€â”€â”€â”€â”€â”€â”€â”€â”€â”€â”€â”€â”€â”€â”€â”€â”€â”€â”€â”€â”€â”€â”€â”€â”€â”€â”€â”€â”€â”€â”€â”€â”€â”€â”€â”€â”€â”€â”€â”¤</w:t>
-      </w:r>
-    </w:p>
-    <w:p>
-      <w:pPr>
-        <w:pStyle w:val="CodeBlock"/>
-        <w:shd w:val="clear" w:color="auto" w:fill="F1F3F4"/>
-        <w:spacing w:before="0" w:after="0"/>
-      </w:pPr>
-      <w:r>
-        <w:rPr>
-          <w:rFonts w:ascii="Consolas" w:hAnsi="Consolas" w:cs="Consolas"/>
-          <w:sz w:val="15"/>
-          <w:szCs w:val="15"/>
-        </w:rPr>
-        <w:t xml:space="preserve">â”‚  DATA        NearbyManager Â· transports Â· crypto Â· Room    â”‚</w:t>
-      </w:r>
-    </w:p>
-    <w:p>
-      <w:pPr>
-        <w:pStyle w:val="CodeBlock"/>
-        <w:shd w:val="clear" w:color="auto" w:fill="F1F3F4"/>
-        <w:spacing w:before="0" w:after="0"/>
-      </w:pPr>
-      <w:r>
-        <w:rPr>
-          <w:rFonts w:ascii="Consolas" w:hAnsi="Consolas" w:cs="Consolas"/>
-          <w:sz w:val="15"/>
-          <w:szCs w:val="15"/>
-        </w:rPr>
-        <w:t xml:space="preserve">â”œâ”€â”€â”€â”€â”€â”€â”€â”€â”€â”€â”€â”€â”€â”€â”€â”€â”€â”€â”€â”€â”€â”€â”€â”€â”€â”€â”€â”€â”€â”€â”€â”€â”€â”€â”€â”€â”€â”€â”€â”€â”€â”€â”€â”€â”€â”€â”€â”€â”€â”€â”€â”€â”€â”€â”€â”€â”€â”€â”€â”¤</w:t>
-      </w:r>
-    </w:p>
-    <w:p>
-      <w:pPr>
-        <w:pStyle w:val="CodeBlock"/>
-        <w:shd w:val="clear" w:color="auto" w:fill="F1F3F4"/>
-        <w:spacing w:before="0" w:after="0"/>
-      </w:pPr>
-      <w:r>
-        <w:rPr>
-          <w:rFonts w:ascii="Consolas" w:hAnsi="Consolas" w:cs="Consolas"/>
-          <w:sz w:val="15"/>
-          <w:szCs w:val="15"/>
-        </w:rPr>
-        <w:t xml:space="preserve">â”‚  PLATFORM    Android Keystore Â· Bluetooth Â· Audio Â· TTS    â”‚</w:t>
-      </w:r>
-    </w:p>
-    <w:p>
-      <w:pPr>
-        <w:pStyle w:val="CodeBlock"/>
-        <w:shd w:val="clear" w:color="auto" w:fill="F1F3F4"/>
-        <w:spacing w:before="0" w:after="0"/>
-      </w:pPr>
-      <w:r>
-        <w:rPr>
-          <w:rFonts w:ascii="Consolas" w:hAnsi="Consolas" w:cs="Consolas"/>
-          <w:sz w:val="15"/>
-          <w:szCs w:val="15"/>
-        </w:rPr>
-        <w:t xml:space="preserve">â””â”€â”€â”€â”€â”€â”€â”€â”€â”€â”€â”€â”€â”€â”€â”€â”€â”€â”€â”€â”€â”€â”€â”€â”€â”€â”€â”€â”€â”€â”€â”€â”€â”€â”€â”€â”€â”€â”€â”€â”€â”€â”€â”€â”€â”€â”€â”€â”€â”€â”€â”€â”€â”€â”€â”€â”€â”€â”€â”€â”˜</w:t>
+        <w:t xml:space="preserve">┌───────────────────────────────────────────────────────────┐</w:t>
+      </w:r>
+    </w:p>
+    <w:p>
+      <w:pPr>
+        <w:pStyle w:val="CodeBlock"/>
+        <w:shd w:val="clear" w:color="auto" w:fill="F1F3F4"/>
+        <w:spacing w:before="0" w:after="0"/>
+      </w:pPr>
+      <w:r>
+        <w:rPr>
+          <w:rFonts w:ascii="Consolas" w:hAnsi="Consolas" w:cs="Consolas"/>
+          <w:sz w:val="15"/>
+          <w:szCs w:val="15"/>
+        </w:rPr>
+        <w:t xml:space="preserve">│  UI          Compose screens · ViewModels · StateFlow      │</w:t>
+      </w:r>
+    </w:p>
+    <w:p>
+      <w:pPr>
+        <w:pStyle w:val="CodeBlock"/>
+        <w:shd w:val="clear" w:color="auto" w:fill="F1F3F4"/>
+        <w:spacing w:before="0" w:after="0"/>
+      </w:pPr>
+      <w:r>
+        <w:rPr>
+          <w:rFonts w:ascii="Consolas" w:hAnsi="Consolas" w:cs="Consolas"/>
+          <w:sz w:val="15"/>
+          <w:szCs w:val="15"/>
+        </w:rPr>
+        <w:t xml:space="preserve">├───────────────────────────────────────────────────────────┤</w:t>
+      </w:r>
+    </w:p>
+    <w:p>
+      <w:pPr>
+        <w:pStyle w:val="CodeBlock"/>
+        <w:shd w:val="clear" w:color="auto" w:fill="F1F3F4"/>
+        <w:spacing w:before="0" w:after="0"/>
+      </w:pPr>
+      <w:r>
+        <w:rPr>
+          <w:rFonts w:ascii="Consolas" w:hAnsi="Consolas" w:cs="Consolas"/>
+          <w:sz w:val="15"/>
+          <w:szCs w:val="15"/>
+        </w:rPr>
+        <w:t xml:space="preserve">│  DOMAIN      MessageRepository · Envelope · EnvelopeCodec  │</w:t>
+      </w:r>
+    </w:p>
+    <w:p>
+      <w:pPr>
+        <w:pStyle w:val="CodeBlock"/>
+        <w:shd w:val="clear" w:color="auto" w:fill="F1F3F4"/>
+        <w:spacing w:before="0" w:after="0"/>
+      </w:pPr>
+      <w:r>
+        <w:rPr>
+          <w:rFonts w:ascii="Consolas" w:hAnsi="Consolas" w:cs="Consolas"/>
+          <w:sz w:val="15"/>
+          <w:szCs w:val="15"/>
+        </w:rPr>
+        <w:t xml:space="preserve">│              PeerHello · PeerSecret · speech interfaces    │</w:t>
+      </w:r>
+    </w:p>
+    <w:p>
+      <w:pPr>
+        <w:pStyle w:val="CodeBlock"/>
+        <w:shd w:val="clear" w:color="auto" w:fill="F1F3F4"/>
+        <w:spacing w:before="0" w:after="0"/>
+      </w:pPr>
+      <w:r>
+        <w:rPr>
+          <w:rFonts w:ascii="Consolas" w:hAnsi="Consolas" w:cs="Consolas"/>
+          <w:sz w:val="15"/>
+          <w:szCs w:val="15"/>
+        </w:rPr>
+        <w:t xml:space="preserve">├───────────────────────────────────────────────────────────┤</w:t>
+      </w:r>
+    </w:p>
+    <w:p>
+      <w:pPr>
+        <w:pStyle w:val="CodeBlock"/>
+        <w:shd w:val="clear" w:color="auto" w:fill="F1F3F4"/>
+        <w:spacing w:before="0" w:after="0"/>
+      </w:pPr>
+      <w:r>
+        <w:rPr>
+          <w:rFonts w:ascii="Consolas" w:hAnsi="Consolas" w:cs="Consolas"/>
+          <w:sz w:val="15"/>
+          <w:szCs w:val="15"/>
+        </w:rPr>
+        <w:t xml:space="preserve">│  DATA        NearbyManager · transports · crypto · Room    │</w:t>
+      </w:r>
+    </w:p>
+    <w:p>
+      <w:pPr>
+        <w:pStyle w:val="CodeBlock"/>
+        <w:shd w:val="clear" w:color="auto" w:fill="F1F3F4"/>
+        <w:spacing w:before="0" w:after="0"/>
+      </w:pPr>
+      <w:r>
+        <w:rPr>
+          <w:rFonts w:ascii="Consolas" w:hAnsi="Consolas" w:cs="Consolas"/>
+          <w:sz w:val="15"/>
+          <w:szCs w:val="15"/>
+        </w:rPr>
+        <w:t xml:space="preserve">├───────────────────────────────────────────────────────────┤</w:t>
+      </w:r>
+    </w:p>
+    <w:p>
+      <w:pPr>
+        <w:pStyle w:val="CodeBlock"/>
+        <w:shd w:val="clear" w:color="auto" w:fill="F1F3F4"/>
+        <w:spacing w:before="0" w:after="0"/>
+      </w:pPr>
+      <w:r>
+        <w:rPr>
+          <w:rFonts w:ascii="Consolas" w:hAnsi="Consolas" w:cs="Consolas"/>
+          <w:sz w:val="15"/>
+          <w:szCs w:val="15"/>
+        </w:rPr>
+        <w:t xml:space="preserve">│  PLATFORM    Android Keystore · Bluetooth · Audio · TTS    │</w:t>
+      </w:r>
+    </w:p>
+    <w:p>
+      <w:pPr>
+        <w:pStyle w:val="CodeBlock"/>
+        <w:shd w:val="clear" w:color="auto" w:fill="F1F3F4"/>
+        <w:spacing w:before="0" w:after="0"/>
+      </w:pPr>
+      <w:r>
+        <w:rPr>
+          <w:rFonts w:ascii="Consolas" w:hAnsi="Consolas" w:cs="Consolas"/>
+          <w:sz w:val="15"/>
+          <w:szCs w:val="15"/>
+        </w:rPr>
+        <w:t xml:space="preserve">└───────────────────────────────────────────────────────────┘</w:t>
       </w:r>
     </w:p>
     <w:p>
@@ -9386,7 +9386,7 @@
         <w:t xml:space="preserve">ByteLink</w:t>
       </w:r>
       <w:r>
-        <w:t xml:space="preserve"> is written against one three-method interface â€” </w:t>
+        <w:t xml:space="preserve"> is written against one three-method interface — </w:t>
       </w:r>
       <w:r>
         <w:rPr>
@@ -9430,7 +9430,7 @@
         <w:t xml:space="preserve">close</w:t>
       </w:r>
       <w:r>
-        <w:t xml:space="preserve"> â€” and knows nothing about which radio carried the bytes. There is no </w:t>
+        <w:t xml:space="preserve"> — and knows nothing about which radio carried the bytes. There is no </w:t>
       </w:r>
       <w:r>
         <w:rPr>
@@ -9794,7 +9794,7 @@
                 <w:sz w:val="18"/>
                 <w:szCs w:val="18"/>
               </w:rPr>
-              <w:t xml:space="preserve">message id (full UUID â€” the dedup key)</w:t>
+              <w:t xml:space="preserve">message id (full UUID — the dedup key)</w:t>
             </w:r>
           </w:p>
         </w:tc>
@@ -10178,7 +10178,7 @@
         <w:t xml:space="preserve">null</w:t>
       </w:r>
       <w:r>
-        <w:t xml:space="preserve">, never an exception, and length is validated before allocation â€” a 5-byte packet claiming a 2 GB payload must not be able to OOM the process. Full layout in </w:t>
+        <w:t xml:space="preserve">, never an exception, and length is validated before allocation — a 5-byte packet claiming a 2 GB payload must not be able to OOM the process. Full layout in </w:t>
       </w:r>
       <w:r>
         <w:rPr>
@@ -10199,7 +10199,7 @@
         <w:spacing w:before="0" w:after="120"/>
       </w:pPr>
       <w:r>
-        <w:t xml:space="preserve">7.3 Security approach â€” two separate keys, two separate jobs</w:t>
+        <w:t xml:space="preserve">7.3 Security approach — two separate keys, two separate jobs</w:t>
       </w:r>
     </w:p>
     <w:p>
@@ -10508,7 +10508,7 @@
         <w:t xml:space="preserve">decrypt</w:t>
       </w:r>
       <w:r>
-        <w:t xml:space="preserve"> were each correct in isolation â€” there was simply no step anywhere that made two devices hold the same key.</w:t>
+        <w:t xml:space="preserve"> were each correct in isolation — there was simply no step anywhere that made two devices hold the same key.</w:t>
       </w:r>
     </w:p>
     <w:p>
@@ -10607,7 +10607,7 @@
         <w:t xml:space="preserve">SessionKeys.combine</w:t>
       </w:r>
       <w:r>
-        <w:t xml:space="preserve"> is a pure function over bytes and device ids â€” no</w:t>
+        <w:t xml:space="preserve"> is a pure function over bytes and device ids — no</w:t>
       </w:r>
     </w:p>
     <w:p>
@@ -10615,7 +10615,7 @@
         <w:spacing w:before="0" w:after="120"/>
       </w:pPr>
       <w:r>
-        <w:t xml:space="preserve">Keystore, no Android types â€” because this is the step that must produce the same answer on two devices and cannot be tested on one.</w:t>
+        <w:t xml:space="preserve">Keystore, no Android types — because this is the step that must produce the same answer on two devices and cannot be tested on one.</w:t>
       </w:r>
     </w:p>
     <w:p>
@@ -11402,7 +11402,7 @@
                 <w:sz w:val="18"/>
                 <w:szCs w:val="18"/>
               </w:rPr>
-              <w:t xml:space="preserve"> â€” </w:t>
+              <w:t xml:space="preserve"> — </w:t>
             </w:r>
             <w:r>
               <w:rPr>
@@ -11865,7 +11865,7 @@
         <w:t xml:space="preserve">ChatScreen</w:t>
       </w:r>
       <w:r>
-        <w:t xml:space="preserve"> reads availability from the same constant that selects the implementation â€” the two cannot disagree.</w:t>
+        <w:t xml:space="preserve"> reads availability from the same constant that selects the implementation — the two cannot disagree.</w:t>
       </w:r>
     </w:p>
     <w:p>
@@ -11893,7 +11893,7 @@
         <w:spacing w:before="0" w:after="120"/>
       </w:pPr>
       <w:r>
-        <w:t xml:space="preserve">8.1 Viability â€” can this survive contact with users?</w:t>
+        <w:t xml:space="preserve">8.1 Viability — can this survive contact with users?</w:t>
       </w:r>
     </w:p>
     <w:tbl>
@@ -12140,7 +12140,7 @@
                 <w:sz w:val="18"/>
                 <w:szCs w:val="18"/>
               </w:rPr>
-              <w:t xml:space="preserve">Yes. Absent peer â†’ queued and retried. Absent key â†’ distinct message. Unreadable row â†’ the UI says the row cannot be read rather than showing an empty chat that looks like data loss.</w:t>
+              <w:t xml:space="preserve">Yes. Absent peer → queued and retried. Absent key → distinct message. Unreadable row → the UI says the row cannot be read rather than showing an empty chat that looks like data loss.</w:t>
             </w:r>
           </w:p>
         </w:tc>
@@ -12427,7 +12427,7 @@
                 <w:sz w:val="18"/>
                 <w:szCs w:val="18"/>
               </w:rPr>
-              <w:t xml:space="preserve"> Â§1.1.</w:t>
+              <w:t xml:space="preserve"> §1.1.</w:t>
             </w:r>
           </w:p>
         </w:tc>
@@ -13093,7 +13093,7 @@
                 <w:sz w:val="18"/>
                 <w:szCs w:val="18"/>
               </w:rPr>
-              <w:t xml:space="preserve"> the artifact is 196,626,175 bytes because offline dictation ships a 153 MB model inside it, and installing that needs ~1.1 GB free â€” measured. A user on a full handset may simply not be able to install it. That is a real cost of the feature, not a rounding error.</w:t>
+              <w:t xml:space="preserve"> the artifact is 196,626,175 bytes because offline dictation ships a 153 MB model inside it, and installing that needs ~1.1 GB free — measured. A user on a full handset may simply not be able to install it. That is a real cost of the feature, not a rounding error.</w:t>
             </w:r>
           </w:p>
         </w:tc>
@@ -13248,7 +13248,7 @@
         <w:spacing w:before="0" w:after="120"/>
       </w:pPr>
       <w:r>
-        <w:t xml:space="preserve">not to add networking" â€” the release APK has no </w:t>
+        <w:t xml:space="preserve">not to add networking" — the release APK has no </w:t>
       </w:r>
       <w:r>
         <w:rPr>
@@ -13421,7 +13421,7 @@
         <w:spacing w:before="0" w:after="120"/>
       </w:pPr>
       <w:r>
-        <w:t xml:space="preserve">depends on â€” the actual purpose of a mesh-capable field-communication design.</w:t>
+        <w:t xml:space="preserve">depends on — the actual purpose of a mesh-capable field-communication design.</w:t>
       </w:r>
     </w:p>
     <w:p>
@@ -13485,7 +13485,7 @@
         <w:spacing w:before="0" w:after="120"/>
       </w:pPr>
       <w:r>
-        <w:t xml:space="preserve">No two-device run has happened. Every number that would quantify the benefit above â€” latency, battery, delivery success rate â€” is </w:t>
+        <w:t xml:space="preserve">No two-device run has happened. Every number that would quantify the benefit above — latency, battery, delivery success rate — is </w:t>
       </w:r>
       <w:r>
         <w:rPr>
@@ -13988,7 +13988,7 @@
                 <w:sz w:val="16"/>
                 <w:szCs w:val="16"/>
               </w:rPr>
-              <w:t xml:space="preserve">PENDING â†’ SENT â†’ DELIVERED â†’ FAILED</w:t>
+              <w:t xml:space="preserve">PENDING → SENT → DELIVERED → FAILED</w:t>
             </w:r>
             <w:r>
               <w:rPr>
@@ -14598,7 +14598,7 @@
         <w:t xml:space="preserve">on purpose</w:t>
       </w:r>
       <w:r>
-        <w:t xml:space="preserve">. sherpa-onnx is JNI, so a JVM test can only mock it â€” and a mock of the recogniser is precisely what hid a hardcoded </w:t>
+        <w:t xml:space="preserve">. sherpa-onnx is JNI, so a JVM test can only mock it — and a mock of the recogniser is precisely what hid a hardcoded </w:t>
       </w:r>
       <w:r>
         <w:rPr>
@@ -14951,7 +14951,7 @@
                 <w:sz w:val="18"/>
                 <w:szCs w:val="18"/>
               </w:rPr>
-              <w:t xml:space="preserve"> â€” HMAC-Based Extract-and-Expand Key Derivation Function (HKDF)</w:t>
+              <w:t xml:space="preserve"> — HMAC-Based Extract-and-Expand Key Derivation Function (HKDF)</w:t>
             </w:r>
           </w:p>
         </w:tc>
@@ -15004,7 +15004,7 @@
                 <w:sz w:val="18"/>
                 <w:szCs w:val="18"/>
               </w:rPr>
-              <w:t xml:space="preserve"> â€” GCM (Galois/Counter Mode)</w:t>
+              <w:t xml:space="preserve"> — GCM (Galois/Counter Mode)</w:t>
             </w:r>
           </w:p>
         </w:tc>
@@ -15049,7 +15049,7 @@
                 <w:sz w:val="18"/>
                 <w:szCs w:val="18"/>
               </w:rPr>
-              <w:t xml:space="preserve"> â€” Key Management</w:t>
+              <w:t xml:space="preserve"> — Key Management</w:t>
             </w:r>
           </w:p>
         </w:tc>
@@ -15094,7 +15094,7 @@
                 <w:sz w:val="18"/>
                 <w:szCs w:val="18"/>
               </w:rPr>
-              <w:t xml:space="preserve"> â€” </w:t>
+              <w:t xml:space="preserve"> — </w:t>
             </w:r>
             <w:r>
               <w:rPr>
@@ -15162,7 +15162,7 @@
                 <w:sz w:val="18"/>
                 <w:szCs w:val="18"/>
               </w:rPr>
-              <w:t xml:space="preserve"> â€” Bluetooth Serial Port Profile</w:t>
+              <w:t xml:space="preserve"> — Bluetooth Serial Port Profile</w:t>
             </w:r>
           </w:p>
         </w:tc>
@@ -15207,7 +15207,7 @@
                 <w:sz w:val="18"/>
                 <w:szCs w:val="18"/>
               </w:rPr>
-              <w:t xml:space="preserve"> â€” ATT/GATT, 23-byte default MTU</w:t>
+              <w:t xml:space="preserve"> — ATT/GATT, 23-byte default MTU</w:t>
             </w:r>
           </w:p>
         </w:tc>
@@ -15267,7 +15267,7 @@
                 <w:sz w:val="18"/>
                 <w:szCs w:val="18"/>
               </w:rPr>
-              <w:t xml:space="preserve"> â€” </w:t>
+              <w:t xml:space="preserve"> — </w:t>
             </w:r>
             <w:r>
               <w:rPr>
@@ -15320,7 +15320,7 @@
                 <w:sz w:val="18"/>
                 <w:szCs w:val="18"/>
               </w:rPr>
-              <w:t xml:space="preserve"> â€” location gating below API 31</w:t>
+              <w:t xml:space="preserve"> — location gating below API 31</w:t>
             </w:r>
           </w:p>
         </w:tc>
@@ -15365,7 +15365,7 @@
                 <w:sz w:val="18"/>
                 <w:szCs w:val="18"/>
               </w:rPr>
-              <w:t xml:space="preserve"> â€” streaming ASR, VAD and TTS runtime</w:t>
+              <w:t xml:space="preserve"> — streaming ASR, VAD and TTS runtime</w:t>
             </w:r>
           </w:p>
         </w:tc>
@@ -15410,7 +15410,7 @@
                 <w:sz w:val="18"/>
                 <w:szCs w:val="18"/>
               </w:rPr>
-              <w:t xml:space="preserve"> â€” voice activity detection</w:t>
+              <w:t xml:space="preserve"> — voice activity detection</w:t>
             </w:r>
           </w:p>
         </w:tc>
@@ -15923,7 +15923,7 @@
                 <w:sz w:val="18"/>
                 <w:szCs w:val="18"/>
               </w:rPr>
-              <w:t xml:space="preserve"> Â§1.3</w:t>
+              <w:t xml:space="preserve"> §1.3</w:t>
             </w:r>
           </w:p>
         </w:tc>
@@ -15960,7 +15960,7 @@
                 <w:sz w:val="18"/>
                 <w:szCs w:val="18"/>
               </w:rPr>
-              <w:t xml:space="preserve">Needs a SIM, a number and a carrier â€” all of which fail in the outage scenario that motivates the app</w:t>
+              <w:t xml:space="preserve">Needs a SIM, a number and a carrier — all of which fail in the outage scenario that motivates the app</w:t>
             </w:r>
           </w:p>
         </w:tc>
@@ -16585,7 +16585,7 @@
         <w:spacing w:before="0" w:after="120"/>
       </w:pPr>
       <w:r>
-        <w:t xml:space="preserve">Three rows elsewhere in this document are measured, and each is labelled at the point of use: the 196,626,175-byte release APK and the 422 passing unit-test executions are properties of a build artifact, and the Whisper decode â€” 11.00 s of speech in 5,151 ms, measured on a realme RMX2020 â€” is the one runtime measurement in the project.</w:t>
+        <w:t xml:space="preserve">Three rows elsewhere in this document are measured, and each is labelled at the point of use: the 196,626,175-byte release APK and the 422 passing unit-test executions are properties of a build artifact, and the Whisper decode — 11.00 s of speech in 5,151–6,545 ms over three runs, measured on a realme RMX2020 — is the one runtime measurement in the project.</w:t>
       </w:r>
     </w:p>
     <w:p>
@@ -16735,24 +16735,24 @@
                 <w:sz w:val="18"/>
                 <w:szCs w:val="18"/>
               </w:rPr>
-              <w:t xml:space="preserve">Title â€” iTantra Message, offline P2P messaging</w:t>
-            </w:r>
-          </w:p>
-        </w:tc>
-        <w:tc>
-          <w:tcPr>
-            <w:tcW w:w="3120" w:type="dxa"/>
-          </w:tcPr>
-          <w:p>
-            <w:pPr>
-              <w:spacing w:before="0" w:after="40"/>
-            </w:pPr>
-            <w:r>
-              <w:rPr>
-                <w:sz w:val="18"/>
-                <w:szCs w:val="18"/>
-              </w:rPr>
-              <w:t xml:space="preserve">â€”</w:t>
+              <w:t xml:space="preserve">Title — iTantra Message, offline P2P messaging</w:t>
+            </w:r>
+          </w:p>
+        </w:tc>
+        <w:tc>
+          <w:tcPr>
+            <w:tcW w:w="3120" w:type="dxa"/>
+          </w:tcPr>
+          <w:p>
+            <w:pPr>
+              <w:spacing w:before="0" w:after="40"/>
+            </w:pPr>
+            <w:r>
+              <w:rPr>
+                <w:sz w:val="18"/>
+                <w:szCs w:val="18"/>
+              </w:rPr>
+              <w:t xml:space="preserve">—</w:t>
             </w:r>
           </w:p>
         </w:tc>
@@ -16789,24 +16789,24 @@
                 <w:sz w:val="18"/>
                 <w:szCs w:val="18"/>
               </w:rPr>
-              <w:t xml:space="preserve">The problem â€” when the network is the failure</w:t>
-            </w:r>
-          </w:p>
-        </w:tc>
-        <w:tc>
-          <w:tcPr>
-            <w:tcW w:w="3120" w:type="dxa"/>
-          </w:tcPr>
-          <w:p>
-            <w:pPr>
-              <w:spacing w:before="0" w:after="40"/>
-            </w:pPr>
-            <w:r>
-              <w:rPr>
-                <w:sz w:val="18"/>
-                <w:szCs w:val="18"/>
-              </w:rPr>
-              <w:t xml:space="preserve">Â§1.2</w:t>
+              <w:t xml:space="preserve">The problem — when the network is the failure</w:t>
+            </w:r>
+          </w:p>
+        </w:tc>
+        <w:tc>
+          <w:tcPr>
+            <w:tcW w:w="3120" w:type="dxa"/>
+          </w:tcPr>
+          <w:p>
+            <w:pPr>
+              <w:spacing w:before="0" w:after="40"/>
+            </w:pPr>
+            <w:r>
+              <w:rPr>
+                <w:sz w:val="18"/>
+                <w:szCs w:val="18"/>
+              </w:rPr>
+              <w:t xml:space="preserve">§1.2</w:t>
             </w:r>
           </w:p>
         </w:tc>
@@ -16843,24 +16843,24 @@
                 <w:sz w:val="18"/>
                 <w:szCs w:val="18"/>
               </w:rPr>
-              <w:t xml:space="preserve">The response â€” no network, no account, no server</w:t>
-            </w:r>
-          </w:p>
-        </w:tc>
-        <w:tc>
-          <w:tcPr>
-            <w:tcW w:w="3120" w:type="dxa"/>
-          </w:tcPr>
-          <w:p>
-            <w:pPr>
-              <w:spacing w:before="0" w:after="40"/>
-            </w:pPr>
-            <w:r>
-              <w:rPr>
-                <w:sz w:val="18"/>
-                <w:szCs w:val="18"/>
-              </w:rPr>
-              <w:t xml:space="preserve">Â§1.3</w:t>
+              <w:t xml:space="preserve">The response — no network, no account, no server</w:t>
+            </w:r>
+          </w:p>
+        </w:tc>
+        <w:tc>
+          <w:tcPr>
+            <w:tcW w:w="3120" w:type="dxa"/>
+          </w:tcPr>
+          <w:p>
+            <w:pPr>
+              <w:spacing w:before="0" w:after="40"/>
+            </w:pPr>
+            <w:r>
+              <w:rPr>
+                <w:sz w:val="18"/>
+                <w:szCs w:val="18"/>
+              </w:rPr>
+              <w:t xml:space="preserve">§1.3</w:t>
             </w:r>
           </w:p>
         </w:tc>
@@ -16897,24 +16897,24 @@
                 <w:sz w:val="18"/>
                 <w:szCs w:val="18"/>
               </w:rPr>
-              <w:t xml:space="preserve">Scope â€” built, not built, out of scope</w:t>
-            </w:r>
-          </w:p>
-        </w:tc>
-        <w:tc>
-          <w:tcPr>
-            <w:tcW w:w="3120" w:type="dxa"/>
-          </w:tcPr>
-          <w:p>
-            <w:pPr>
-              <w:spacing w:before="0" w:after="40"/>
-            </w:pPr>
-            <w:r>
-              <w:rPr>
-                <w:sz w:val="18"/>
-                <w:szCs w:val="18"/>
-              </w:rPr>
-              <w:t xml:space="preserve">Â§1.4</w:t>
+              <w:t xml:space="preserve">Scope — built, not built, out of scope</w:t>
+            </w:r>
+          </w:p>
+        </w:tc>
+        <w:tc>
+          <w:tcPr>
+            <w:tcW w:w="3120" w:type="dxa"/>
+          </w:tcPr>
+          <w:p>
+            <w:pPr>
+              <w:spacing w:before="0" w:after="40"/>
+            </w:pPr>
+            <w:r>
+              <w:rPr>
+                <w:sz w:val="18"/>
+                <w:szCs w:val="18"/>
+              </w:rPr>
+              <w:t xml:space="preserve">§1.4</w:t>
             </w:r>
           </w:p>
         </w:tc>
@@ -16951,24 +16951,24 @@
                 <w:sz w:val="18"/>
                 <w:szCs w:val="18"/>
               </w:rPr>
-              <w:t xml:space="preserve">Technology stack â€” Kotlin, Compose, AndroidX only</w:t>
-            </w:r>
-          </w:p>
-        </w:tc>
-        <w:tc>
-          <w:tcPr>
-            <w:tcW w:w="3120" w:type="dxa"/>
-          </w:tcPr>
-          <w:p>
-            <w:pPr>
-              <w:spacing w:before="0" w:after="40"/>
-            </w:pPr>
-            <w:r>
-              <w:rPr>
-                <w:sz w:val="18"/>
-                <w:szCs w:val="18"/>
-              </w:rPr>
-              <w:t xml:space="preserve">Â§2.1â€“2.2</w:t>
+              <w:t xml:space="preserve">Technology stack — Kotlin, Compose, AndroidX only</w:t>
+            </w:r>
+          </w:p>
+        </w:tc>
+        <w:tc>
+          <w:tcPr>
+            <w:tcW w:w="3120" w:type="dxa"/>
+          </w:tcPr>
+          <w:p>
+            <w:pPr>
+              <w:spacing w:before="0" w:after="40"/>
+            </w:pPr>
+            <w:r>
+              <w:rPr>
+                <w:sz w:val="18"/>
+                <w:szCs w:val="18"/>
+              </w:rPr>
+              <w:t xml:space="preserve">§2.1–2.2</w:t>
             </w:r>
           </w:p>
         </w:tc>
@@ -17005,24 +17005,24 @@
                 <w:sz w:val="18"/>
                 <w:szCs w:val="18"/>
               </w:rPr>
-              <w:t xml:space="preserve">Permissions â€” and the one deliberately absent</w:t>
-            </w:r>
-          </w:p>
-        </w:tc>
-        <w:tc>
-          <w:tcPr>
-            <w:tcW w:w="3120" w:type="dxa"/>
-          </w:tcPr>
-          <w:p>
-            <w:pPr>
-              <w:spacing w:before="0" w:after="40"/>
-            </w:pPr>
-            <w:r>
-              <w:rPr>
-                <w:sz w:val="18"/>
-                <w:szCs w:val="18"/>
-              </w:rPr>
-              <w:t xml:space="preserve">Â§2.4</w:t>
+              <w:t xml:space="preserve">Permissions — and the one deliberately absent</w:t>
+            </w:r>
+          </w:p>
+        </w:tc>
+        <w:tc>
+          <w:tcPr>
+            <w:tcW w:w="3120" w:type="dxa"/>
+          </w:tcPr>
+          <w:p>
+            <w:pPr>
+              <w:spacing w:before="0" w:after="40"/>
+            </w:pPr>
+            <w:r>
+              <w:rPr>
+                <w:sz w:val="18"/>
+                <w:szCs w:val="18"/>
+              </w:rPr>
+              <w:t xml:space="preserve">§2.4</w:t>
             </w:r>
           </w:p>
         </w:tc>
@@ -17059,24 +17059,24 @@
                 <w:sz w:val="18"/>
                 <w:szCs w:val="18"/>
               </w:rPr>
-              <w:t xml:space="preserve">DFD Level 0 â€” context</w:t>
-            </w:r>
-          </w:p>
-        </w:tc>
-        <w:tc>
-          <w:tcPr>
-            <w:tcW w:w="3120" w:type="dxa"/>
-          </w:tcPr>
-          <w:p>
-            <w:pPr>
-              <w:spacing w:before="0" w:after="40"/>
-            </w:pPr>
-            <w:r>
-              <w:rPr>
-                <w:sz w:val="18"/>
-                <w:szCs w:val="18"/>
-              </w:rPr>
-              <w:t xml:space="preserve">Â§3</w:t>
+              <w:t xml:space="preserve">DFD Level 0 — context</w:t>
+            </w:r>
+          </w:p>
+        </w:tc>
+        <w:tc>
+          <w:tcPr>
+            <w:tcW w:w="3120" w:type="dxa"/>
+          </w:tcPr>
+          <w:p>
+            <w:pPr>
+              <w:spacing w:before="0" w:after="40"/>
+            </w:pPr>
+            <w:r>
+              <w:rPr>
+                <w:sz w:val="18"/>
+                <w:szCs w:val="18"/>
+              </w:rPr>
+              <w:t xml:space="preserve">§3</w:t>
             </w:r>
           </w:p>
         </w:tc>
@@ -17113,24 +17113,24 @@
                 <w:sz w:val="18"/>
                 <w:szCs w:val="18"/>
               </w:rPr>
-              <w:t xml:space="preserve">DFD Level 1 â€” message pipeline</w:t>
-            </w:r>
-          </w:p>
-        </w:tc>
-        <w:tc>
-          <w:tcPr>
-            <w:tcW w:w="3120" w:type="dxa"/>
-          </w:tcPr>
-          <w:p>
-            <w:pPr>
-              <w:spacing w:before="0" w:after="40"/>
-            </w:pPr>
-            <w:r>
-              <w:rPr>
-                <w:sz w:val="18"/>
-                <w:szCs w:val="18"/>
-              </w:rPr>
-              <w:t xml:space="preserve">Â§4</w:t>
+              <w:t xml:space="preserve">DFD Level 1 — message pipeline</w:t>
+            </w:r>
+          </w:p>
+        </w:tc>
+        <w:tc>
+          <w:tcPr>
+            <w:tcW w:w="3120" w:type="dxa"/>
+          </w:tcPr>
+          <w:p>
+            <w:pPr>
+              <w:spacing w:before="0" w:after="40"/>
+            </w:pPr>
+            <w:r>
+              <w:rPr>
+                <w:sz w:val="18"/>
+                <w:szCs w:val="18"/>
+              </w:rPr>
+              <w:t xml:space="preserve">§4</w:t>
             </w:r>
           </w:p>
         </w:tc>
@@ -17167,24 +17167,24 @@
                 <w:sz w:val="18"/>
                 <w:szCs w:val="18"/>
               </w:rPr>
-              <w:t xml:space="preserve">CFD â€” sending a message</w:t>
-            </w:r>
-          </w:p>
-        </w:tc>
-        <w:tc>
-          <w:tcPr>
-            <w:tcW w:w="3120" w:type="dxa"/>
-          </w:tcPr>
-          <w:p>
-            <w:pPr>
-              <w:spacing w:before="0" w:after="40"/>
-            </w:pPr>
-            <w:r>
-              <w:rPr>
-                <w:sz w:val="18"/>
-                <w:szCs w:val="18"/>
-              </w:rPr>
-              <w:t xml:space="preserve">Â§5.1</w:t>
+              <w:t xml:space="preserve">CFD — sending a message</w:t>
+            </w:r>
+          </w:p>
+        </w:tc>
+        <w:tc>
+          <w:tcPr>
+            <w:tcW w:w="3120" w:type="dxa"/>
+          </w:tcPr>
+          <w:p>
+            <w:pPr>
+              <w:spacing w:before="0" w:after="40"/>
+            </w:pPr>
+            <w:r>
+              <w:rPr>
+                <w:sz w:val="18"/>
+                <w:szCs w:val="18"/>
+              </w:rPr>
+              <w:t xml:space="preserve">§5.1</w:t>
             </w:r>
           </w:p>
         </w:tc>
@@ -17221,24 +17221,24 @@
                 <w:sz w:val="18"/>
                 <w:szCs w:val="18"/>
               </w:rPr>
-              <w:t xml:space="preserve">CFD â€” the four-frame handshake</w:t>
-            </w:r>
-          </w:p>
-        </w:tc>
-        <w:tc>
-          <w:tcPr>
-            <w:tcW w:w="3120" w:type="dxa"/>
-          </w:tcPr>
-          <w:p>
-            <w:pPr>
-              <w:spacing w:before="0" w:after="40"/>
-            </w:pPr>
-            <w:r>
-              <w:rPr>
-                <w:sz w:val="18"/>
-                <w:szCs w:val="18"/>
-              </w:rPr>
-              <w:t xml:space="preserve">Â§5.2</w:t>
+              <w:t xml:space="preserve">CFD — the four-frame handshake</w:t>
+            </w:r>
+          </w:p>
+        </w:tc>
+        <w:tc>
+          <w:tcPr>
+            <w:tcW w:w="3120" w:type="dxa"/>
+          </w:tcPr>
+          <w:p>
+            <w:pPr>
+              <w:spacing w:before="0" w:after="40"/>
+            </w:pPr>
+            <w:r>
+              <w:rPr>
+                <w:sz w:val="18"/>
+                <w:szCs w:val="18"/>
+              </w:rPr>
+              <w:t xml:space="preserve">§5.2</w:t>
             </w:r>
           </w:p>
         </w:tc>
@@ -17275,24 +17275,24 @@
                 <w:sz w:val="18"/>
                 <w:szCs w:val="18"/>
               </w:rPr>
-              <w:t xml:space="preserve">CFD â€” receiving a frame</w:t>
-            </w:r>
-          </w:p>
-        </w:tc>
-        <w:tc>
-          <w:tcPr>
-            <w:tcW w:w="3120" w:type="dxa"/>
-          </w:tcPr>
-          <w:p>
-            <w:pPr>
-              <w:spacing w:before="0" w:after="40"/>
-            </w:pPr>
-            <w:r>
-              <w:rPr>
-                <w:sz w:val="18"/>
-                <w:szCs w:val="18"/>
-              </w:rPr>
-              <w:t xml:space="preserve">Â§5.3</w:t>
+              <w:t xml:space="preserve">CFD — receiving a frame</w:t>
+            </w:r>
+          </w:p>
+        </w:tc>
+        <w:tc>
+          <w:tcPr>
+            <w:tcW w:w="3120" w:type="dxa"/>
+          </w:tcPr>
+          <w:p>
+            <w:pPr>
+              <w:spacing w:before="0" w:after="40"/>
+            </w:pPr>
+            <w:r>
+              <w:rPr>
+                <w:sz w:val="18"/>
+                <w:szCs w:val="18"/>
+              </w:rPr>
+              <w:t xml:space="preserve">§5.3</w:t>
             </w:r>
           </w:p>
         </w:tc>
@@ -17329,24 +17329,24 @@
                 <w:sz w:val="18"/>
                 <w:szCs w:val="18"/>
               </w:rPr>
-              <w:t xml:space="preserve">Feasibility â€” technical, economic, operational, legal</w:t>
-            </w:r>
-          </w:p>
-        </w:tc>
-        <w:tc>
-          <w:tcPr>
-            <w:tcW w:w="3120" w:type="dxa"/>
-          </w:tcPr>
-          <w:p>
-            <w:pPr>
-              <w:spacing w:before="0" w:after="40"/>
-            </w:pPr>
-            <w:r>
-              <w:rPr>
-                <w:sz w:val="18"/>
-                <w:szCs w:val="18"/>
-              </w:rPr>
-              <w:t xml:space="preserve">Â§6.1â€“6.4</w:t>
+              <w:t xml:space="preserve">Feasibility — technical, economic, operational, legal</w:t>
+            </w:r>
+          </w:p>
+        </w:tc>
+        <w:tc>
+          <w:tcPr>
+            <w:tcW w:w="3120" w:type="dxa"/>
+          </w:tcPr>
+          <w:p>
+            <w:pPr>
+              <w:spacing w:before="0" w:after="40"/>
+            </w:pPr>
+            <w:r>
+              <w:rPr>
+                <w:sz w:val="18"/>
+                <w:szCs w:val="18"/>
+              </w:rPr>
+              <w:t xml:space="preserve">§6.1–6.4</w:t>
             </w:r>
           </w:p>
         </w:tc>
@@ -17383,7 +17383,7 @@
                 <w:sz w:val="18"/>
                 <w:szCs w:val="18"/>
               </w:rPr>
-              <w:t xml:space="preserve">Technical approach â€” layering and the </w:t>
+              <w:t xml:space="preserve">Technical approach — layering and the </w:t>
             </w:r>
             <w:r>
               <w:rPr>
@@ -17415,7 +17415,7 @@
                 <w:sz w:val="18"/>
                 <w:szCs w:val="18"/>
               </w:rPr>
-              <w:t xml:space="preserve">Â§7.1</w:t>
+              <w:t xml:space="preserve">§7.1</w:t>
             </w:r>
           </w:p>
         </w:tc>
@@ -17452,24 +17452,24 @@
                 <w:sz w:val="18"/>
                 <w:szCs w:val="18"/>
               </w:rPr>
-              <w:t xml:space="preserve">Technical approach â€” why binary, not JSON</w:t>
-            </w:r>
-          </w:p>
-        </w:tc>
-        <w:tc>
-          <w:tcPr>
-            <w:tcW w:w="3120" w:type="dxa"/>
-          </w:tcPr>
-          <w:p>
-            <w:pPr>
-              <w:spacing w:before="0" w:after="40"/>
-            </w:pPr>
-            <w:r>
-              <w:rPr>
-                <w:sz w:val="18"/>
-                <w:szCs w:val="18"/>
-              </w:rPr>
-              <w:t xml:space="preserve">Â§7.2</w:t>
+              <w:t xml:space="preserve">Technical approach — why binary, not JSON</w:t>
+            </w:r>
+          </w:p>
+        </w:tc>
+        <w:tc>
+          <w:tcPr>
+            <w:tcW w:w="3120" w:type="dxa"/>
+          </w:tcPr>
+          <w:p>
+            <w:pPr>
+              <w:spacing w:before="0" w:after="40"/>
+            </w:pPr>
+            <w:r>
+              <w:rPr>
+                <w:sz w:val="18"/>
+                <w:szCs w:val="18"/>
+              </w:rPr>
+              <w:t xml:space="preserve">§7.2</w:t>
             </w:r>
           </w:p>
         </w:tc>
@@ -17506,24 +17506,24 @@
                 <w:sz w:val="18"/>
                 <w:szCs w:val="18"/>
               </w:rPr>
-              <w:t xml:space="preserve">Technical approach â€” two keys, two jobs</w:t>
-            </w:r>
-          </w:p>
-        </w:tc>
-        <w:tc>
-          <w:tcPr>
-            <w:tcW w:w="3120" w:type="dxa"/>
-          </w:tcPr>
-          <w:p>
-            <w:pPr>
-              <w:spacing w:before="0" w:after="40"/>
-            </w:pPr>
-            <w:r>
-              <w:rPr>
-                <w:sz w:val="18"/>
-                <w:szCs w:val="18"/>
-              </w:rPr>
-              <w:t xml:space="preserve">Â§7.3</w:t>
+              <w:t xml:space="preserve">Technical approach — two keys, two jobs</w:t>
+            </w:r>
+          </w:p>
+        </w:tc>
+        <w:tc>
+          <w:tcPr>
+            <w:tcW w:w="3120" w:type="dxa"/>
+          </w:tcPr>
+          <w:p>
+            <w:pPr>
+              <w:spacing w:before="0" w:after="40"/>
+            </w:pPr>
+            <w:r>
+              <w:rPr>
+                <w:sz w:val="18"/>
+                <w:szCs w:val="18"/>
+              </w:rPr>
+              <w:t xml:space="preserve">§7.3</w:t>
             </w:r>
           </w:p>
         </w:tc>
@@ -17560,24 +17560,24 @@
                 <w:sz w:val="18"/>
                 <w:szCs w:val="18"/>
               </w:rPr>
-              <w:t xml:space="preserve">Reliability â€” queue, backoff, dedup, hostile input</w:t>
-            </w:r>
-          </w:p>
-        </w:tc>
-        <w:tc>
-          <w:tcPr>
-            <w:tcW w:w="3120" w:type="dxa"/>
-          </w:tcPr>
-          <w:p>
-            <w:pPr>
-              <w:spacing w:before="0" w:after="40"/>
-            </w:pPr>
-            <w:r>
-              <w:rPr>
-                <w:sz w:val="18"/>
-                <w:szCs w:val="18"/>
-              </w:rPr>
-              <w:t xml:space="preserve">Â§7.4</w:t>
+              <w:t xml:space="preserve">Reliability — queue, backoff, dedup, hostile input</w:t>
+            </w:r>
+          </w:p>
+        </w:tc>
+        <w:tc>
+          <w:tcPr>
+            <w:tcW w:w="3120" w:type="dxa"/>
+          </w:tcPr>
+          <w:p>
+            <w:pPr>
+              <w:spacing w:before="0" w:after="40"/>
+            </w:pPr>
+            <w:r>
+              <w:rPr>
+                <w:sz w:val="18"/>
+                <w:szCs w:val="18"/>
+              </w:rPr>
+              <w:t xml:space="preserve">§7.4</w:t>
             </w:r>
           </w:p>
         </w:tc>
@@ -17614,24 +17614,24 @@
                 <w:sz w:val="18"/>
                 <w:szCs w:val="18"/>
               </w:rPr>
-              <w:t xml:space="preserve">Offline speech â€” interfaces ready, models pending</w:t>
-            </w:r>
-          </w:p>
-        </w:tc>
-        <w:tc>
-          <w:tcPr>
-            <w:tcW w:w="3120" w:type="dxa"/>
-          </w:tcPr>
-          <w:p>
-            <w:pPr>
-              <w:spacing w:before="0" w:after="40"/>
-            </w:pPr>
-            <w:r>
-              <w:rPr>
-                <w:sz w:val="18"/>
-                <w:szCs w:val="18"/>
-              </w:rPr>
-              <w:t xml:space="preserve">Â§7.5, Â§6.5</w:t>
+              <w:t xml:space="preserve">Offline speech — interfaces ready, models pending</w:t>
+            </w:r>
+          </w:p>
+        </w:tc>
+        <w:tc>
+          <w:tcPr>
+            <w:tcW w:w="3120" w:type="dxa"/>
+          </w:tcPr>
+          <w:p>
+            <w:pPr>
+              <w:spacing w:before="0" w:after="40"/>
+            </w:pPr>
+            <w:r>
+              <w:rPr>
+                <w:sz w:val="18"/>
+                <w:szCs w:val="18"/>
+              </w:rPr>
+              <w:t xml:space="preserve">§7.5, §6.5</w:t>
             </w:r>
           </w:p>
         </w:tc>
@@ -17668,24 +17668,24 @@
                 <w:sz w:val="18"/>
                 <w:szCs w:val="18"/>
               </w:rPr>
-              <w:t xml:space="preserve">Viability â€” exposure and what production-ready needs</w:t>
-            </w:r>
-          </w:p>
-        </w:tc>
-        <w:tc>
-          <w:tcPr>
-            <w:tcW w:w="3120" w:type="dxa"/>
-          </w:tcPr>
-          <w:p>
-            <w:pPr>
-              <w:spacing w:before="0" w:after="40"/>
-            </w:pPr>
-            <w:r>
-              <w:rPr>
-                <w:sz w:val="18"/>
-                <w:szCs w:val="18"/>
-              </w:rPr>
-              <w:t xml:space="preserve">Â§8</w:t>
+              <w:t xml:space="preserve">Viability — exposure and what production-ready needs</w:t>
+            </w:r>
+          </w:p>
+        </w:tc>
+        <w:tc>
+          <w:tcPr>
+            <w:tcW w:w="3120" w:type="dxa"/>
+          </w:tcPr>
+          <w:p>
+            <w:pPr>
+              <w:spacing w:before="0" w:after="40"/>
+            </w:pPr>
+            <w:r>
+              <w:rPr>
+                <w:sz w:val="18"/>
+                <w:szCs w:val="18"/>
+              </w:rPr>
+              <w:t xml:space="preserve">§8</w:t>
             </w:r>
           </w:p>
         </w:tc>
@@ -17739,7 +17739,7 @@
                 <w:sz w:val="18"/>
                 <w:szCs w:val="18"/>
               </w:rPr>
-              <w:t xml:space="preserve">Â§9</w:t>
+              <w:t xml:space="preserve">§9</w:t>
             </w:r>
           </w:p>
         </w:tc>
@@ -17776,24 +17776,24 @@
                 <w:sz w:val="18"/>
                 <w:szCs w:val="18"/>
               </w:rPr>
-              <w:t xml:space="preserve">Testing â€” 422 unit-test executions, 4 instrumented tests, two executable gates</w:t>
-            </w:r>
-          </w:p>
-        </w:tc>
-        <w:tc>
-          <w:tcPr>
-            <w:tcW w:w="3120" w:type="dxa"/>
-          </w:tcPr>
-          <w:p>
-            <w:pPr>
-              <w:spacing w:before="0" w:after="40"/>
-            </w:pPr>
-            <w:r>
-              <w:rPr>
-                <w:sz w:val="18"/>
-                <w:szCs w:val="18"/>
-              </w:rPr>
-              <w:t xml:space="preserve">Â§10</w:t>
+              <w:t xml:space="preserve">Testing — 422 unit-test executions, 4 instrumented tests, two executable gates</w:t>
+            </w:r>
+          </w:p>
+        </w:tc>
+        <w:tc>
+          <w:tcPr>
+            <w:tcW w:w="3120" w:type="dxa"/>
+          </w:tcPr>
+          <w:p>
+            <w:pPr>
+              <w:spacing w:before="0" w:after="40"/>
+            </w:pPr>
+            <w:r>
+              <w:rPr>
+                <w:sz w:val="18"/>
+                <w:szCs w:val="18"/>
+              </w:rPr>
+              <w:t xml:space="preserve">§10</w:t>
             </w:r>
           </w:p>
         </w:tc>
@@ -17847,7 +17847,7 @@
                 <w:sz w:val="18"/>
                 <w:szCs w:val="18"/>
               </w:rPr>
-              <w:t xml:space="preserve">Â§11</w:t>
+              <w:t xml:space="preserve">§11</w:t>
             </w:r>
           </w:p>
         </w:tc>
@@ -17884,24 +17884,24 @@
                 <w:sz w:val="18"/>
                 <w:szCs w:val="18"/>
               </w:rPr>
-              <w:t xml:space="preserve">What is not measured â€” and how to close it</w:t>
-            </w:r>
-          </w:p>
-        </w:tc>
-        <w:tc>
-          <w:tcPr>
-            <w:tcW w:w="3120" w:type="dxa"/>
-          </w:tcPr>
-          <w:p>
-            <w:pPr>
-              <w:spacing w:before="0" w:after="40"/>
-            </w:pPr>
-            <w:r>
-              <w:rPr>
-                <w:sz w:val="18"/>
-                <w:szCs w:val="18"/>
-              </w:rPr>
-              <w:t xml:space="preserve">Â§12</w:t>
+              <w:t xml:space="preserve">What is not measured — and how to close it</w:t>
+            </w:r>
+          </w:p>
+        </w:tc>
+        <w:tc>
+          <w:tcPr>
+            <w:tcW w:w="3120" w:type="dxa"/>
+          </w:tcPr>
+          <w:p>
+            <w:pPr>
+              <w:spacing w:before="0" w:after="40"/>
+            </w:pPr>
+            <w:r>
+              <w:rPr>
+                <w:sz w:val="18"/>
+                <w:szCs w:val="18"/>
+              </w:rPr>
+              <w:t xml:space="preserve">§12</w:t>
             </w:r>
           </w:p>
         </w:tc>
